--- a/public/templates/Chevron Medical Form_updated.docx
+++ b/public/templates/Chevron Medical Form_updated.docx
@@ -4098,9 +4098,9 @@
         <w:gridCol w:w="31"/>
         <w:gridCol w:w="143"/>
         <w:gridCol w:w="7"/>
-        <w:gridCol w:w="972"/>
-        <w:gridCol w:w="93"/>
-        <w:gridCol w:w="311"/>
+        <w:gridCol w:w="912"/>
+        <w:gridCol w:w="60"/>
+        <w:gridCol w:w="404"/>
         <w:gridCol w:w="148"/>
         <w:gridCol w:w="42"/>
         <w:gridCol w:w="100"/>
@@ -4222,8 +4222,8 @@
         </w:tc>
         <w:tc>
           <w:tcPr>
-            <w:tcW w:w="1215" w:type="dxa"/>
-            <w:gridSpan w:val="4"/>
+            <w:tcW w:w="1062" w:type="dxa"/>
+            <w:gridSpan w:val="3"/>
           </w:tcPr>
           <w:p>
             <w:pPr>
@@ -4248,8 +4248,8 @@
         </w:tc>
         <w:tc>
           <w:tcPr>
-            <w:tcW w:w="4709" w:type="dxa"/>
-            <w:gridSpan w:val="11"/>
+            <w:tcW w:w="4862" w:type="dxa"/>
+            <w:gridSpan w:val="12"/>
             <w:tcBorders>
               <w:bottom w:val="single" w:sz="4" w:space="0" w:color="auto"/>
             </w:tcBorders>
@@ -4415,6 +4415,7 @@
               <w:top w:val="single" w:sz="2" w:space="0" w:color="auto"/>
               <w:bottom w:val="single" w:sz="2" w:space="0" w:color="auto"/>
             </w:tcBorders>
+            <w:vAlign w:val="center"/>
           </w:tcPr>
           <w:p>
             <w:pPr>
@@ -16920,7 +16921,7 @@
         <w:tc>
           <w:tcPr>
             <w:tcW w:w="3405" w:type="dxa"/>
-            <w:gridSpan w:val="12"/>
+            <w:gridSpan w:val="13"/>
           </w:tcPr>
           <w:p>
             <w:pPr>
@@ -16934,7 +16935,7 @@
         <w:tc>
           <w:tcPr>
             <w:tcW w:w="694" w:type="dxa"/>
-            <w:gridSpan w:val="5"/>
+            <w:gridSpan w:val="4"/>
           </w:tcPr>
           <w:p>
             <w:pPr>
@@ -17046,7 +17047,7 @@
         <w:tc>
           <w:tcPr>
             <w:tcW w:w="1153" w:type="dxa"/>
-            <w:gridSpan w:val="4"/>
+            <w:gridSpan w:val="5"/>
           </w:tcPr>
           <w:p>
             <w:pPr>
@@ -17060,7 +17061,7 @@
         <w:tc>
           <w:tcPr>
             <w:tcW w:w="694" w:type="dxa"/>
-            <w:gridSpan w:val="5"/>
+            <w:gridSpan w:val="4"/>
             <w:vAlign w:val="center"/>
           </w:tcPr>
           <w:p>
@@ -17158,7 +17159,7 @@
         <w:tc>
           <w:tcPr>
             <w:tcW w:w="3405" w:type="dxa"/>
-            <w:gridSpan w:val="12"/>
+            <w:gridSpan w:val="13"/>
           </w:tcPr>
           <w:p>
             <w:pPr>
@@ -17172,7 +17173,7 @@
         <w:tc>
           <w:tcPr>
             <w:tcW w:w="694" w:type="dxa"/>
-            <w:gridSpan w:val="5"/>
+            <w:gridSpan w:val="4"/>
           </w:tcPr>
           <w:p>
             <w:pPr>
@@ -17261,7 +17262,7 @@
         <w:tc>
           <w:tcPr>
             <w:tcW w:w="3405" w:type="dxa"/>
-            <w:gridSpan w:val="12"/>
+            <w:gridSpan w:val="13"/>
             <w:tcBorders>
               <w:bottom w:val="single" w:sz="4" w:space="0" w:color="auto"/>
             </w:tcBorders>
@@ -17278,7 +17279,7 @@
         <w:tc>
           <w:tcPr>
             <w:tcW w:w="694" w:type="dxa"/>
-            <w:gridSpan w:val="5"/>
+            <w:gridSpan w:val="4"/>
             <w:tcBorders>
               <w:bottom w:val="single" w:sz="4" w:space="0" w:color="auto"/>
             </w:tcBorders>
@@ -24909,14 +24910,20 @@
         <w:gridCol w:w="942"/>
         <w:gridCol w:w="50"/>
         <w:gridCol w:w="284"/>
-        <w:gridCol w:w="820"/>
+        <w:gridCol w:w="425"/>
+        <w:gridCol w:w="395"/>
         <w:gridCol w:w="314"/>
-        <w:gridCol w:w="1387"/>
+        <w:gridCol w:w="354"/>
+        <w:gridCol w:w="388"/>
+        <w:gridCol w:w="567"/>
+        <w:gridCol w:w="78"/>
         <w:gridCol w:w="283"/>
         <w:gridCol w:w="598"/>
-        <w:gridCol w:w="749"/>
+        <w:gridCol w:w="317"/>
+        <w:gridCol w:w="432"/>
         <w:gridCol w:w="264"/>
-        <w:gridCol w:w="1509"/>
+        <w:gridCol w:w="722"/>
+        <w:gridCol w:w="787"/>
         <w:gridCol w:w="29"/>
         <w:gridCol w:w="256"/>
       </w:tblGrid>
@@ -24927,6 +24934,7 @@
         <w:tc>
           <w:tcPr>
             <w:tcW w:w="1382" w:type="dxa"/>
+            <w:vAlign w:val="center"/>
           </w:tcPr>
           <w:p>
             <w:pPr>
@@ -24956,6 +24964,7 @@
             <w:tcBorders>
               <w:bottom w:val="single" w:sz="6" w:space="0" w:color="auto"/>
             </w:tcBorders>
+            <w:vAlign w:val="center"/>
           </w:tcPr>
           <w:p>
             <w:pPr>
@@ -24981,7 +24990,7 @@
         <w:tc>
           <w:tcPr>
             <w:tcW w:w="1154" w:type="dxa"/>
-            <w:gridSpan w:val="3"/>
+            <w:gridSpan w:val="4"/>
           </w:tcPr>
           <w:p>
             <w:pPr>
@@ -25034,7 +25043,7 @@
         <w:tc>
           <w:tcPr>
             <w:tcW w:w="1701" w:type="dxa"/>
-            <w:gridSpan w:val="2"/>
+            <w:gridSpan w:val="5"/>
             <w:tcBorders>
               <w:bottom w:val="single" w:sz="6" w:space="0" w:color="auto"/>
             </w:tcBorders>
@@ -25097,7 +25106,7 @@
         <w:tc>
           <w:tcPr>
             <w:tcW w:w="1347" w:type="dxa"/>
-            <w:gridSpan w:val="2"/>
+            <w:gridSpan w:val="3"/>
           </w:tcPr>
           <w:p>
             <w:pPr>
@@ -25123,7 +25132,7 @@
         <w:tc>
           <w:tcPr>
             <w:tcW w:w="1773" w:type="dxa"/>
-            <w:gridSpan w:val="2"/>
+            <w:gridSpan w:val="3"/>
             <w:tcBorders>
               <w:bottom w:val="single" w:sz="6" w:space="0" w:color="auto"/>
             </w:tcBorders>
@@ -25192,6 +25201,7 @@
         <w:tc>
           <w:tcPr>
             <w:tcW w:w="1382" w:type="dxa"/>
+            <w:vAlign w:val="center"/>
           </w:tcPr>
           <w:p>
             <w:pPr>
@@ -25221,6 +25231,7 @@
             <w:tcBorders>
               <w:bottom w:val="single" w:sz="6" w:space="0" w:color="auto"/>
             </w:tcBorders>
+            <w:vAlign w:val="center"/>
           </w:tcPr>
           <w:p>
             <w:pPr>
@@ -25292,39 +25303,10 @@
         <w:tc>
           <w:tcPr>
             <w:tcW w:w="2521" w:type="dxa"/>
-            <w:gridSpan w:val="3"/>
+            <w:gridSpan w:val="7"/>
             <w:tcBorders>
               <w:bottom w:val="single" w:sz="6" w:space="0" w:color="auto"/>
             </w:tcBorders>
-          </w:tcPr>
-          <w:p>
-            <w:pPr>
-              <w:spacing w:before="60"/>
-              <w:rPr>
-                <w:sz w:val="16"/>
-                <w:szCs w:val="16"/>
-              </w:rPr>
-            </w:pPr>
-          </w:p>
-        </w:tc>
-        <w:tc>
-          <w:tcPr>
-            <w:tcW w:w="283" w:type="dxa"/>
-          </w:tcPr>
-          <w:p>
-            <w:pPr>
-              <w:spacing w:before="60"/>
-              <w:rPr>
-                <w:sz w:val="16"/>
-                <w:szCs w:val="16"/>
-              </w:rPr>
-            </w:pPr>
-          </w:p>
-        </w:tc>
-        <w:tc>
-          <w:tcPr>
-            <w:tcW w:w="1347" w:type="dxa"/>
-            <w:gridSpan w:val="2"/>
           </w:tcPr>
           <w:p>
             <w:pPr>
@@ -25343,6 +25325,66 @@
                 <w:sz w:val="16"/>
                 <w:szCs w:val="16"/>
               </w:rPr>
+              <w:t>{{</w:t>
+            </w:r>
+            <w:proofErr w:type="spellStart"/>
+            <w:r>
+              <w:rPr>
+                <w:b/>
+                <w:bCs/>
+                <w:sz w:val="16"/>
+                <w:szCs w:val="16"/>
+              </w:rPr>
+              <w:t>job_title</w:t>
+            </w:r>
+            <w:proofErr w:type="spellEnd"/>
+            <w:r>
+              <w:rPr>
+                <w:b/>
+                <w:bCs/>
+                <w:sz w:val="16"/>
+                <w:szCs w:val="16"/>
+              </w:rPr>
+              <w:t>}}</w:t>
+            </w:r>
+          </w:p>
+        </w:tc>
+        <w:tc>
+          <w:tcPr>
+            <w:tcW w:w="283" w:type="dxa"/>
+          </w:tcPr>
+          <w:p>
+            <w:pPr>
+              <w:spacing w:before="60"/>
+              <w:rPr>
+                <w:sz w:val="16"/>
+                <w:szCs w:val="16"/>
+              </w:rPr>
+            </w:pPr>
+          </w:p>
+        </w:tc>
+        <w:tc>
+          <w:tcPr>
+            <w:tcW w:w="1347" w:type="dxa"/>
+            <w:gridSpan w:val="3"/>
+          </w:tcPr>
+          <w:p>
+            <w:pPr>
+              <w:spacing w:before="60"/>
+              <w:rPr>
+                <w:b/>
+                <w:bCs/>
+                <w:sz w:val="16"/>
+                <w:szCs w:val="16"/>
+              </w:rPr>
+            </w:pPr>
+            <w:r>
+              <w:rPr>
+                <w:b/>
+                <w:bCs/>
+                <w:sz w:val="16"/>
+                <w:szCs w:val="16"/>
+              </w:rPr>
               <w:t>Location</w:t>
             </w:r>
           </w:p>
@@ -25350,7 +25392,7 @@
         <w:tc>
           <w:tcPr>
             <w:tcW w:w="1773" w:type="dxa"/>
-            <w:gridSpan w:val="2"/>
+            <w:gridSpan w:val="3"/>
             <w:tcBorders>
               <w:top w:val="single" w:sz="6" w:space="0" w:color="auto"/>
               <w:bottom w:val="single" w:sz="4" w:space="0" w:color="auto"/>
@@ -25430,32 +25472,24 @@
             <w:tcBorders>
               <w:bottom w:val="single" w:sz="4" w:space="0" w:color="auto"/>
             </w:tcBorders>
+            <w:vAlign w:val="center"/>
           </w:tcPr>
           <w:p>
             <w:pPr>
               <w:spacing w:before="60" w:line="120" w:lineRule="auto"/>
               <w:rPr>
-                <w:sz w:val="16"/>
-                <w:szCs w:val="16"/>
-              </w:rPr>
-            </w:pPr>
-            <w:r>
-              <w:rPr>
-                <w:rFonts w:ascii="Angsana New" w:hAnsi="Angsana New"/>
                 <w:b/>
                 <w:bCs/>
-                <w:sz w:val="28"/>
-                <w:szCs w:val="28"/>
-              </w:rPr>
-              <w:t xml:space="preserve"> </w:t>
-            </w:r>
-            <w:r>
-              <w:rPr>
-                <w:rFonts w:ascii="Angsana New" w:hAnsi="Angsana New"/>
+                <w:sz w:val="16"/>
+                <w:szCs w:val="16"/>
+              </w:rPr>
+            </w:pPr>
+            <w:r>
+              <w:rPr>
                 <w:b/>
                 <w:bCs/>
-                <w:sz w:val="28"/>
-                <w:szCs w:val="28"/>
+                <w:sz w:val="16"/>
+                <w:szCs w:val="16"/>
               </w:rPr>
               <w:t>{{company}}</w:t>
             </w:r>
@@ -25465,6 +25499,7 @@
           <w:tcPr>
             <w:tcW w:w="1276" w:type="dxa"/>
             <w:gridSpan w:val="3"/>
+            <w:vAlign w:val="center"/>
           </w:tcPr>
           <w:p>
             <w:pPr>
@@ -25489,8 +25524,12 @@
         </w:tc>
         <w:tc>
           <w:tcPr>
-            <w:tcW w:w="5953" w:type="dxa"/>
-            <w:gridSpan w:val="9"/>
+            <w:tcW w:w="1488" w:type="dxa"/>
+            <w:gridSpan w:val="4"/>
+            <w:tcBorders>
+              <w:bottom w:val="single" w:sz="4" w:space="0" w:color="auto"/>
+            </w:tcBorders>
+            <w:vAlign w:val="center"/>
           </w:tcPr>
           <w:p>
             <w:pPr>
@@ -25540,7 +25579,31 @@
               </w:rPr>
               <w:t xml:space="preserve"> </w:t>
             </w:r>
-            <w:proofErr w:type="gramStart"/>
+            <w:r>
+              <w:rPr>
+                <w:sz w:val="16"/>
+                <w:szCs w:val="16"/>
+              </w:rPr>
+              <w:t xml:space="preserve"> </w:t>
+            </w:r>
+          </w:p>
+        </w:tc>
+        <w:tc>
+          <w:tcPr>
+            <w:tcW w:w="955" w:type="dxa"/>
+            <w:gridSpan w:val="2"/>
+            <w:vAlign w:val="center"/>
+          </w:tcPr>
+          <w:p>
+            <w:pPr>
+              <w:rPr>
+                <w:rFonts w:ascii="Arial" w:eastAsia="Times New Roman" w:hAnsi="Arial" w:cs="Arial"/>
+                <w:b/>
+                <w:sz w:val="18"/>
+                <w:szCs w:val="18"/>
+                <w:lang w:bidi="ar-SA"/>
+              </w:rPr>
+            </w:pPr>
             <w:r>
               <w:rPr>
                 <w:b/>
@@ -25550,42 +25613,75 @@
               </w:rPr>
               <w:t>Alcohol</w:t>
             </w:r>
-            <w:r>
-              <w:rPr>
-                <w:sz w:val="16"/>
-                <w:szCs w:val="16"/>
-              </w:rPr>
-              <w:t xml:space="preserve"> </w:t>
-            </w:r>
-            <w:r>
-              <w:rPr>
-                <w:sz w:val="16"/>
-                <w:szCs w:val="16"/>
-              </w:rPr>
-              <w:t xml:space="preserve"> </w:t>
-            </w:r>
-            <w:r>
-              <w:rPr>
-                <w:sz w:val="16"/>
-                <w:szCs w:val="16"/>
-              </w:rPr>
-              <w:t>{</w:t>
-            </w:r>
-            <w:proofErr w:type="gramEnd"/>
-            <w:r>
-              <w:rPr>
-                <w:sz w:val="16"/>
-                <w:szCs w:val="16"/>
-              </w:rPr>
-              <w:t>{alcohol}}</w:t>
-            </w:r>
-            <w:r>
-              <w:rPr>
-                <w:sz w:val="16"/>
-                <w:szCs w:val="16"/>
-              </w:rPr>
-              <w:t xml:space="preserve"> </w:t>
-            </w:r>
+          </w:p>
+        </w:tc>
+        <w:tc>
+          <w:tcPr>
+            <w:tcW w:w="1276" w:type="dxa"/>
+            <w:gridSpan w:val="4"/>
+            <w:tcBorders>
+              <w:bottom w:val="single" w:sz="4" w:space="0" w:color="auto"/>
+            </w:tcBorders>
+            <w:vAlign w:val="center"/>
+          </w:tcPr>
+          <w:p>
+            <w:pPr>
+              <w:rPr>
+                <w:rFonts w:ascii="Arial" w:eastAsia="Times New Roman" w:hAnsi="Arial" w:cs="Arial"/>
+                <w:b/>
+                <w:sz w:val="18"/>
+                <w:szCs w:val="18"/>
+                <w:lang w:bidi="ar-SA"/>
+              </w:rPr>
+            </w:pPr>
+            <w:r>
+              <w:rPr>
+                <w:sz w:val="16"/>
+                <w:szCs w:val="16"/>
+              </w:rPr>
+              <w:t>{{</w:t>
+            </w:r>
+            <w:proofErr w:type="spellStart"/>
+            <w:r>
+              <w:rPr>
+                <w:sz w:val="16"/>
+                <w:szCs w:val="16"/>
+              </w:rPr>
+              <w:t>alcohol</w:t>
+            </w:r>
+            <w:r>
+              <w:rPr>
+                <w:sz w:val="16"/>
+                <w:szCs w:val="16"/>
+              </w:rPr>
+              <w:t>_w</w:t>
+            </w:r>
+            <w:proofErr w:type="spellEnd"/>
+            <w:r>
+              <w:rPr>
+                <w:sz w:val="16"/>
+                <w:szCs w:val="16"/>
+              </w:rPr>
+              <w:t>}}</w:t>
+            </w:r>
+          </w:p>
+        </w:tc>
+        <w:tc>
+          <w:tcPr>
+            <w:tcW w:w="2234" w:type="dxa"/>
+            <w:gridSpan w:val="5"/>
+            <w:vAlign w:val="center"/>
+          </w:tcPr>
+          <w:p>
+            <w:pPr>
+              <w:rPr>
+                <w:rFonts w:ascii="Arial" w:eastAsia="Times New Roman" w:hAnsi="Arial" w:cs="Arial"/>
+                <w:b/>
+                <w:sz w:val="18"/>
+                <w:szCs w:val="18"/>
+                <w:lang w:bidi="ar-SA"/>
+              </w:rPr>
+            </w:pPr>
             <w:r>
               <w:rPr>
                 <w:sz w:val="16"/>
@@ -25644,11 +25740,11 @@
         <w:tc>
           <w:tcPr>
             <w:tcW w:w="1673" w:type="dxa"/>
+            <w:vAlign w:val="center"/>
           </w:tcPr>
           <w:p>
             <w:pPr>
               <w:spacing w:before="60"/>
-              <w:jc w:val="both"/>
               <w:rPr>
                 <w:sz w:val="16"/>
                 <w:szCs w:val="16"/>
@@ -25728,121 +25824,152 @@
         </w:tc>
         <w:tc>
           <w:tcPr>
-            <w:tcW w:w="1418" w:type="dxa"/>
+            <w:tcW w:w="709" w:type="dxa"/>
+            <w:gridSpan w:val="2"/>
+            <w:tcBorders>
+              <w:bottom w:val="single" w:sz="4" w:space="0" w:color="auto"/>
+            </w:tcBorders>
+            <w:vAlign w:val="center"/>
+          </w:tcPr>
+          <w:p>
+            <w:pPr>
+              <w:spacing w:before="60"/>
+              <w:rPr>
+                <w:sz w:val="16"/>
+                <w:szCs w:val="16"/>
+              </w:rPr>
+            </w:pPr>
+            <w:r>
+              <w:rPr>
+                <w:sz w:val="16"/>
+                <w:szCs w:val="16"/>
+              </w:rPr>
+              <w:t>{{</w:t>
+            </w:r>
+            <w:proofErr w:type="spellStart"/>
+            <w:r>
+              <w:rPr>
+                <w:sz w:val="16"/>
+                <w:szCs w:val="16"/>
+              </w:rPr>
+              <w:t>smoker</w:t>
+            </w:r>
+            <w:r>
+              <w:rPr>
+                <w:sz w:val="16"/>
+                <w:szCs w:val="16"/>
+              </w:rPr>
+              <w:t>_y</w:t>
+            </w:r>
+            <w:proofErr w:type="spellEnd"/>
+            <w:r>
+              <w:rPr>
+                <w:sz w:val="16"/>
+                <w:szCs w:val="16"/>
+              </w:rPr>
+              <w:t>}}</w:t>
+            </w:r>
+            <w:r>
+              <w:rPr>
+                <w:sz w:val="16"/>
+                <w:szCs w:val="16"/>
+              </w:rPr>
+              <w:t xml:space="preserve"> </w:t>
+            </w:r>
+          </w:p>
+        </w:tc>
+        <w:tc>
+          <w:tcPr>
+            <w:tcW w:w="709" w:type="dxa"/>
+            <w:gridSpan w:val="2"/>
+            <w:vAlign w:val="center"/>
+          </w:tcPr>
+          <w:p>
+            <w:pPr>
+              <w:spacing w:before="60"/>
+              <w:rPr>
+                <w:sz w:val="16"/>
+                <w:szCs w:val="16"/>
+              </w:rPr>
+            </w:pPr>
+            <w:r>
+              <w:rPr>
+                <w:sz w:val="16"/>
+                <w:szCs w:val="16"/>
+              </w:rPr>
+              <w:t>years</w:t>
+            </w:r>
+          </w:p>
+        </w:tc>
+        <w:tc>
+          <w:tcPr>
+            <w:tcW w:w="742" w:type="dxa"/>
+            <w:gridSpan w:val="2"/>
+            <w:tcBorders>
+              <w:bottom w:val="single" w:sz="4" w:space="0" w:color="auto"/>
+            </w:tcBorders>
+            <w:vAlign w:val="center"/>
+          </w:tcPr>
+          <w:p>
+            <w:pPr>
+              <w:spacing w:before="60"/>
+              <w:rPr>
+                <w:sz w:val="16"/>
+                <w:szCs w:val="16"/>
+              </w:rPr>
+            </w:pPr>
+            <w:r>
+              <w:rPr>
+                <w:sz w:val="16"/>
+                <w:szCs w:val="16"/>
+              </w:rPr>
+              <w:t>{{</w:t>
+            </w:r>
+            <w:proofErr w:type="spellStart"/>
+            <w:r>
+              <w:rPr>
+                <w:sz w:val="16"/>
+                <w:szCs w:val="16"/>
+              </w:rPr>
+              <w:t>smoker_d</w:t>
+            </w:r>
+            <w:proofErr w:type="spellEnd"/>
+            <w:r>
+              <w:rPr>
+                <w:sz w:val="16"/>
+                <w:szCs w:val="16"/>
+              </w:rPr>
+              <w:t xml:space="preserve">}} </w:t>
+            </w:r>
+          </w:p>
+        </w:tc>
+        <w:tc>
+          <w:tcPr>
+            <w:tcW w:w="1526" w:type="dxa"/>
+            <w:gridSpan w:val="4"/>
+            <w:vAlign w:val="center"/>
+          </w:tcPr>
+          <w:p>
+            <w:pPr>
+              <w:spacing w:before="60"/>
+              <w:rPr>
+                <w:sz w:val="16"/>
+                <w:szCs w:val="16"/>
+              </w:rPr>
+            </w:pPr>
+            <w:r>
+              <w:rPr>
+                <w:sz w:val="16"/>
+                <w:szCs w:val="16"/>
+              </w:rPr>
+              <w:t>cigarettes/day</w:t>
+            </w:r>
+          </w:p>
+        </w:tc>
+        <w:tc>
+          <w:tcPr>
+            <w:tcW w:w="1013" w:type="dxa"/>
             <w:gridSpan w:val="3"/>
-          </w:tcPr>
-          <w:p>
-            <w:pPr>
-              <w:spacing w:before="60"/>
-              <w:jc w:val="both"/>
-              <w:rPr>
-                <w:sz w:val="16"/>
-                <w:szCs w:val="16"/>
-              </w:rPr>
-            </w:pPr>
-            <w:r>
-              <w:rPr>
-                <w:sz w:val="16"/>
-                <w:szCs w:val="16"/>
-              </w:rPr>
-              <w:t>{{</w:t>
-            </w:r>
-            <w:proofErr w:type="spellStart"/>
-            <w:r>
-              <w:rPr>
-                <w:sz w:val="16"/>
-                <w:szCs w:val="16"/>
-              </w:rPr>
-              <w:t>smoker</w:t>
-            </w:r>
-            <w:r>
-              <w:rPr>
-                <w:sz w:val="16"/>
-                <w:szCs w:val="16"/>
-              </w:rPr>
-              <w:t>_y</w:t>
-            </w:r>
-            <w:proofErr w:type="spellEnd"/>
-            <w:r>
-              <w:rPr>
-                <w:sz w:val="16"/>
-                <w:szCs w:val="16"/>
-              </w:rPr>
-              <w:t>}}</w:t>
-            </w:r>
-            <w:r>
-              <w:rPr>
-                <w:sz w:val="16"/>
-                <w:szCs w:val="16"/>
-              </w:rPr>
-              <w:t xml:space="preserve"> </w:t>
-            </w:r>
-            <w:r>
-              <w:rPr>
-                <w:sz w:val="16"/>
-                <w:szCs w:val="16"/>
-              </w:rPr>
-              <w:t>years</w:t>
-            </w:r>
-          </w:p>
-        </w:tc>
-        <w:tc>
-          <w:tcPr>
-            <w:tcW w:w="2268" w:type="dxa"/>
-            <w:gridSpan w:val="3"/>
-          </w:tcPr>
-          <w:p>
-            <w:pPr>
-              <w:spacing w:before="60"/>
-              <w:jc w:val="both"/>
-              <w:rPr>
-                <w:sz w:val="16"/>
-                <w:szCs w:val="16"/>
-              </w:rPr>
-            </w:pPr>
-            <w:r>
-              <w:rPr>
-                <w:sz w:val="16"/>
-                <w:szCs w:val="16"/>
-              </w:rPr>
-              <w:t>{{</w:t>
-            </w:r>
-            <w:proofErr w:type="spellStart"/>
-            <w:r>
-              <w:rPr>
-                <w:sz w:val="16"/>
-                <w:szCs w:val="16"/>
-              </w:rPr>
-              <w:t>smoker_d</w:t>
-            </w:r>
-            <w:proofErr w:type="spellEnd"/>
-            <w:r>
-              <w:rPr>
-                <w:sz w:val="16"/>
-                <w:szCs w:val="16"/>
-              </w:rPr>
-              <w:t>}}</w:t>
-            </w:r>
-            <w:r>
-              <w:rPr>
-                <w:sz w:val="16"/>
-                <w:szCs w:val="16"/>
-              </w:rPr>
-              <w:t xml:space="preserve"> </w:t>
-            </w:r>
-            <w:r>
-              <w:rPr>
-                <w:sz w:val="16"/>
-                <w:szCs w:val="16"/>
-              </w:rPr>
-              <w:t>cigarettes/day</w:t>
-            </w:r>
-          </w:p>
-        </w:tc>
-        <w:tc>
-          <w:tcPr>
-            <w:tcW w:w="1013" w:type="dxa"/>
-            <w:gridSpan w:val="2"/>
           </w:tcPr>
           <w:p>
             <w:pPr>
@@ -25887,8 +26014,50 @@
         </w:tc>
         <w:tc>
           <w:tcPr>
-            <w:tcW w:w="1794" w:type="dxa"/>
+            <w:tcW w:w="722" w:type="dxa"/>
+            <w:tcBorders>
+              <w:bottom w:val="single" w:sz="4" w:space="0" w:color="auto"/>
+            </w:tcBorders>
+            <w:vAlign w:val="center"/>
+          </w:tcPr>
+          <w:p>
+            <w:pPr>
+              <w:spacing w:before="60"/>
+              <w:rPr>
+                <w:sz w:val="16"/>
+                <w:szCs w:val="16"/>
+              </w:rPr>
+            </w:pPr>
+            <w:r>
+              <w:rPr>
+                <w:sz w:val="16"/>
+                <w:szCs w:val="16"/>
+              </w:rPr>
+              <w:t>{{</w:t>
+            </w:r>
+            <w:proofErr w:type="spellStart"/>
+            <w:r>
+              <w:rPr>
+                <w:sz w:val="16"/>
+                <w:szCs w:val="16"/>
+              </w:rPr>
+              <w:t>smoker_q_y</w:t>
+            </w:r>
+            <w:proofErr w:type="spellEnd"/>
+            <w:r>
+              <w:rPr>
+                <w:sz w:val="16"/>
+                <w:szCs w:val="16"/>
+              </w:rPr>
+              <w:t>}}</w:t>
+            </w:r>
+          </w:p>
+        </w:tc>
+        <w:tc>
+          <w:tcPr>
+            <w:tcW w:w="1072" w:type="dxa"/>
             <w:gridSpan w:val="3"/>
+            <w:vAlign w:val="center"/>
           </w:tcPr>
           <w:p>
             <w:pPr>
@@ -25898,36 +26067,6 @@
                 <w:szCs w:val="16"/>
               </w:rPr>
             </w:pPr>
-            <w:r>
-              <w:rPr>
-                <w:sz w:val="16"/>
-                <w:szCs w:val="16"/>
-              </w:rPr>
-              <w:t>{{</w:t>
-            </w:r>
-            <w:proofErr w:type="spellStart"/>
-            <w:r>
-              <w:rPr>
-                <w:sz w:val="16"/>
-                <w:szCs w:val="16"/>
-              </w:rPr>
-              <w:t>smoker_s_y</w:t>
-            </w:r>
-            <w:proofErr w:type="spellEnd"/>
-            <w:r>
-              <w:rPr>
-                <w:sz w:val="16"/>
-                <w:szCs w:val="16"/>
-              </w:rPr>
-              <w:t>}}</w:t>
-            </w:r>
-            <w:r>
-              <w:rPr>
-                <w:sz w:val="16"/>
-                <w:szCs w:val="16"/>
-              </w:rPr>
-              <w:t xml:space="preserve"> </w:t>
-            </w:r>
             <w:r>
               <w:rPr>
                 <w:sz w:val="16"/>
@@ -25951,25 +26090,26 @@
       <w:tblPr>
         <w:tblpPr w:leftFromText="180" w:rightFromText="180" w:vertAnchor="text" w:tblpY="1"/>
         <w:tblOverlap w:val="never"/>
-        <w:tblW w:w="11165" w:type="dxa"/>
+        <w:tblW w:w="14207" w:type="dxa"/>
         <w:tblLayout w:type="fixed"/>
         <w:tblLook w:val="0000" w:firstRow="0" w:lastRow="0" w:firstColumn="0" w:lastColumn="0" w:noHBand="0" w:noVBand="0"/>
       </w:tblPr>
       <w:tblGrid>
-        <w:gridCol w:w="245"/>
-        <w:gridCol w:w="545"/>
-        <w:gridCol w:w="14"/>
+        <w:gridCol w:w="244"/>
+        <w:gridCol w:w="25"/>
+        <w:gridCol w:w="519"/>
+        <w:gridCol w:w="13"/>
         <w:gridCol w:w="139"/>
         <w:gridCol w:w="8"/>
         <w:gridCol w:w="291"/>
         <w:gridCol w:w="272"/>
         <w:gridCol w:w="70"/>
         <w:gridCol w:w="68"/>
-        <w:gridCol w:w="291"/>
-        <w:gridCol w:w="134"/>
+        <w:gridCol w:w="98"/>
+        <w:gridCol w:w="327"/>
         <w:gridCol w:w="299"/>
-        <w:gridCol w:w="224"/>
-        <w:gridCol w:w="138"/>
+        <w:gridCol w:w="303"/>
+        <w:gridCol w:w="59"/>
         <w:gridCol w:w="205"/>
         <w:gridCol w:w="79"/>
         <w:gridCol w:w="137"/>
@@ -25981,34 +26121,45 @@
         <w:gridCol w:w="405"/>
         <w:gridCol w:w="78"/>
         <w:gridCol w:w="489"/>
-        <w:gridCol w:w="90"/>
-        <w:gridCol w:w="52"/>
+        <w:gridCol w:w="142"/>
         <w:gridCol w:w="222"/>
-        <w:gridCol w:w="99"/>
-        <w:gridCol w:w="40"/>
-        <w:gridCol w:w="64"/>
-        <w:gridCol w:w="283"/>
+        <w:gridCol w:w="80"/>
+        <w:gridCol w:w="19"/>
+        <w:gridCol w:w="104"/>
+        <w:gridCol w:w="22"/>
+        <w:gridCol w:w="265"/>
         <w:gridCol w:w="284"/>
-        <w:gridCol w:w="851"/>
-        <w:gridCol w:w="32"/>
-        <w:gridCol w:w="158"/>
-        <w:gridCol w:w="716"/>
+        <w:gridCol w:w="19"/>
+        <w:gridCol w:w="567"/>
+        <w:gridCol w:w="265"/>
+        <w:gridCol w:w="18"/>
+        <w:gridCol w:w="14"/>
+        <w:gridCol w:w="874"/>
         <w:gridCol w:w="229"/>
-        <w:gridCol w:w="535"/>
+        <w:gridCol w:w="159"/>
+        <w:gridCol w:w="376"/>
         <w:gridCol w:w="75"/>
         <w:gridCol w:w="163"/>
         <w:gridCol w:w="360"/>
-        <w:gridCol w:w="356"/>
+        <w:gridCol w:w="160"/>
+        <w:gridCol w:w="196"/>
         <w:gridCol w:w="777"/>
         <w:gridCol w:w="83"/>
         <w:gridCol w:w="484"/>
-        <w:gridCol w:w="284"/>
+        <w:gridCol w:w="19"/>
+        <w:gridCol w:w="265"/>
+        <w:gridCol w:w="2428"/>
+        <w:gridCol w:w="613"/>
       </w:tblGrid>
       <w:tr>
-        <w:tc>
-          <w:tcPr>
-            <w:tcW w:w="5778" w:type="dxa"/>
-            <w:gridSpan w:val="32"/>
+        <w:trPr>
+          <w:gridAfter w:val="2"/>
+          <w:wAfter w:w="3041" w:type="dxa"/>
+        </w:trPr>
+        <w:tc>
+          <w:tcPr>
+            <w:tcW w:w="5779" w:type="dxa"/>
+            <w:gridSpan w:val="33"/>
             <w:tcBorders>
               <w:top w:val="single" w:sz="12" w:space="0" w:color="auto"/>
               <w:left w:val="single" w:sz="12" w:space="0" w:color="auto"/>
@@ -26038,7 +26189,7 @@
         <w:tc>
           <w:tcPr>
             <w:tcW w:w="5387" w:type="dxa"/>
-            <w:gridSpan w:val="15"/>
+            <w:gridSpan w:val="20"/>
             <w:tcBorders>
               <w:top w:val="single" w:sz="12" w:space="0" w:color="auto"/>
               <w:left w:val="single" w:sz="12" w:space="0" w:color="auto"/>
@@ -26058,10 +26209,14 @@
         </w:tc>
       </w:tr>
       <w:tr>
-        <w:tc>
-          <w:tcPr>
-            <w:tcW w:w="804" w:type="dxa"/>
-            <w:gridSpan w:val="3"/>
+        <w:trPr>
+          <w:gridAfter w:val="2"/>
+          <w:wAfter w:w="3041" w:type="dxa"/>
+        </w:trPr>
+        <w:tc>
+          <w:tcPr>
+            <w:tcW w:w="801" w:type="dxa"/>
+            <w:gridSpan w:val="4"/>
             <w:tcBorders>
               <w:left w:val="single" w:sz="12" w:space="0" w:color="auto"/>
             </w:tcBorders>
@@ -26210,7 +26365,7 @@
         <w:tc>
           <w:tcPr>
             <w:tcW w:w="567" w:type="dxa"/>
-            <w:gridSpan w:val="6"/>
+            <w:gridSpan w:val="5"/>
             <w:tcBorders>
               <w:bottom w:val="single" w:sz="6" w:space="0" w:color="auto"/>
             </w:tcBorders>
@@ -26249,7 +26404,8 @@
         </w:tc>
         <w:tc>
           <w:tcPr>
-            <w:tcW w:w="283" w:type="dxa"/>
+            <w:tcW w:w="287" w:type="dxa"/>
+            <w:gridSpan w:val="2"/>
             <w:tcBorders>
               <w:right w:val="single" w:sz="12" w:space="0" w:color="auto"/>
             </w:tcBorders>
@@ -26266,7 +26422,7 @@
         <w:tc>
           <w:tcPr>
             <w:tcW w:w="5387" w:type="dxa"/>
-            <w:gridSpan w:val="15"/>
+            <w:gridSpan w:val="20"/>
             <w:tcBorders>
               <w:left w:val="single" w:sz="12" w:space="0" w:color="auto"/>
               <w:right w:val="single" w:sz="12" w:space="0" w:color="auto"/>
@@ -26296,10 +26452,14 @@
         </w:tc>
       </w:tr>
       <w:tr>
-        <w:tc>
-          <w:tcPr>
-            <w:tcW w:w="951" w:type="dxa"/>
-            <w:gridSpan w:val="5"/>
+        <w:trPr>
+          <w:gridAfter w:val="2"/>
+          <w:wAfter w:w="3041" w:type="dxa"/>
+        </w:trPr>
+        <w:tc>
+          <w:tcPr>
+            <w:tcW w:w="948" w:type="dxa"/>
+            <w:gridSpan w:val="6"/>
             <w:tcBorders>
               <w:left w:val="single" w:sz="12" w:space="0" w:color="auto"/>
             </w:tcBorders>
@@ -26347,7 +26507,7 @@
         </w:tc>
         <w:tc>
           <w:tcPr>
-            <w:tcW w:w="429" w:type="dxa"/>
+            <w:tcW w:w="236" w:type="dxa"/>
             <w:gridSpan w:val="3"/>
           </w:tcPr>
           <w:p>
@@ -26368,7 +26528,7 @@
         </w:tc>
         <w:tc>
           <w:tcPr>
-            <w:tcW w:w="1000" w:type="dxa"/>
+            <w:tcW w:w="1193" w:type="dxa"/>
             <w:gridSpan w:val="5"/>
           </w:tcPr>
           <w:p>
@@ -26457,7 +26617,7 @@
         </w:tc>
         <w:tc>
           <w:tcPr>
-            <w:tcW w:w="850" w:type="dxa"/>
+            <w:tcW w:w="854" w:type="dxa"/>
             <w:gridSpan w:val="7"/>
             <w:tcBorders>
               <w:bottom w:val="single" w:sz="2" w:space="0" w:color="auto"/>
@@ -26499,7 +26659,7 @@
         <w:tc>
           <w:tcPr>
             <w:tcW w:w="5387" w:type="dxa"/>
-            <w:gridSpan w:val="15"/>
+            <w:gridSpan w:val="20"/>
             <w:tcBorders>
               <w:left w:val="single" w:sz="12" w:space="0" w:color="auto"/>
               <w:right w:val="single" w:sz="12" w:space="0" w:color="auto"/>
@@ -26519,10 +26679,14 @@
         </w:tc>
       </w:tr>
       <w:tr>
-        <w:tc>
-          <w:tcPr>
-            <w:tcW w:w="5778" w:type="dxa"/>
-            <w:gridSpan w:val="32"/>
+        <w:trPr>
+          <w:gridAfter w:val="2"/>
+          <w:wAfter w:w="3041" w:type="dxa"/>
+        </w:trPr>
+        <w:tc>
+          <w:tcPr>
+            <w:tcW w:w="5779" w:type="dxa"/>
+            <w:gridSpan w:val="33"/>
             <w:tcBorders>
               <w:left w:val="single" w:sz="12" w:space="0" w:color="auto"/>
               <w:bottom w:val="single" w:sz="6" w:space="0" w:color="auto"/>
@@ -26541,7 +26705,7 @@
         <w:tc>
           <w:tcPr>
             <w:tcW w:w="5387" w:type="dxa"/>
-            <w:gridSpan w:val="15"/>
+            <w:gridSpan w:val="20"/>
             <w:tcBorders>
               <w:left w:val="single" w:sz="12" w:space="0" w:color="auto"/>
               <w:right w:val="single" w:sz="12" w:space="0" w:color="auto"/>
@@ -26572,12 +26736,14 @@
       </w:tr>
       <w:tr>
         <w:trPr>
+          <w:gridAfter w:val="2"/>
+          <w:wAfter w:w="3041" w:type="dxa"/>
           <w:trHeight w:val="204"/>
         </w:trPr>
         <w:tc>
           <w:tcPr>
-            <w:tcW w:w="3022" w:type="dxa"/>
-            <w:gridSpan w:val="16"/>
+            <w:tcW w:w="3019" w:type="dxa"/>
+            <w:gridSpan w:val="17"/>
             <w:tcBorders>
               <w:top w:val="single" w:sz="6" w:space="0" w:color="auto"/>
               <w:left w:val="single" w:sz="12" w:space="0" w:color="auto"/>
@@ -26643,7 +26809,7 @@
         </w:tc>
         <w:tc>
           <w:tcPr>
-            <w:tcW w:w="1417" w:type="dxa"/>
+            <w:tcW w:w="1421" w:type="dxa"/>
             <w:gridSpan w:val="9"/>
             <w:tcBorders>
               <w:top w:val="single" w:sz="6" w:space="0" w:color="auto"/>
@@ -26676,7 +26842,7 @@
         <w:tc>
           <w:tcPr>
             <w:tcW w:w="1167" w:type="dxa"/>
-            <w:gridSpan w:val="3"/>
+            <w:gridSpan w:val="6"/>
             <w:tcBorders>
               <w:left w:val="single" w:sz="12" w:space="0" w:color="auto"/>
             </w:tcBorders>
@@ -26747,7 +26913,7 @@
         <w:tc>
           <w:tcPr>
             <w:tcW w:w="2582" w:type="dxa"/>
-            <w:gridSpan w:val="8"/>
+            <w:gridSpan w:val="10"/>
             <w:tcBorders>
               <w:left w:val="nil"/>
               <w:right w:val="single" w:sz="12" w:space="0" w:color="auto"/>
@@ -26785,10 +26951,14 @@
         </w:tc>
       </w:tr>
       <w:tr>
-        <w:tc>
-          <w:tcPr>
-            <w:tcW w:w="3022" w:type="dxa"/>
-            <w:gridSpan w:val="16"/>
+        <w:trPr>
+          <w:gridAfter w:val="2"/>
+          <w:wAfter w:w="3041" w:type="dxa"/>
+        </w:trPr>
+        <w:tc>
+          <w:tcPr>
+            <w:tcW w:w="3019" w:type="dxa"/>
+            <w:gridSpan w:val="17"/>
             <w:tcBorders>
               <w:top w:val="single" w:sz="6" w:space="0" w:color="auto"/>
               <w:left w:val="single" w:sz="12" w:space="0" w:color="auto"/>
@@ -26859,7 +27029,7 @@
         </w:tc>
         <w:tc>
           <w:tcPr>
-            <w:tcW w:w="1417" w:type="dxa"/>
+            <w:tcW w:w="1421" w:type="dxa"/>
             <w:gridSpan w:val="9"/>
             <w:tcBorders>
               <w:top w:val="single" w:sz="6" w:space="0" w:color="auto"/>
@@ -26912,7 +27082,7 @@
         <w:tc>
           <w:tcPr>
             <w:tcW w:w="5387" w:type="dxa"/>
-            <w:gridSpan w:val="15"/>
+            <w:gridSpan w:val="20"/>
             <w:tcBorders>
               <w:left w:val="single" w:sz="12" w:space="0" w:color="auto"/>
               <w:right w:val="single" w:sz="12" w:space="0" w:color="auto"/>
@@ -26940,10 +27110,14 @@
         </w:tc>
       </w:tr>
       <w:tr>
-        <w:tc>
-          <w:tcPr>
-            <w:tcW w:w="3022" w:type="dxa"/>
-            <w:gridSpan w:val="16"/>
+        <w:trPr>
+          <w:gridAfter w:val="2"/>
+          <w:wAfter w:w="3041" w:type="dxa"/>
+        </w:trPr>
+        <w:tc>
+          <w:tcPr>
+            <w:tcW w:w="3019" w:type="dxa"/>
+            <w:gridSpan w:val="17"/>
             <w:tcBorders>
               <w:top w:val="single" w:sz="6" w:space="0" w:color="auto"/>
               <w:left w:val="single" w:sz="12" w:space="0" w:color="auto"/>
@@ -27021,7 +27195,7 @@
         </w:tc>
         <w:tc>
           <w:tcPr>
-            <w:tcW w:w="1417" w:type="dxa"/>
+            <w:tcW w:w="1421" w:type="dxa"/>
             <w:gridSpan w:val="9"/>
             <w:tcBorders>
               <w:top w:val="single" w:sz="6" w:space="0" w:color="auto"/>
@@ -27074,7 +27248,7 @@
         <w:tc>
           <w:tcPr>
             <w:tcW w:w="2880" w:type="dxa"/>
-            <w:gridSpan w:val="8"/>
+            <w:gridSpan w:val="11"/>
             <w:tcBorders>
               <w:left w:val="single" w:sz="12" w:space="0" w:color="auto"/>
             </w:tcBorders>
@@ -27098,7 +27272,7 @@
         <w:tc>
           <w:tcPr>
             <w:tcW w:w="2507" w:type="dxa"/>
-            <w:gridSpan w:val="7"/>
+            <w:gridSpan w:val="9"/>
             <w:tcBorders>
               <w:right w:val="single" w:sz="12" w:space="0" w:color="auto"/>
             </w:tcBorders>
@@ -27114,6 +27288,7 @@
               <w:rPr>
                 <w:sz w:val="16"/>
                 <w:szCs w:val="16"/>
+                <w:u w:val="single"/>
               </w:rPr>
               <w:t>{{</w:t>
             </w:r>
@@ -27122,6 +27297,7 @@
               <w:rPr>
                 <w:sz w:val="16"/>
                 <w:szCs w:val="16"/>
+                <w:u w:val="single"/>
               </w:rPr>
               <w:t>va_rt</w:t>
             </w:r>
@@ -27130,6 +27306,7 @@
               <w:rPr>
                 <w:sz w:val="16"/>
                 <w:szCs w:val="16"/>
+                <w:u w:val="single"/>
               </w:rPr>
               <w:t>}}</w:t>
             </w:r>
@@ -27138,6 +27315,13 @@
                 <w:sz w:val="16"/>
                 <w:szCs w:val="16"/>
               </w:rPr>
+              <w:t xml:space="preserve"> </w:t>
+            </w:r>
+            <w:r>
+              <w:rPr>
+                <w:sz w:val="16"/>
+                <w:szCs w:val="16"/>
+              </w:rPr>
               <w:t>/</w:t>
             </w:r>
             <w:r>
@@ -27145,6 +27329,14 @@
                 <w:sz w:val="16"/>
                 <w:szCs w:val="16"/>
               </w:rPr>
+              <w:t xml:space="preserve"> </w:t>
+            </w:r>
+            <w:r>
+              <w:rPr>
+                <w:sz w:val="16"/>
+                <w:szCs w:val="16"/>
+                <w:u w:val="single"/>
+              </w:rPr>
               <w:t>{{</w:t>
             </w:r>
             <w:proofErr w:type="spellStart"/>
@@ -27152,45 +27344,9 @@
               <w:rPr>
                 <w:sz w:val="16"/>
                 <w:szCs w:val="16"/>
+                <w:u w:val="single"/>
               </w:rPr>
               <w:t>va_lt</w:t>
-            </w:r>
-            <w:proofErr w:type="spellEnd"/>
-            <w:r>
-              <w:rPr>
-                <w:sz w:val="16"/>
-                <w:szCs w:val="16"/>
-              </w:rPr>
-              <w:t>}}</w:t>
-            </w:r>
-            <w:r>
-              <w:rPr>
-                <w:sz w:val="16"/>
-                <w:szCs w:val="16"/>
-              </w:rPr>
-              <w:t xml:space="preserve"> </w:t>
-            </w:r>
-            <w:r>
-              <w:rPr>
-                <w:sz w:val="16"/>
-                <w:szCs w:val="16"/>
-              </w:rPr>
-              <w:t>/</w:t>
-            </w:r>
-            <w:r>
-              <w:rPr>
-                <w:sz w:val="16"/>
-                <w:szCs w:val="16"/>
-              </w:rPr>
-              <w:t>{{</w:t>
-            </w:r>
-            <w:proofErr w:type="spellStart"/>
-            <w:r>
-              <w:rPr>
-                <w:sz w:val="16"/>
-                <w:szCs w:val="16"/>
-              </w:rPr>
-              <w:t>va_be</w:t>
             </w:r>
             <w:proofErr w:type="spellEnd"/>
             <w:proofErr w:type="gramStart"/>
@@ -27198,6 +27354,63 @@
               <w:rPr>
                 <w:sz w:val="16"/>
                 <w:szCs w:val="16"/>
+                <w:u w:val="single"/>
+              </w:rPr>
+              <w:t>}}</w:t>
+            </w:r>
+            <w:r>
+              <w:rPr>
+                <w:sz w:val="16"/>
+                <w:szCs w:val="16"/>
+              </w:rPr>
+              <w:t xml:space="preserve"> </w:t>
+            </w:r>
+            <w:r>
+              <w:rPr>
+                <w:sz w:val="16"/>
+                <w:szCs w:val="16"/>
+              </w:rPr>
+              <w:t xml:space="preserve"> </w:t>
+            </w:r>
+            <w:r>
+              <w:rPr>
+                <w:sz w:val="16"/>
+                <w:szCs w:val="16"/>
+              </w:rPr>
+              <w:t>/</w:t>
+            </w:r>
+            <w:proofErr w:type="gramEnd"/>
+            <w:r>
+              <w:rPr>
+                <w:sz w:val="16"/>
+                <w:szCs w:val="16"/>
+              </w:rPr>
+              <w:t xml:space="preserve"> </w:t>
+            </w:r>
+            <w:r>
+              <w:rPr>
+                <w:sz w:val="16"/>
+                <w:szCs w:val="16"/>
+                <w:u w:val="single"/>
+              </w:rPr>
+              <w:t>{{</w:t>
+            </w:r>
+            <w:proofErr w:type="spellStart"/>
+            <w:r>
+              <w:rPr>
+                <w:sz w:val="16"/>
+                <w:szCs w:val="16"/>
+                <w:u w:val="single"/>
+              </w:rPr>
+              <w:t>va_be</w:t>
+            </w:r>
+            <w:proofErr w:type="spellEnd"/>
+            <w:proofErr w:type="gramStart"/>
+            <w:r>
+              <w:rPr>
+                <w:sz w:val="16"/>
+                <w:szCs w:val="16"/>
+                <w:u w:val="single"/>
               </w:rPr>
               <w:t>}}</w:t>
             </w:r>
@@ -27220,10 +27433,14 @@
         </w:tc>
       </w:tr>
       <w:tr>
-        <w:tc>
-          <w:tcPr>
-            <w:tcW w:w="3022" w:type="dxa"/>
-            <w:gridSpan w:val="16"/>
+        <w:trPr>
+          <w:gridAfter w:val="2"/>
+          <w:wAfter w:w="3041" w:type="dxa"/>
+        </w:trPr>
+        <w:tc>
+          <w:tcPr>
+            <w:tcW w:w="3019" w:type="dxa"/>
+            <w:gridSpan w:val="17"/>
             <w:tcBorders>
               <w:top w:val="single" w:sz="6" w:space="0" w:color="auto"/>
               <w:left w:val="single" w:sz="12" w:space="0" w:color="auto"/>
@@ -27301,7 +27518,7 @@
         </w:tc>
         <w:tc>
           <w:tcPr>
-            <w:tcW w:w="1417" w:type="dxa"/>
+            <w:tcW w:w="1421" w:type="dxa"/>
             <w:gridSpan w:val="9"/>
             <w:tcBorders>
               <w:top w:val="single" w:sz="6" w:space="0" w:color="auto"/>
@@ -27354,7 +27571,7 @@
         <w:tc>
           <w:tcPr>
             <w:tcW w:w="2880" w:type="dxa"/>
-            <w:gridSpan w:val="8"/>
+            <w:gridSpan w:val="11"/>
             <w:tcBorders>
               <w:left w:val="single" w:sz="12" w:space="0" w:color="auto"/>
             </w:tcBorders>
@@ -27371,30 +27588,14 @@
                 <w:sz w:val="16"/>
                 <w:szCs w:val="16"/>
               </w:rPr>
-              <w:t xml:space="preserve">Color </w:t>
-            </w:r>
-            <w:proofErr w:type="gramStart"/>
-            <w:r>
-              <w:rPr>
-                <w:sz w:val="16"/>
-                <w:szCs w:val="16"/>
-              </w:rPr>
-              <w:t>blindness :</w:t>
-            </w:r>
-            <w:proofErr w:type="gramEnd"/>
-            <w:r>
-              <w:rPr>
-                <w:sz w:val="16"/>
-                <w:szCs w:val="16"/>
-              </w:rPr>
-              <w:t xml:space="preserve"> </w:t>
+              <w:t xml:space="preserve">Color blindness </w:t>
             </w:r>
           </w:p>
         </w:tc>
         <w:tc>
           <w:tcPr>
             <w:tcW w:w="2507" w:type="dxa"/>
-            <w:gridSpan w:val="7"/>
+            <w:gridSpan w:val="9"/>
             <w:tcBorders>
               <w:right w:val="single" w:sz="12" w:space="0" w:color="auto"/>
             </w:tcBorders>
@@ -27404,12 +27605,14 @@
               <w:rPr>
                 <w:sz w:val="16"/>
                 <w:szCs w:val="16"/>
-              </w:rPr>
-            </w:pPr>
-            <w:r>
-              <w:rPr>
-                <w:sz w:val="16"/>
-                <w:szCs w:val="16"/>
+                <w:u w:val="single"/>
+              </w:rPr>
+            </w:pPr>
+            <w:r>
+              <w:rPr>
+                <w:sz w:val="16"/>
+                <w:szCs w:val="16"/>
+                <w:u w:val="single"/>
               </w:rPr>
               <w:t>{{</w:t>
             </w:r>
@@ -27418,6 +27621,7 @@
               <w:rPr>
                 <w:sz w:val="16"/>
                 <w:szCs w:val="16"/>
+                <w:u w:val="single"/>
               </w:rPr>
               <w:t>color_blindness</w:t>
             </w:r>
@@ -27427,6 +27631,7 @@
               <w:rPr>
                 <w:sz w:val="16"/>
                 <w:szCs w:val="16"/>
+                <w:u w:val="single"/>
               </w:rPr>
               <w:t>}}</w:t>
             </w:r>
@@ -27434,6 +27639,7 @@
               <w:rPr>
                 <w:sz w:val="16"/>
                 <w:szCs w:val="16"/>
+                <w:u w:val="single"/>
               </w:rPr>
               <w:t xml:space="preserve">   </w:t>
             </w:r>
@@ -27442,6 +27648,7 @@
               <w:rPr>
                 <w:sz w:val="16"/>
                 <w:szCs w:val="16"/>
+                <w:u w:val="single"/>
               </w:rPr>
               <w:t xml:space="preserve">     </w:t>
             </w:r>
@@ -27449,10 +27656,14 @@
         </w:tc>
       </w:tr>
       <w:tr>
-        <w:tc>
-          <w:tcPr>
-            <w:tcW w:w="3022" w:type="dxa"/>
-            <w:gridSpan w:val="16"/>
+        <w:trPr>
+          <w:gridAfter w:val="2"/>
+          <w:wAfter w:w="3041" w:type="dxa"/>
+        </w:trPr>
+        <w:tc>
+          <w:tcPr>
+            <w:tcW w:w="3019" w:type="dxa"/>
+            <w:gridSpan w:val="17"/>
             <w:tcBorders>
               <w:top w:val="single" w:sz="6" w:space="0" w:color="auto"/>
               <w:left w:val="single" w:sz="12" w:space="0" w:color="auto"/>
@@ -27530,7 +27741,7 @@
         </w:tc>
         <w:tc>
           <w:tcPr>
-            <w:tcW w:w="1417" w:type="dxa"/>
+            <w:tcW w:w="1421" w:type="dxa"/>
             <w:gridSpan w:val="9"/>
             <w:tcBorders>
               <w:top w:val="single" w:sz="6" w:space="0" w:color="auto"/>
@@ -27583,7 +27794,7 @@
         <w:tc>
           <w:tcPr>
             <w:tcW w:w="2880" w:type="dxa"/>
-            <w:gridSpan w:val="8"/>
+            <w:gridSpan w:val="11"/>
             <w:tcBorders>
               <w:left w:val="single" w:sz="12" w:space="0" w:color="auto"/>
             </w:tcBorders>
@@ -27600,7 +27811,7 @@
         <w:tc>
           <w:tcPr>
             <w:tcW w:w="2507" w:type="dxa"/>
-            <w:gridSpan w:val="7"/>
+            <w:gridSpan w:val="9"/>
             <w:tcBorders>
               <w:right w:val="single" w:sz="12" w:space="0" w:color="auto"/>
             </w:tcBorders>
@@ -27616,10 +27827,14 @@
         </w:tc>
       </w:tr>
       <w:tr>
-        <w:tc>
-          <w:tcPr>
-            <w:tcW w:w="3022" w:type="dxa"/>
-            <w:gridSpan w:val="16"/>
+        <w:trPr>
+          <w:gridAfter w:val="2"/>
+          <w:wAfter w:w="3041" w:type="dxa"/>
+        </w:trPr>
+        <w:tc>
+          <w:tcPr>
+            <w:tcW w:w="3019" w:type="dxa"/>
+            <w:gridSpan w:val="17"/>
             <w:tcBorders>
               <w:top w:val="single" w:sz="6" w:space="0" w:color="auto"/>
               <w:left w:val="single" w:sz="12" w:space="0" w:color="auto"/>
@@ -27697,7 +27912,7 @@
         </w:tc>
         <w:tc>
           <w:tcPr>
-            <w:tcW w:w="1417" w:type="dxa"/>
+            <w:tcW w:w="1421" w:type="dxa"/>
             <w:gridSpan w:val="9"/>
             <w:tcBorders>
               <w:top w:val="single" w:sz="6" w:space="0" w:color="auto"/>
@@ -27750,7 +27965,7 @@
         <w:tc>
           <w:tcPr>
             <w:tcW w:w="5387" w:type="dxa"/>
-            <w:gridSpan w:val="15"/>
+            <w:gridSpan w:val="20"/>
             <w:tcBorders>
               <w:left w:val="single" w:sz="12" w:space="0" w:color="auto"/>
               <w:right w:val="single" w:sz="12" w:space="0" w:color="auto"/>
@@ -27781,39 +27996,82 @@
                 <w:szCs w:val="16"/>
                 <w:u w:val="single"/>
               </w:rPr>
-              <w:t xml:space="preserve"> Pulmonary Function Test </w:t>
-            </w:r>
-            <w:r>
-              <w:rPr>
-                <w:sz w:val="16"/>
-                <w:szCs w:val="16"/>
+              <w:t xml:space="preserve"> Pulmonary Function Tes</w:t>
+            </w:r>
+            <w:r>
+              <w:rPr>
+                <w:b/>
+                <w:bCs/>
+                <w:sz w:val="16"/>
+                <w:szCs w:val="16"/>
+                <w:u w:val="single"/>
+              </w:rPr>
+              <w:t xml:space="preserve">t </w:t>
+            </w:r>
+            <w:r>
+              <w:rPr>
+                <w:b/>
+                <w:bCs/>
+                <w:sz w:val="16"/>
+                <w:szCs w:val="16"/>
+                <w:u w:val="single"/>
               </w:rPr>
               <w:t>(</w:t>
             </w:r>
             <w:proofErr w:type="spellStart"/>
             <w:r>
               <w:rPr>
-                <w:sz w:val="16"/>
-                <w:szCs w:val="16"/>
+                <w:b/>
+                <w:bCs/>
+                <w:sz w:val="16"/>
+                <w:szCs w:val="16"/>
+                <w:u w:val="single"/>
               </w:rPr>
               <w:t>Vitalogram</w:t>
             </w:r>
             <w:proofErr w:type="spellEnd"/>
             <w:r>
               <w:rPr>
-                <w:sz w:val="16"/>
-                <w:szCs w:val="16"/>
+                <w:b/>
+                <w:bCs/>
+                <w:sz w:val="16"/>
+                <w:szCs w:val="16"/>
+                <w:u w:val="single"/>
               </w:rPr>
               <w:t>)</w:t>
+            </w:r>
+            <w:r>
+              <w:rPr>
+                <w:b/>
+                <w:bCs/>
+                <w:sz w:val="16"/>
+                <w:szCs w:val="16"/>
+                <w:u w:val="single"/>
+              </w:rPr>
+              <w:t xml:space="preserve"> </w:t>
+            </w:r>
+            <w:r>
+              <w:rPr>
+                <w:b/>
+                <w:bCs/>
+                <w:sz w:val="16"/>
+                <w:szCs w:val="16"/>
+                <w:u w:val="single"/>
+              </w:rPr>
+              <w:t xml:space="preserve"> </w:t>
             </w:r>
           </w:p>
         </w:tc>
       </w:tr>
       <w:tr>
-        <w:tc>
-          <w:tcPr>
-            <w:tcW w:w="3022" w:type="dxa"/>
-            <w:gridSpan w:val="16"/>
+        <w:trPr>
+          <w:gridAfter w:val="2"/>
+          <w:wAfter w:w="3041" w:type="dxa"/>
+        </w:trPr>
+        <w:tc>
+          <w:tcPr>
+            <w:tcW w:w="3019" w:type="dxa"/>
+            <w:gridSpan w:val="17"/>
             <w:tcBorders>
               <w:top w:val="single" w:sz="6" w:space="0" w:color="auto"/>
               <w:left w:val="single" w:sz="12" w:space="0" w:color="auto"/>
@@ -27919,7 +28177,7 @@
         </w:tc>
         <w:tc>
           <w:tcPr>
-            <w:tcW w:w="1417" w:type="dxa"/>
+            <w:tcW w:w="1421" w:type="dxa"/>
             <w:gridSpan w:val="9"/>
             <w:tcBorders>
               <w:top w:val="single" w:sz="6" w:space="0" w:color="auto"/>
@@ -27971,11 +28229,10 @@
         </w:tc>
         <w:tc>
           <w:tcPr>
-            <w:tcW w:w="5387" w:type="dxa"/>
-            <w:gridSpan w:val="15"/>
+            <w:tcW w:w="1153" w:type="dxa"/>
+            <w:gridSpan w:val="5"/>
             <w:tcBorders>
               <w:left w:val="single" w:sz="12" w:space="0" w:color="auto"/>
-              <w:right w:val="single" w:sz="12" w:space="0" w:color="auto"/>
             </w:tcBorders>
           </w:tcPr>
           <w:p>
@@ -27999,83 +28256,7 @@
                 <w:sz w:val="16"/>
                 <w:szCs w:val="16"/>
               </w:rPr>
-              <w:t xml:space="preserve">         </w:t>
-            </w:r>
-            <w:proofErr w:type="gramStart"/>
-            <w:r>
-              <w:rPr>
-                <w:sz w:val="16"/>
-                <w:szCs w:val="16"/>
-              </w:rPr>
-              <w:t xml:space="preserve">   </w:t>
-            </w:r>
-            <w:r>
-              <w:rPr>
-                <w:sz w:val="16"/>
-                <w:szCs w:val="16"/>
-              </w:rPr>
-              <w:t>{</w:t>
-            </w:r>
-            <w:proofErr w:type="gramEnd"/>
-            <w:r>
-              <w:rPr>
-                <w:sz w:val="16"/>
-                <w:szCs w:val="16"/>
-              </w:rPr>
-              <w:t>{</w:t>
-            </w:r>
-            <w:proofErr w:type="spellStart"/>
-            <w:r>
-              <w:rPr>
-                <w:sz w:val="16"/>
-                <w:szCs w:val="16"/>
-              </w:rPr>
-              <w:t>ft_fvc</w:t>
-            </w:r>
-            <w:proofErr w:type="spellEnd"/>
-            <w:r>
-              <w:rPr>
-                <w:sz w:val="16"/>
-                <w:szCs w:val="16"/>
-              </w:rPr>
-              <w:t>}</w:t>
-            </w:r>
-            <w:proofErr w:type="gramStart"/>
-            <w:r>
-              <w:rPr>
-                <w:sz w:val="16"/>
-                <w:szCs w:val="16"/>
-              </w:rPr>
-              <w:t>}</w:t>
-            </w:r>
-            <w:r>
-              <w:rPr>
-                <w:sz w:val="16"/>
-                <w:szCs w:val="16"/>
-              </w:rPr>
-              <w:t>,</w:t>
-            </w:r>
-            <w:r>
-              <w:rPr>
-                <w:sz w:val="16"/>
-                <w:szCs w:val="16"/>
-              </w:rPr>
-              <w:t xml:space="preserve">  </w:t>
-            </w:r>
-            <w:r>
-              <w:rPr>
-                <w:sz w:val="16"/>
-                <w:szCs w:val="16"/>
-              </w:rPr>
-              <w:t xml:space="preserve"> </w:t>
-            </w:r>
-            <w:proofErr w:type="gramEnd"/>
-            <w:r>
-              <w:rPr>
-                <w:sz w:val="16"/>
-                <w:szCs w:val="16"/>
-              </w:rPr>
-              <w:t xml:space="preserve"> </w:t>
+              <w:t xml:space="preserve">            </w:t>
             </w:r>
             <w:r>
               <w:rPr>
@@ -28084,9 +28265,90 @@
                 <w:sz w:val="16"/>
                 <w:szCs w:val="16"/>
               </w:rPr>
-              <w:t xml:space="preserve">% </w:t>
-            </w:r>
-            <w:proofErr w:type="gramStart"/>
+              <w:t xml:space="preserve"> </w:t>
+            </w:r>
+            <w:r>
+              <w:rPr>
+                <w:sz w:val="16"/>
+                <w:szCs w:val="16"/>
+              </w:rPr>
+              <w:t xml:space="preserve">  </w:t>
+            </w:r>
+          </w:p>
+        </w:tc>
+        <w:tc>
+          <w:tcPr>
+            <w:tcW w:w="1276" w:type="dxa"/>
+            <w:gridSpan w:val="4"/>
+            <w:tcBorders>
+              <w:bottom w:val="single" w:sz="6" w:space="0" w:color="auto"/>
+            </w:tcBorders>
+          </w:tcPr>
+          <w:p>
+            <w:pPr>
+              <w:rPr>
+                <w:sz w:val="16"/>
+                <w:szCs w:val="16"/>
+              </w:rPr>
+            </w:pPr>
+            <w:r>
+              <w:rPr>
+                <w:sz w:val="16"/>
+                <w:szCs w:val="16"/>
+              </w:rPr>
+              <w:t>{{</w:t>
+            </w:r>
+            <w:proofErr w:type="spellStart"/>
+            <w:r>
+              <w:rPr>
+                <w:sz w:val="16"/>
+                <w:szCs w:val="16"/>
+              </w:rPr>
+              <w:t>ft_fvc</w:t>
+            </w:r>
+            <w:proofErr w:type="spellEnd"/>
+            <w:r>
+              <w:rPr>
+                <w:sz w:val="16"/>
+                <w:szCs w:val="16"/>
+              </w:rPr>
+              <w:t>}}</w:t>
+            </w:r>
+            <w:r>
+              <w:rPr>
+                <w:sz w:val="16"/>
+                <w:szCs w:val="16"/>
+              </w:rPr>
+              <w:t xml:space="preserve"> </w:t>
+            </w:r>
+            <w:r>
+              <w:rPr>
+                <w:sz w:val="16"/>
+                <w:szCs w:val="16"/>
+              </w:rPr>
+              <w:t>%</w:t>
+            </w:r>
+            <w:r>
+              <w:rPr>
+                <w:sz w:val="16"/>
+                <w:szCs w:val="16"/>
+              </w:rPr>
+              <w:t>,</w:t>
+            </w:r>
+          </w:p>
+        </w:tc>
+        <w:tc>
+          <w:tcPr>
+            <w:tcW w:w="1134" w:type="dxa"/>
+            <w:gridSpan w:val="5"/>
+          </w:tcPr>
+          <w:p>
+            <w:pPr>
+              <w:rPr>
+                <w:sz w:val="16"/>
+                <w:szCs w:val="16"/>
+              </w:rPr>
+            </w:pPr>
             <w:r>
               <w:rPr>
                 <w:b/>
@@ -28096,27 +28358,29 @@
               </w:rPr>
               <w:t>Predicted</w:t>
             </w:r>
-            <w:r>
-              <w:rPr>
-                <w:sz w:val="16"/>
-                <w:szCs w:val="16"/>
-              </w:rPr>
-              <w:t xml:space="preserve">  </w:t>
-            </w:r>
-            <w:r>
-              <w:rPr>
-                <w:sz w:val="16"/>
-                <w:szCs w:val="16"/>
-              </w:rPr>
-              <w:t>{</w:t>
-            </w:r>
-            <w:proofErr w:type="gramEnd"/>
-            <w:r>
-              <w:rPr>
-                <w:sz w:val="16"/>
-                <w:szCs w:val="16"/>
-              </w:rPr>
-              <w:t>{</w:t>
+          </w:p>
+        </w:tc>
+        <w:tc>
+          <w:tcPr>
+            <w:tcW w:w="1559" w:type="dxa"/>
+            <w:gridSpan w:val="5"/>
+            <w:tcBorders>
+              <w:bottom w:val="single" w:sz="4" w:space="0" w:color="auto"/>
+            </w:tcBorders>
+          </w:tcPr>
+          <w:p>
+            <w:pPr>
+              <w:rPr>
+                <w:sz w:val="16"/>
+                <w:szCs w:val="16"/>
+              </w:rPr>
+            </w:pPr>
+            <w:r>
+              <w:rPr>
+                <w:sz w:val="16"/>
+                <w:szCs w:val="16"/>
+              </w:rPr>
+              <w:t>{{</w:t>
             </w:r>
             <w:proofErr w:type="spellStart"/>
             <w:r>
@@ -28134,14 +28398,310 @@
               </w:rPr>
               <w:t>}}</w:t>
             </w:r>
+          </w:p>
+        </w:tc>
+        <w:tc>
+          <w:tcPr>
+            <w:tcW w:w="265" w:type="dxa"/>
+          </w:tcPr>
+          <w:p>
+            <w:pPr>
+              <w:rPr>
+                <w:sz w:val="16"/>
+                <w:szCs w:val="16"/>
+              </w:rPr>
+            </w:pPr>
           </w:p>
         </w:tc>
       </w:tr>
       <w:tr>
-        <w:tc>
-          <w:tcPr>
-            <w:tcW w:w="3022" w:type="dxa"/>
-            <w:gridSpan w:val="16"/>
+        <w:trPr>
+          <w:gridAfter w:val="2"/>
+          <w:wAfter w:w="3041" w:type="dxa"/>
+        </w:trPr>
+        <w:tc>
+          <w:tcPr>
+            <w:tcW w:w="3019" w:type="dxa"/>
+            <w:gridSpan w:val="17"/>
+            <w:tcBorders>
+              <w:top w:val="single" w:sz="4" w:space="0" w:color="auto"/>
+              <w:left w:val="single" w:sz="12" w:space="0" w:color="auto"/>
+              <w:bottom w:val="single" w:sz="6" w:space="0" w:color="auto"/>
+              <w:right w:val="single" w:sz="6" w:space="0" w:color="auto"/>
+            </w:tcBorders>
+          </w:tcPr>
+          <w:p>
+            <w:pPr>
+              <w:rPr>
+                <w:sz w:val="16"/>
+                <w:szCs w:val="16"/>
+              </w:rPr>
+            </w:pPr>
+            <w:r>
+              <w:rPr>
+                <w:sz w:val="16"/>
+                <w:szCs w:val="16"/>
+              </w:rPr>
+              <w:t>Breasts</w:t>
+            </w:r>
+          </w:p>
+        </w:tc>
+        <w:tc>
+          <w:tcPr>
+            <w:tcW w:w="1339" w:type="dxa"/>
+            <w:gridSpan w:val="7"/>
+            <w:tcBorders>
+              <w:top w:val="single" w:sz="4" w:space="0" w:color="auto"/>
+              <w:left w:val="single" w:sz="6" w:space="0" w:color="auto"/>
+              <w:bottom w:val="single" w:sz="6" w:space="0" w:color="auto"/>
+              <w:right w:val="single" w:sz="6" w:space="0" w:color="auto"/>
+            </w:tcBorders>
+            <w:vAlign w:val="center"/>
+          </w:tcPr>
+          <w:p>
+            <w:pPr>
+              <w:jc w:val="center"/>
+              <w:rPr>
+                <w:sz w:val="16"/>
+                <w:szCs w:val="16"/>
+              </w:rPr>
+            </w:pPr>
+            <w:r>
+              <w:rPr>
+                <w:sz w:val="16"/>
+                <w:szCs w:val="16"/>
+              </w:rPr>
+              <w:t>{{</w:t>
+            </w:r>
+            <w:proofErr w:type="spellStart"/>
+            <w:r>
+              <w:rPr>
+                <w:sz w:val="16"/>
+                <w:szCs w:val="16"/>
+              </w:rPr>
+              <w:t>breast</w:t>
+            </w:r>
+            <w:r>
+              <w:rPr>
+                <w:sz w:val="16"/>
+                <w:szCs w:val="16"/>
+              </w:rPr>
+              <w:t>_n</w:t>
+            </w:r>
+            <w:proofErr w:type="spellEnd"/>
+            <w:r>
+              <w:rPr>
+                <w:sz w:val="16"/>
+                <w:szCs w:val="16"/>
+              </w:rPr>
+              <w:t>}}</w:t>
+            </w:r>
+          </w:p>
+        </w:tc>
+        <w:tc>
+          <w:tcPr>
+            <w:tcW w:w="1421" w:type="dxa"/>
+            <w:gridSpan w:val="9"/>
+            <w:tcBorders>
+              <w:top w:val="single" w:sz="6" w:space="0" w:color="auto"/>
+              <w:left w:val="single" w:sz="6" w:space="0" w:color="auto"/>
+              <w:bottom w:val="single" w:sz="6" w:space="0" w:color="auto"/>
+              <w:right w:val="single" w:sz="12" w:space="0" w:color="auto"/>
+            </w:tcBorders>
+            <w:vAlign w:val="center"/>
+          </w:tcPr>
+          <w:p>
+            <w:pPr>
+              <w:jc w:val="center"/>
+              <w:rPr>
+                <w:sz w:val="16"/>
+                <w:szCs w:val="16"/>
+              </w:rPr>
+            </w:pPr>
+            <w:r>
+              <w:rPr>
+                <w:sz w:val="16"/>
+                <w:szCs w:val="16"/>
+              </w:rPr>
+              <w:t>{{</w:t>
+            </w:r>
+            <w:proofErr w:type="spellStart"/>
+            <w:r>
+              <w:rPr>
+                <w:sz w:val="16"/>
+                <w:szCs w:val="16"/>
+              </w:rPr>
+              <w:t>breast_</w:t>
+            </w:r>
+            <w:r>
+              <w:rPr>
+                <w:sz w:val="16"/>
+                <w:szCs w:val="16"/>
+              </w:rPr>
+              <w:t>a</w:t>
+            </w:r>
+            <w:proofErr w:type="spellEnd"/>
+            <w:r>
+              <w:rPr>
+                <w:sz w:val="16"/>
+                <w:szCs w:val="16"/>
+              </w:rPr>
+              <w:t>}}</w:t>
+            </w:r>
+          </w:p>
+        </w:tc>
+        <w:tc>
+          <w:tcPr>
+            <w:tcW w:w="1153" w:type="dxa"/>
+            <w:gridSpan w:val="5"/>
+            <w:tcBorders>
+              <w:left w:val="single" w:sz="12" w:space="0" w:color="auto"/>
+            </w:tcBorders>
+          </w:tcPr>
+          <w:p>
+            <w:pPr>
+              <w:rPr>
+                <w:sz w:val="16"/>
+                <w:szCs w:val="16"/>
+              </w:rPr>
+            </w:pPr>
+            <w:r>
+              <w:rPr>
+                <w:b/>
+                <w:bCs/>
+                <w:sz w:val="16"/>
+                <w:szCs w:val="16"/>
+              </w:rPr>
+              <w:t>FEV1</w:t>
+            </w:r>
+            <w:r>
+              <w:rPr>
+                <w:sz w:val="16"/>
+                <w:szCs w:val="16"/>
+              </w:rPr>
+              <w:t xml:space="preserve">            </w:t>
+            </w:r>
+            <w:r>
+              <w:rPr>
+                <w:b/>
+                <w:bCs/>
+                <w:sz w:val="16"/>
+                <w:szCs w:val="16"/>
+              </w:rPr>
+              <w:t xml:space="preserve"> </w:t>
+            </w:r>
+            <w:r>
+              <w:rPr>
+                <w:sz w:val="16"/>
+                <w:szCs w:val="16"/>
+              </w:rPr>
+              <w:t xml:space="preserve">  </w:t>
+            </w:r>
+          </w:p>
+        </w:tc>
+        <w:tc>
+          <w:tcPr>
+            <w:tcW w:w="1276" w:type="dxa"/>
+            <w:gridSpan w:val="4"/>
+            <w:tcBorders>
+              <w:top w:val="single" w:sz="6" w:space="0" w:color="auto"/>
+              <w:bottom w:val="single" w:sz="4" w:space="0" w:color="auto"/>
+            </w:tcBorders>
+          </w:tcPr>
+          <w:p>
+            <w:pPr>
+              <w:rPr>
+                <w:sz w:val="16"/>
+                <w:szCs w:val="16"/>
+              </w:rPr>
+            </w:pPr>
+            <w:r>
+              <w:rPr>
+                <w:sz w:val="16"/>
+                <w:szCs w:val="16"/>
+              </w:rPr>
+              <w:t>{{ft_fev1}}</w:t>
+            </w:r>
+            <w:r>
+              <w:rPr>
+                <w:sz w:val="16"/>
+                <w:szCs w:val="16"/>
+              </w:rPr>
+              <w:t xml:space="preserve"> %,</w:t>
+            </w:r>
+          </w:p>
+        </w:tc>
+        <w:tc>
+          <w:tcPr>
+            <w:tcW w:w="1134" w:type="dxa"/>
+            <w:gridSpan w:val="5"/>
+          </w:tcPr>
+          <w:p>
+            <w:pPr>
+              <w:rPr>
+                <w:sz w:val="16"/>
+                <w:szCs w:val="16"/>
+              </w:rPr>
+            </w:pPr>
+            <w:r>
+              <w:rPr>
+                <w:b/>
+                <w:bCs/>
+                <w:sz w:val="16"/>
+                <w:szCs w:val="16"/>
+              </w:rPr>
+              <w:t>Predicted</w:t>
+            </w:r>
+          </w:p>
+        </w:tc>
+        <w:tc>
+          <w:tcPr>
+            <w:tcW w:w="1559" w:type="dxa"/>
+            <w:gridSpan w:val="5"/>
+            <w:tcBorders>
+              <w:top w:val="single" w:sz="4" w:space="0" w:color="auto"/>
+              <w:bottom w:val="single" w:sz="4" w:space="0" w:color="auto"/>
+            </w:tcBorders>
+          </w:tcPr>
+          <w:p>
+            <w:pPr>
+              <w:rPr>
+                <w:sz w:val="16"/>
+                <w:szCs w:val="16"/>
+              </w:rPr>
+            </w:pPr>
+            <w:r>
+              <w:rPr>
+                <w:sz w:val="16"/>
+                <w:szCs w:val="16"/>
+              </w:rPr>
+              <w:t>{{pre_fev1}}</w:t>
+            </w:r>
+          </w:p>
+        </w:tc>
+        <w:tc>
+          <w:tcPr>
+            <w:tcW w:w="265" w:type="dxa"/>
+          </w:tcPr>
+          <w:p>
+            <w:pPr>
+              <w:rPr>
+                <w:sz w:val="16"/>
+                <w:szCs w:val="16"/>
+              </w:rPr>
+            </w:pPr>
+          </w:p>
+        </w:tc>
+      </w:tr>
+      <w:tr>
+        <w:trPr>
+          <w:gridAfter w:val="2"/>
+          <w:wAfter w:w="3041" w:type="dxa"/>
+        </w:trPr>
+        <w:tc>
+          <w:tcPr>
+            <w:tcW w:w="3019" w:type="dxa"/>
+            <w:gridSpan w:val="17"/>
             <w:tcBorders>
               <w:top w:val="single" w:sz="6" w:space="0" w:color="auto"/>
               <w:left w:val="single" w:sz="12" w:space="0" w:color="auto"/>
@@ -28161,7 +28721,7 @@
                 <w:sz w:val="16"/>
                 <w:szCs w:val="16"/>
               </w:rPr>
-              <w:t>Breasts</w:t>
+              <w:t>Lung</w:t>
             </w:r>
           </w:p>
         </w:tc>
@@ -28198,7 +28758,7 @@
                 <w:sz w:val="16"/>
                 <w:szCs w:val="16"/>
               </w:rPr>
-              <w:t>breast</w:t>
+              <w:t>lung</w:t>
             </w:r>
             <w:r>
               <w:rPr>
@@ -28219,7 +28779,7 @@
         </w:tc>
         <w:tc>
           <w:tcPr>
-            <w:tcW w:w="1417" w:type="dxa"/>
+            <w:tcW w:w="1421" w:type="dxa"/>
             <w:gridSpan w:val="9"/>
             <w:tcBorders>
               <w:top w:val="single" w:sz="6" w:space="0" w:color="auto"/>
@@ -28250,7 +28810,7 @@
                 <w:sz w:val="16"/>
                 <w:szCs w:val="16"/>
               </w:rPr>
-              <w:t>breast_</w:t>
+              <w:t>lung_</w:t>
             </w:r>
             <w:r>
               <w:rPr>
@@ -28271,11 +28831,10 @@
         </w:tc>
         <w:tc>
           <w:tcPr>
-            <w:tcW w:w="5387" w:type="dxa"/>
-            <w:gridSpan w:val="15"/>
+            <w:tcW w:w="1153" w:type="dxa"/>
+            <w:gridSpan w:val="5"/>
             <w:tcBorders>
               <w:left w:val="single" w:sz="12" w:space="0" w:color="auto"/>
-              <w:right w:val="single" w:sz="12" w:space="0" w:color="auto"/>
             </w:tcBorders>
           </w:tcPr>
           <w:p>
@@ -28292,52 +28851,7 @@
                 <w:sz w:val="16"/>
                 <w:szCs w:val="16"/>
               </w:rPr>
-              <w:t>FEV1</w:t>
-            </w:r>
-            <w:r>
-              <w:rPr>
-                <w:sz w:val="16"/>
-                <w:szCs w:val="16"/>
-              </w:rPr>
-              <w:t xml:space="preserve">       </w:t>
-            </w:r>
-            <w:proofErr w:type="gramStart"/>
-            <w:r>
-              <w:rPr>
-                <w:sz w:val="16"/>
-                <w:szCs w:val="16"/>
-              </w:rPr>
-              <w:t xml:space="preserve">   </w:t>
-            </w:r>
-            <w:r>
-              <w:rPr>
-                <w:sz w:val="16"/>
-                <w:szCs w:val="16"/>
-              </w:rPr>
-              <w:t>{</w:t>
-            </w:r>
-            <w:proofErr w:type="gramEnd"/>
-            <w:r>
-              <w:rPr>
-                <w:sz w:val="16"/>
-                <w:szCs w:val="16"/>
-              </w:rPr>
-              <w:t>{ft_fev1}</w:t>
-            </w:r>
-            <w:proofErr w:type="gramStart"/>
-            <w:r>
-              <w:rPr>
-                <w:sz w:val="16"/>
-                <w:szCs w:val="16"/>
-              </w:rPr>
-              <w:t>}</w:t>
-            </w:r>
-            <w:r>
-              <w:rPr>
-                <w:sz w:val="16"/>
-                <w:szCs w:val="16"/>
-              </w:rPr>
-              <w:t>,</w:t>
+              <w:t xml:space="preserve">FEV1/FVC </w:t>
             </w:r>
             <w:r>
               <w:rPr>
@@ -28353,6 +28867,45 @@
               </w:rPr>
               <w:t xml:space="preserve"> </w:t>
             </w:r>
+          </w:p>
+        </w:tc>
+        <w:tc>
+          <w:tcPr>
+            <w:tcW w:w="1276" w:type="dxa"/>
+            <w:gridSpan w:val="4"/>
+            <w:tcBorders>
+              <w:top w:val="single" w:sz="4" w:space="0" w:color="auto"/>
+              <w:bottom w:val="single" w:sz="4" w:space="0" w:color="auto"/>
+            </w:tcBorders>
+          </w:tcPr>
+          <w:p>
+            <w:pPr>
+              <w:rPr>
+                <w:sz w:val="16"/>
+                <w:szCs w:val="16"/>
+              </w:rPr>
+            </w:pPr>
+            <w:r>
+              <w:rPr>
+                <w:sz w:val="16"/>
+                <w:szCs w:val="16"/>
+              </w:rPr>
+              <w:t>{{ev1_vc}} %,</w:t>
+            </w:r>
+          </w:p>
+        </w:tc>
+        <w:tc>
+          <w:tcPr>
+            <w:tcW w:w="1134" w:type="dxa"/>
+            <w:gridSpan w:val="5"/>
+          </w:tcPr>
+          <w:p>
+            <w:pPr>
+              <w:rPr>
+                <w:sz w:val="16"/>
+                <w:szCs w:val="16"/>
+              </w:rPr>
+            </w:pPr>
             <w:r>
               <w:rPr>
                 <w:b/>
@@ -28360,58 +28913,65 @@
                 <w:sz w:val="16"/>
                 <w:szCs w:val="16"/>
               </w:rPr>
-              <w:t>%</w:t>
-            </w:r>
-            <w:proofErr w:type="gramEnd"/>
-            <w:r>
-              <w:rPr>
-                <w:b/>
-                <w:bCs/>
-                <w:sz w:val="16"/>
-                <w:szCs w:val="16"/>
-              </w:rPr>
-              <w:t xml:space="preserve"> </w:t>
-            </w:r>
-            <w:proofErr w:type="gramStart"/>
-            <w:r>
-              <w:rPr>
-                <w:b/>
-                <w:bCs/>
-                <w:sz w:val="16"/>
-                <w:szCs w:val="16"/>
-              </w:rPr>
-              <w:t>Predicted</w:t>
-            </w:r>
-            <w:r>
-              <w:rPr>
-                <w:sz w:val="16"/>
-                <w:szCs w:val="16"/>
-              </w:rPr>
-              <w:t xml:space="preserve">  </w:t>
-            </w:r>
-            <w:r>
-              <w:rPr>
-                <w:sz w:val="16"/>
-                <w:szCs w:val="16"/>
-              </w:rPr>
-              <w:t>{</w:t>
-            </w:r>
-            <w:proofErr w:type="gramEnd"/>
-            <w:r>
-              <w:rPr>
-                <w:sz w:val="16"/>
-                <w:szCs w:val="16"/>
-              </w:rPr>
-              <w:t>{pre_fev1}}</w:t>
-            </w:r>
+              <w:t>Result</w:t>
+            </w:r>
+          </w:p>
+        </w:tc>
+        <w:tc>
+          <w:tcPr>
+            <w:tcW w:w="1559" w:type="dxa"/>
+            <w:gridSpan w:val="5"/>
+            <w:tcBorders>
+              <w:top w:val="single" w:sz="4" w:space="0" w:color="auto"/>
+              <w:bottom w:val="single" w:sz="4" w:space="0" w:color="auto"/>
+            </w:tcBorders>
+          </w:tcPr>
+          <w:p>
+            <w:pPr>
+              <w:rPr>
+                <w:sz w:val="16"/>
+                <w:szCs w:val="16"/>
+              </w:rPr>
+            </w:pPr>
+            <w:r>
+              <w:rPr>
+                <w:sz w:val="16"/>
+                <w:szCs w:val="16"/>
+              </w:rPr>
+              <w:t>{{</w:t>
+            </w:r>
+            <w:r>
+              <w:rPr>
+                <w:sz w:val="16"/>
+                <w:szCs w:val="16"/>
+              </w:rPr>
+              <w:t>result}}</w:t>
+            </w:r>
+          </w:p>
+        </w:tc>
+        <w:tc>
+          <w:tcPr>
+            <w:tcW w:w="265" w:type="dxa"/>
+          </w:tcPr>
+          <w:p>
+            <w:pPr>
+              <w:rPr>
+                <w:sz w:val="16"/>
+                <w:szCs w:val="16"/>
+              </w:rPr>
+            </w:pPr>
           </w:p>
         </w:tc>
       </w:tr>
       <w:tr>
-        <w:tc>
-          <w:tcPr>
-            <w:tcW w:w="3022" w:type="dxa"/>
-            <w:gridSpan w:val="16"/>
+        <w:trPr>
+          <w:gridAfter w:val="2"/>
+          <w:wAfter w:w="3041" w:type="dxa"/>
+        </w:trPr>
+        <w:tc>
+          <w:tcPr>
+            <w:tcW w:w="3019" w:type="dxa"/>
+            <w:gridSpan w:val="17"/>
             <w:tcBorders>
               <w:top w:val="single" w:sz="6" w:space="0" w:color="auto"/>
               <w:left w:val="single" w:sz="12" w:space="0" w:color="auto"/>
@@ -28431,7 +28991,7 @@
                 <w:sz w:val="16"/>
                 <w:szCs w:val="16"/>
               </w:rPr>
-              <w:t>Lung</w:t>
+              <w:t>Heart</w:t>
             </w:r>
           </w:p>
         </w:tc>
@@ -28468,7 +29028,7 @@
                 <w:sz w:val="16"/>
                 <w:szCs w:val="16"/>
               </w:rPr>
-              <w:t>lung</w:t>
+              <w:t>heart</w:t>
             </w:r>
             <w:r>
               <w:rPr>
@@ -28489,7 +29049,7 @@
         </w:tc>
         <w:tc>
           <w:tcPr>
-            <w:tcW w:w="1417" w:type="dxa"/>
+            <w:tcW w:w="1421" w:type="dxa"/>
             <w:gridSpan w:val="9"/>
             <w:tcBorders>
               <w:top w:val="single" w:sz="6" w:space="0" w:color="auto"/>
@@ -28520,7 +29080,7 @@
                 <w:sz w:val="16"/>
                 <w:szCs w:val="16"/>
               </w:rPr>
-              <w:t>lung_</w:t>
+              <w:t>heart_</w:t>
             </w:r>
             <w:r>
               <w:rPr>
@@ -28542,7 +29102,7 @@
         <w:tc>
           <w:tcPr>
             <w:tcW w:w="5387" w:type="dxa"/>
-            <w:gridSpan w:val="15"/>
+            <w:gridSpan w:val="20"/>
             <w:tcBorders>
               <w:left w:val="single" w:sz="12" w:space="0" w:color="auto"/>
               <w:right w:val="single" w:sz="12" w:space="0" w:color="auto"/>
@@ -28555,78 +29115,18 @@
                 <w:szCs w:val="16"/>
               </w:rPr>
             </w:pPr>
-            <w:r>
-              <w:rPr>
-                <w:b/>
-                <w:bCs/>
-                <w:sz w:val="16"/>
-                <w:szCs w:val="16"/>
-              </w:rPr>
-              <w:t>FEV1/</w:t>
-            </w:r>
-            <w:proofErr w:type="gramStart"/>
-            <w:r>
-              <w:rPr>
-                <w:b/>
-                <w:bCs/>
-                <w:sz w:val="16"/>
-                <w:szCs w:val="16"/>
-              </w:rPr>
-              <w:t xml:space="preserve">FVC </w:t>
-            </w:r>
-            <w:r>
-              <w:rPr>
-                <w:sz w:val="16"/>
-                <w:szCs w:val="16"/>
-              </w:rPr>
-              <w:t xml:space="preserve"> </w:t>
-            </w:r>
-            <w:r>
-              <w:rPr>
-                <w:sz w:val="16"/>
-                <w:szCs w:val="16"/>
-              </w:rPr>
-              <w:t>{</w:t>
-            </w:r>
-            <w:proofErr w:type="gramEnd"/>
-            <w:r>
-              <w:rPr>
-                <w:sz w:val="16"/>
-                <w:szCs w:val="16"/>
-              </w:rPr>
-              <w:t>{ev1_vc}}</w:t>
-            </w:r>
-            <w:r>
-              <w:rPr>
-                <w:sz w:val="16"/>
-                <w:szCs w:val="16"/>
-              </w:rPr>
-              <w:t xml:space="preserve"> %, </w:t>
-            </w:r>
-            <w:r>
-              <w:rPr>
-                <w:b/>
-                <w:bCs/>
-                <w:sz w:val="16"/>
-                <w:szCs w:val="16"/>
-              </w:rPr>
-              <w:t xml:space="preserve">Result </w:t>
-            </w:r>
-            <w:r>
-              <w:rPr>
-                <w:sz w:val="16"/>
-                <w:szCs w:val="16"/>
-              </w:rPr>
-              <w:t>_______________________</w:t>
-            </w:r>
           </w:p>
         </w:tc>
       </w:tr>
       <w:tr>
-        <w:tc>
-          <w:tcPr>
-            <w:tcW w:w="3022" w:type="dxa"/>
-            <w:gridSpan w:val="16"/>
+        <w:trPr>
+          <w:gridAfter w:val="2"/>
+          <w:wAfter w:w="3041" w:type="dxa"/>
+        </w:trPr>
+        <w:tc>
+          <w:tcPr>
+            <w:tcW w:w="3019" w:type="dxa"/>
+            <w:gridSpan w:val="17"/>
             <w:tcBorders>
               <w:top w:val="single" w:sz="6" w:space="0" w:color="auto"/>
               <w:left w:val="single" w:sz="12" w:space="0" w:color="auto"/>
@@ -28646,7 +29146,7 @@
                 <w:sz w:val="16"/>
                 <w:szCs w:val="16"/>
               </w:rPr>
-              <w:t>Heart</w:t>
+              <w:t>Abdomen</w:t>
             </w:r>
           </w:p>
         </w:tc>
@@ -28683,7 +29183,7 @@
                 <w:sz w:val="16"/>
                 <w:szCs w:val="16"/>
               </w:rPr>
-              <w:t>heart</w:t>
+              <w:t>abdomen</w:t>
             </w:r>
             <w:r>
               <w:rPr>
@@ -28704,7 +29204,7 @@
         </w:tc>
         <w:tc>
           <w:tcPr>
-            <w:tcW w:w="1417" w:type="dxa"/>
+            <w:tcW w:w="1421" w:type="dxa"/>
             <w:gridSpan w:val="9"/>
             <w:tcBorders>
               <w:top w:val="single" w:sz="6" w:space="0" w:color="auto"/>
@@ -28735,7 +29235,7 @@
                 <w:sz w:val="16"/>
                 <w:szCs w:val="16"/>
               </w:rPr>
-              <w:t>heart_</w:t>
+              <w:t>abdomen_</w:t>
             </w:r>
             <w:r>
               <w:rPr>
@@ -28757,7 +29257,7 @@
         <w:tc>
           <w:tcPr>
             <w:tcW w:w="5387" w:type="dxa"/>
-            <w:gridSpan w:val="15"/>
+            <w:gridSpan w:val="20"/>
             <w:tcBorders>
               <w:left w:val="single" w:sz="12" w:space="0" w:color="auto"/>
               <w:right w:val="single" w:sz="12" w:space="0" w:color="auto"/>
@@ -28770,14 +29270,74 @@
                 <w:szCs w:val="16"/>
               </w:rPr>
             </w:pPr>
+            <w:r>
+              <w:rPr>
+                <w:b/>
+                <w:bCs/>
+                <w:sz w:val="16"/>
+                <w:szCs w:val="16"/>
+                <w:u w:val="single"/>
+              </w:rPr>
+              <w:t>3.</w:t>
+            </w:r>
+            <w:r>
+              <w:rPr>
+                <w:b/>
+                <w:bCs/>
+                <w:sz w:val="16"/>
+                <w:szCs w:val="16"/>
+                <w:u w:val="single"/>
+              </w:rPr>
+              <w:t xml:space="preserve"> </w:t>
+            </w:r>
+            <w:r>
+              <w:rPr>
+                <w:b/>
+                <w:bCs/>
+                <w:sz w:val="16"/>
+                <w:szCs w:val="16"/>
+                <w:u w:val="single"/>
+              </w:rPr>
+              <w:t>Audi</w:t>
+            </w:r>
+            <w:r>
+              <w:rPr>
+                <w:b/>
+                <w:bCs/>
+                <w:sz w:val="16"/>
+                <w:szCs w:val="16"/>
+                <w:u w:val="single"/>
+              </w:rPr>
+              <w:t>ometric Test</w:t>
+            </w:r>
+            <w:r>
+              <w:rPr>
+                <w:b/>
+                <w:bCs/>
+                <w:sz w:val="16"/>
+                <w:szCs w:val="16"/>
+              </w:rPr>
+              <w:t xml:space="preserve"> </w:t>
+            </w:r>
+            <w:r>
+              <w:rPr>
+                <w:sz w:val="14"/>
+                <w:szCs w:val="14"/>
+              </w:rPr>
+              <w:t>Enter hearing threshold levels recorded (dB)</w:t>
+            </w:r>
           </w:p>
         </w:tc>
       </w:tr>
       <w:tr>
-        <w:tc>
-          <w:tcPr>
-            <w:tcW w:w="3022" w:type="dxa"/>
-            <w:gridSpan w:val="16"/>
+        <w:trPr>
+          <w:gridAfter w:val="2"/>
+          <w:wAfter w:w="3041" w:type="dxa"/>
+        </w:trPr>
+        <w:tc>
+          <w:tcPr>
+            <w:tcW w:w="3019" w:type="dxa"/>
+            <w:gridSpan w:val="17"/>
             <w:tcBorders>
               <w:top w:val="single" w:sz="6" w:space="0" w:color="auto"/>
               <w:left w:val="single" w:sz="12" w:space="0" w:color="auto"/>
@@ -28797,7 +29357,7 @@
                 <w:sz w:val="16"/>
                 <w:szCs w:val="16"/>
               </w:rPr>
-              <w:t>Abdomen</w:t>
+              <w:t>Hernia</w:t>
             </w:r>
           </w:p>
         </w:tc>
@@ -28834,7 +29394,7 @@
                 <w:sz w:val="16"/>
                 <w:szCs w:val="16"/>
               </w:rPr>
-              <w:t>abdomen</w:t>
+              <w:t>hernia</w:t>
             </w:r>
             <w:r>
               <w:rPr>
@@ -28855,7 +29415,7 @@
         </w:tc>
         <w:tc>
           <w:tcPr>
-            <w:tcW w:w="1417" w:type="dxa"/>
+            <w:tcW w:w="1421" w:type="dxa"/>
             <w:gridSpan w:val="9"/>
             <w:tcBorders>
               <w:top w:val="single" w:sz="6" w:space="0" w:color="auto"/>
@@ -28886,7 +29446,7 @@
                 <w:sz w:val="16"/>
                 <w:szCs w:val="16"/>
               </w:rPr>
-              <w:t>abdomen_</w:t>
+              <w:t>hernia_</w:t>
             </w:r>
             <w:r>
               <w:rPr>
@@ -28908,214 +29468,7 @@
         <w:tc>
           <w:tcPr>
             <w:tcW w:w="5387" w:type="dxa"/>
-            <w:gridSpan w:val="15"/>
-            <w:tcBorders>
-              <w:left w:val="single" w:sz="12" w:space="0" w:color="auto"/>
-              <w:right w:val="single" w:sz="12" w:space="0" w:color="auto"/>
-            </w:tcBorders>
-          </w:tcPr>
-          <w:p>
-            <w:pPr>
-              <w:rPr>
-                <w:sz w:val="16"/>
-                <w:szCs w:val="16"/>
-              </w:rPr>
-            </w:pPr>
-            <w:r>
-              <w:rPr>
-                <w:b/>
-                <w:bCs/>
-                <w:sz w:val="16"/>
-                <w:szCs w:val="16"/>
-                <w:u w:val="single"/>
-              </w:rPr>
-              <w:t>3.</w:t>
-            </w:r>
-            <w:r>
-              <w:rPr>
-                <w:b/>
-                <w:bCs/>
-                <w:sz w:val="16"/>
-                <w:szCs w:val="16"/>
-                <w:u w:val="single"/>
-              </w:rPr>
-              <w:t xml:space="preserve"> </w:t>
-            </w:r>
-            <w:r>
-              <w:rPr>
-                <w:b/>
-                <w:bCs/>
-                <w:sz w:val="16"/>
-                <w:szCs w:val="16"/>
-                <w:u w:val="single"/>
-              </w:rPr>
-              <w:t>Audi</w:t>
-            </w:r>
-            <w:r>
-              <w:rPr>
-                <w:b/>
-                <w:bCs/>
-                <w:sz w:val="16"/>
-                <w:szCs w:val="16"/>
-                <w:u w:val="single"/>
-              </w:rPr>
-              <w:t>ometric Test</w:t>
-            </w:r>
-            <w:r>
-              <w:rPr>
-                <w:b/>
-                <w:bCs/>
-                <w:sz w:val="16"/>
-                <w:szCs w:val="16"/>
-              </w:rPr>
-              <w:t xml:space="preserve"> </w:t>
-            </w:r>
-            <w:r>
-              <w:rPr>
-                <w:sz w:val="14"/>
-                <w:szCs w:val="14"/>
-              </w:rPr>
-              <w:t>Enter hearing threshold levels recorded (dB)</w:t>
-            </w:r>
-          </w:p>
-        </w:tc>
-      </w:tr>
-      <w:tr>
-        <w:tc>
-          <w:tcPr>
-            <w:tcW w:w="3022" w:type="dxa"/>
-            <w:gridSpan w:val="16"/>
-            <w:tcBorders>
-              <w:top w:val="single" w:sz="6" w:space="0" w:color="auto"/>
-              <w:left w:val="single" w:sz="12" w:space="0" w:color="auto"/>
-              <w:bottom w:val="single" w:sz="6" w:space="0" w:color="auto"/>
-              <w:right w:val="single" w:sz="6" w:space="0" w:color="auto"/>
-            </w:tcBorders>
-          </w:tcPr>
-          <w:p>
-            <w:pPr>
-              <w:rPr>
-                <w:sz w:val="16"/>
-                <w:szCs w:val="16"/>
-              </w:rPr>
-            </w:pPr>
-            <w:r>
-              <w:rPr>
-                <w:sz w:val="16"/>
-                <w:szCs w:val="16"/>
-              </w:rPr>
-              <w:t>Hernia</w:t>
-            </w:r>
-          </w:p>
-        </w:tc>
-        <w:tc>
-          <w:tcPr>
-            <w:tcW w:w="1339" w:type="dxa"/>
-            <w:gridSpan w:val="7"/>
-            <w:tcBorders>
-              <w:top w:val="single" w:sz="6" w:space="0" w:color="auto"/>
-              <w:left w:val="single" w:sz="6" w:space="0" w:color="auto"/>
-              <w:bottom w:val="single" w:sz="6" w:space="0" w:color="auto"/>
-              <w:right w:val="single" w:sz="6" w:space="0" w:color="auto"/>
-            </w:tcBorders>
-            <w:vAlign w:val="center"/>
-          </w:tcPr>
-          <w:p>
-            <w:pPr>
-              <w:jc w:val="center"/>
-              <w:rPr>
-                <w:sz w:val="16"/>
-                <w:szCs w:val="16"/>
-              </w:rPr>
-            </w:pPr>
-            <w:r>
-              <w:rPr>
-                <w:sz w:val="16"/>
-                <w:szCs w:val="16"/>
-              </w:rPr>
-              <w:t>{{</w:t>
-            </w:r>
-            <w:proofErr w:type="spellStart"/>
-            <w:r>
-              <w:rPr>
-                <w:sz w:val="16"/>
-                <w:szCs w:val="16"/>
-              </w:rPr>
-              <w:t>hernia</w:t>
-            </w:r>
-            <w:r>
-              <w:rPr>
-                <w:sz w:val="16"/>
-                <w:szCs w:val="16"/>
-              </w:rPr>
-              <w:t>_n</w:t>
-            </w:r>
-            <w:proofErr w:type="spellEnd"/>
-            <w:r>
-              <w:rPr>
-                <w:sz w:val="16"/>
-                <w:szCs w:val="16"/>
-              </w:rPr>
-              <w:t>}}</w:t>
-            </w:r>
-          </w:p>
-        </w:tc>
-        <w:tc>
-          <w:tcPr>
-            <w:tcW w:w="1417" w:type="dxa"/>
-            <w:gridSpan w:val="9"/>
-            <w:tcBorders>
-              <w:top w:val="single" w:sz="6" w:space="0" w:color="auto"/>
-              <w:left w:val="single" w:sz="6" w:space="0" w:color="auto"/>
-              <w:bottom w:val="single" w:sz="6" w:space="0" w:color="auto"/>
-              <w:right w:val="single" w:sz="12" w:space="0" w:color="auto"/>
-            </w:tcBorders>
-            <w:vAlign w:val="center"/>
-          </w:tcPr>
-          <w:p>
-            <w:pPr>
-              <w:jc w:val="center"/>
-              <w:rPr>
-                <w:sz w:val="16"/>
-                <w:szCs w:val="16"/>
-              </w:rPr>
-            </w:pPr>
-            <w:r>
-              <w:rPr>
-                <w:sz w:val="16"/>
-                <w:szCs w:val="16"/>
-              </w:rPr>
-              <w:t>{{</w:t>
-            </w:r>
-            <w:proofErr w:type="spellStart"/>
-            <w:r>
-              <w:rPr>
-                <w:sz w:val="16"/>
-                <w:szCs w:val="16"/>
-              </w:rPr>
-              <w:t>hernia_</w:t>
-            </w:r>
-            <w:r>
-              <w:rPr>
-                <w:sz w:val="16"/>
-                <w:szCs w:val="16"/>
-              </w:rPr>
-              <w:t>a</w:t>
-            </w:r>
-            <w:proofErr w:type="spellEnd"/>
-            <w:r>
-              <w:rPr>
-                <w:sz w:val="16"/>
-                <w:szCs w:val="16"/>
-              </w:rPr>
-              <w:t>}}</w:t>
-            </w:r>
-          </w:p>
-        </w:tc>
-        <w:tc>
-          <w:tcPr>
-            <w:tcW w:w="5387" w:type="dxa"/>
-            <w:gridSpan w:val="15"/>
+            <w:gridSpan w:val="20"/>
             <w:tcBorders>
               <w:left w:val="single" w:sz="12" w:space="0" w:color="auto"/>
               <w:right w:val="single" w:sz="12" w:space="0" w:color="auto"/>
@@ -29367,10 +29720,14 @@
         </w:tc>
       </w:tr>
       <w:tr>
-        <w:tc>
-          <w:tcPr>
-            <w:tcW w:w="3022" w:type="dxa"/>
-            <w:gridSpan w:val="16"/>
+        <w:trPr>
+          <w:gridAfter w:val="2"/>
+          <w:wAfter w:w="3041" w:type="dxa"/>
+        </w:trPr>
+        <w:tc>
+          <w:tcPr>
+            <w:tcW w:w="3019" w:type="dxa"/>
+            <w:gridSpan w:val="17"/>
             <w:tcBorders>
               <w:top w:val="single" w:sz="6" w:space="0" w:color="auto"/>
               <w:left w:val="single" w:sz="12" w:space="0" w:color="auto"/>
@@ -29448,7 +29805,7 @@
         </w:tc>
         <w:tc>
           <w:tcPr>
-            <w:tcW w:w="1417" w:type="dxa"/>
+            <w:tcW w:w="1421" w:type="dxa"/>
             <w:gridSpan w:val="9"/>
             <w:tcBorders>
               <w:top w:val="single" w:sz="6" w:space="0" w:color="auto"/>
@@ -29501,7 +29858,7 @@
         <w:tc>
           <w:tcPr>
             <w:tcW w:w="5387" w:type="dxa"/>
-            <w:gridSpan w:val="15"/>
+            <w:gridSpan w:val="20"/>
             <w:tcBorders>
               <w:left w:val="single" w:sz="12" w:space="0" w:color="auto"/>
               <w:right w:val="single" w:sz="12" w:space="0" w:color="auto"/>
@@ -29529,10 +29886,14 @@
         </w:tc>
       </w:tr>
       <w:tr>
-        <w:tc>
-          <w:tcPr>
-            <w:tcW w:w="3022" w:type="dxa"/>
-            <w:gridSpan w:val="16"/>
+        <w:trPr>
+          <w:gridAfter w:val="2"/>
+          <w:wAfter w:w="3041" w:type="dxa"/>
+        </w:trPr>
+        <w:tc>
+          <w:tcPr>
+            <w:tcW w:w="3019" w:type="dxa"/>
+            <w:gridSpan w:val="17"/>
             <w:tcBorders>
               <w:top w:val="single" w:sz="6" w:space="0" w:color="auto"/>
               <w:left w:val="single" w:sz="12" w:space="0" w:color="auto"/>
@@ -29610,7 +29971,7 @@
         </w:tc>
         <w:tc>
           <w:tcPr>
-            <w:tcW w:w="1417" w:type="dxa"/>
+            <w:tcW w:w="1421" w:type="dxa"/>
             <w:gridSpan w:val="9"/>
             <w:tcBorders>
               <w:top w:val="single" w:sz="6" w:space="0" w:color="auto"/>
@@ -29663,7 +30024,7 @@
         <w:tc>
           <w:tcPr>
             <w:tcW w:w="5387" w:type="dxa"/>
-            <w:gridSpan w:val="15"/>
+            <w:gridSpan w:val="20"/>
             <w:tcBorders>
               <w:left w:val="single" w:sz="12" w:space="0" w:color="auto"/>
               <w:right w:val="single" w:sz="12" w:space="0" w:color="auto"/>
@@ -29901,10 +30262,14 @@
         </w:tc>
       </w:tr>
       <w:tr>
-        <w:tc>
-          <w:tcPr>
-            <w:tcW w:w="3022" w:type="dxa"/>
-            <w:gridSpan w:val="16"/>
+        <w:trPr>
+          <w:gridAfter w:val="2"/>
+          <w:wAfter w:w="3041" w:type="dxa"/>
+        </w:trPr>
+        <w:tc>
+          <w:tcPr>
+            <w:tcW w:w="3019" w:type="dxa"/>
+            <w:gridSpan w:val="17"/>
             <w:tcBorders>
               <w:top w:val="single" w:sz="6" w:space="0" w:color="auto"/>
               <w:left w:val="single" w:sz="12" w:space="0" w:color="auto"/>
@@ -29982,7 +30347,7 @@
         </w:tc>
         <w:tc>
           <w:tcPr>
-            <w:tcW w:w="1417" w:type="dxa"/>
+            <w:tcW w:w="1421" w:type="dxa"/>
             <w:gridSpan w:val="9"/>
             <w:tcBorders>
               <w:top w:val="single" w:sz="6" w:space="0" w:color="auto"/>
@@ -30035,7 +30400,7 @@
         <w:tc>
           <w:tcPr>
             <w:tcW w:w="5387" w:type="dxa"/>
-            <w:gridSpan w:val="15"/>
+            <w:gridSpan w:val="20"/>
             <w:tcBorders>
               <w:left w:val="single" w:sz="12" w:space="0" w:color="auto"/>
               <w:right w:val="single" w:sz="12" w:space="0" w:color="auto"/>
@@ -30052,10 +30417,14 @@
         </w:tc>
       </w:tr>
       <w:tr>
-        <w:tc>
-          <w:tcPr>
-            <w:tcW w:w="3022" w:type="dxa"/>
-            <w:gridSpan w:val="16"/>
+        <w:trPr>
+          <w:gridAfter w:val="2"/>
+          <w:wAfter w:w="3041" w:type="dxa"/>
+        </w:trPr>
+        <w:tc>
+          <w:tcPr>
+            <w:tcW w:w="3019" w:type="dxa"/>
+            <w:gridSpan w:val="17"/>
             <w:tcBorders>
               <w:top w:val="single" w:sz="6" w:space="0" w:color="auto"/>
               <w:left w:val="single" w:sz="12" w:space="0" w:color="auto"/>
@@ -30133,7 +30502,7 @@
         </w:tc>
         <w:tc>
           <w:tcPr>
-            <w:tcW w:w="1417" w:type="dxa"/>
+            <w:tcW w:w="1421" w:type="dxa"/>
             <w:gridSpan w:val="9"/>
             <w:tcBorders>
               <w:top w:val="single" w:sz="6" w:space="0" w:color="auto"/>
@@ -30186,7 +30555,7 @@
         <w:tc>
           <w:tcPr>
             <w:tcW w:w="5387" w:type="dxa"/>
-            <w:gridSpan w:val="15"/>
+            <w:gridSpan w:val="20"/>
             <w:tcBorders>
               <w:left w:val="single" w:sz="12" w:space="0" w:color="auto"/>
               <w:right w:val="single" w:sz="12" w:space="0" w:color="auto"/>
@@ -30513,10 +30882,14 @@
         </w:tc>
       </w:tr>
       <w:tr>
-        <w:tc>
-          <w:tcPr>
-            <w:tcW w:w="3022" w:type="dxa"/>
-            <w:gridSpan w:val="16"/>
+        <w:trPr>
+          <w:gridAfter w:val="2"/>
+          <w:wAfter w:w="3041" w:type="dxa"/>
+        </w:trPr>
+        <w:tc>
+          <w:tcPr>
+            <w:tcW w:w="3019" w:type="dxa"/>
+            <w:gridSpan w:val="17"/>
             <w:tcBorders>
               <w:top w:val="single" w:sz="6" w:space="0" w:color="auto"/>
               <w:left w:val="single" w:sz="12" w:space="0" w:color="auto"/>
@@ -30594,7 +30967,7 @@
         </w:tc>
         <w:tc>
           <w:tcPr>
-            <w:tcW w:w="1417" w:type="dxa"/>
+            <w:tcW w:w="1421" w:type="dxa"/>
             <w:gridSpan w:val="9"/>
             <w:tcBorders>
               <w:top w:val="single" w:sz="6" w:space="0" w:color="auto"/>
@@ -30647,7 +31020,7 @@
         <w:tc>
           <w:tcPr>
             <w:tcW w:w="5387" w:type="dxa"/>
-            <w:gridSpan w:val="15"/>
+            <w:gridSpan w:val="20"/>
             <w:tcBorders>
               <w:left w:val="single" w:sz="12" w:space="0" w:color="auto"/>
               <w:right w:val="single" w:sz="12" w:space="0" w:color="auto"/>
@@ -30664,10 +31037,14 @@
         </w:tc>
       </w:tr>
       <w:tr>
-        <w:tc>
-          <w:tcPr>
-            <w:tcW w:w="3022" w:type="dxa"/>
-            <w:gridSpan w:val="16"/>
+        <w:trPr>
+          <w:gridAfter w:val="2"/>
+          <w:wAfter w:w="3041" w:type="dxa"/>
+        </w:trPr>
+        <w:tc>
+          <w:tcPr>
+            <w:tcW w:w="3019" w:type="dxa"/>
+            <w:gridSpan w:val="17"/>
             <w:tcBorders>
               <w:top w:val="single" w:sz="6" w:space="0" w:color="auto"/>
               <w:left w:val="single" w:sz="12" w:space="0" w:color="auto"/>
@@ -30745,7 +31122,7 @@
         </w:tc>
         <w:tc>
           <w:tcPr>
-            <w:tcW w:w="1417" w:type="dxa"/>
+            <w:tcW w:w="1421" w:type="dxa"/>
             <w:gridSpan w:val="9"/>
             <w:tcBorders>
               <w:top w:val="single" w:sz="6" w:space="0" w:color="auto"/>
@@ -30797,12 +31174,12 @@
         </w:tc>
         <w:tc>
           <w:tcPr>
-            <w:tcW w:w="5387" w:type="dxa"/>
-            <w:gridSpan w:val="15"/>
+            <w:tcW w:w="870" w:type="dxa"/>
+            <w:gridSpan w:val="3"/>
             <w:tcBorders>
               <w:left w:val="single" w:sz="12" w:space="0" w:color="auto"/>
-              <w:right w:val="single" w:sz="12" w:space="0" w:color="auto"/>
-            </w:tcBorders>
+            </w:tcBorders>
+            <w:vAlign w:val="center"/>
           </w:tcPr>
           <w:p>
             <w:pPr>
@@ -30812,7 +31189,6 @@
                 <w:u w:val="thick"/>
               </w:rPr>
             </w:pPr>
-            <w:proofErr w:type="gramStart"/>
             <w:r>
               <w:rPr>
                 <w:b/>
@@ -30829,62 +31205,77 @@
                 <w:sz w:val="16"/>
                 <w:szCs w:val="16"/>
               </w:rPr>
-              <w:t xml:space="preserve"> </w:t>
-            </w:r>
-            <w:r>
-              <w:rPr>
-                <w:b/>
-                <w:bCs/>
-                <w:sz w:val="16"/>
-                <w:szCs w:val="16"/>
-              </w:rPr>
-              <w:t xml:space="preserve"> </w:t>
-            </w:r>
-            <w:r>
-              <w:rPr>
-                <w:sz w:val="16"/>
-                <w:szCs w:val="16"/>
-                <w:u w:val="single"/>
-              </w:rPr>
-              <w:t>{</w:t>
-            </w:r>
-            <w:proofErr w:type="gramEnd"/>
-            <w:r>
-              <w:rPr>
-                <w:sz w:val="16"/>
-                <w:szCs w:val="16"/>
-                <w:u w:val="single"/>
-              </w:rPr>
-              <w:t>{</w:t>
+              <w:t xml:space="preserve">  </w:t>
+            </w:r>
+          </w:p>
+        </w:tc>
+        <w:tc>
+          <w:tcPr>
+            <w:tcW w:w="4252" w:type="dxa"/>
+            <w:gridSpan w:val="16"/>
+            <w:tcBorders>
+              <w:bottom w:val="single" w:sz="6" w:space="0" w:color="auto"/>
+            </w:tcBorders>
+            <w:vAlign w:val="center"/>
+          </w:tcPr>
+          <w:p>
+            <w:pPr>
+              <w:ind w:left="-57"/>
+              <w:rPr>
+                <w:sz w:val="16"/>
+                <w:szCs w:val="16"/>
+              </w:rPr>
+            </w:pPr>
+            <w:r>
+              <w:rPr>
+                <w:sz w:val="16"/>
+                <w:szCs w:val="16"/>
+              </w:rPr>
+              <w:t>{{</w:t>
             </w:r>
             <w:proofErr w:type="spellStart"/>
             <w:r>
               <w:rPr>
                 <w:sz w:val="16"/>
                 <w:szCs w:val="16"/>
-                <w:u w:val="single"/>
-              </w:rPr>
-              <w:t>oht_result</w:t>
+              </w:rPr>
+              <w:t>oth_result</w:t>
             </w:r>
             <w:proofErr w:type="spellEnd"/>
             <w:r>
               <w:rPr>
                 <w:sz w:val="16"/>
                 <w:szCs w:val="16"/>
-                <w:u w:val="single"/>
               </w:rPr>
               <w:t>}}</w:t>
             </w:r>
+          </w:p>
+        </w:tc>
+        <w:tc>
+          <w:tcPr>
+            <w:tcW w:w="265" w:type="dxa"/>
+            <w:vAlign w:val="center"/>
+          </w:tcPr>
+          <w:p>
+            <w:pPr>
+              <w:rPr>
+                <w:sz w:val="16"/>
+                <w:szCs w:val="16"/>
+              </w:rPr>
+            </w:pPr>
           </w:p>
         </w:tc>
       </w:tr>
       <w:tr>
-        <w:tc>
-          <w:tcPr>
-            <w:tcW w:w="3022" w:type="dxa"/>
-            <w:gridSpan w:val="16"/>
-            <w:tcBorders>
-              <w:top w:val="single" w:sz="6" w:space="0" w:color="auto"/>
+        <w:trPr>
+          <w:gridAfter w:val="2"/>
+          <w:wAfter w:w="3041" w:type="dxa"/>
+        </w:trPr>
+        <w:tc>
+          <w:tcPr>
+            <w:tcW w:w="3019" w:type="dxa"/>
+            <w:gridSpan w:val="17"/>
+            <w:tcBorders>
               <w:left w:val="single" w:sz="12" w:space="0" w:color="auto"/>
               <w:bottom w:val="single" w:sz="12" w:space="0" w:color="auto"/>
               <w:right w:val="single" w:sz="6" w:space="0" w:color="auto"/>
@@ -30911,7 +31302,6 @@
             <w:tcW w:w="1339" w:type="dxa"/>
             <w:gridSpan w:val="7"/>
             <w:tcBorders>
-              <w:top w:val="single" w:sz="6" w:space="0" w:color="auto"/>
               <w:left w:val="single" w:sz="6" w:space="0" w:color="auto"/>
               <w:bottom w:val="single" w:sz="12" w:space="0" w:color="auto"/>
               <w:right w:val="single" w:sz="6" w:space="0" w:color="auto"/>
@@ -30960,10 +31350,9 @@
         </w:tc>
         <w:tc>
           <w:tcPr>
-            <w:tcW w:w="1417" w:type="dxa"/>
+            <w:tcW w:w="1421" w:type="dxa"/>
             <w:gridSpan w:val="9"/>
             <w:tcBorders>
-              <w:top w:val="single" w:sz="6" w:space="0" w:color="auto"/>
               <w:left w:val="single" w:sz="6" w:space="0" w:color="auto"/>
               <w:bottom w:val="single" w:sz="12" w:space="0" w:color="auto"/>
               <w:right w:val="single" w:sz="12" w:space="0" w:color="auto"/>
@@ -31013,7 +31402,7 @@
         <w:tc>
           <w:tcPr>
             <w:tcW w:w="2880" w:type="dxa"/>
-            <w:gridSpan w:val="8"/>
+            <w:gridSpan w:val="11"/>
             <w:tcBorders>
               <w:left w:val="single" w:sz="12" w:space="0" w:color="auto"/>
               <w:bottom w:val="single" w:sz="12" w:space="0" w:color="auto"/>
@@ -31031,7 +31420,7 @@
         <w:tc>
           <w:tcPr>
             <w:tcW w:w="2507" w:type="dxa"/>
-            <w:gridSpan w:val="7"/>
+            <w:gridSpan w:val="9"/>
             <w:tcBorders>
               <w:bottom w:val="single" w:sz="12" w:space="0" w:color="auto"/>
               <w:right w:val="single" w:sz="12" w:space="0" w:color="auto"/>
@@ -31048,10 +31437,14 @@
         </w:tc>
       </w:tr>
       <w:tr>
-        <w:tc>
-          <w:tcPr>
-            <w:tcW w:w="5778" w:type="dxa"/>
-            <w:gridSpan w:val="32"/>
+        <w:trPr>
+          <w:gridAfter w:val="2"/>
+          <w:wAfter w:w="3041" w:type="dxa"/>
+        </w:trPr>
+        <w:tc>
+          <w:tcPr>
+            <w:tcW w:w="5779" w:type="dxa"/>
+            <w:gridSpan w:val="33"/>
             <w:tcBorders>
               <w:top w:val="single" w:sz="12" w:space="0" w:color="auto"/>
               <w:left w:val="single" w:sz="12" w:space="0" w:color="auto"/>
@@ -31079,7 +31472,7 @@
         <w:tc>
           <w:tcPr>
             <w:tcW w:w="5387" w:type="dxa"/>
-            <w:gridSpan w:val="15"/>
+            <w:gridSpan w:val="20"/>
             <w:tcBorders>
               <w:top w:val="single" w:sz="12" w:space="0" w:color="auto"/>
               <w:left w:val="single" w:sz="12" w:space="0" w:color="auto"/>
@@ -31118,10 +31511,14 @@
         </w:tc>
       </w:tr>
       <w:tr>
-        <w:tc>
-          <w:tcPr>
-            <w:tcW w:w="1652" w:type="dxa"/>
-            <w:gridSpan w:val="9"/>
+        <w:trPr>
+          <w:gridAfter w:val="2"/>
+          <w:wAfter w:w="3041" w:type="dxa"/>
+        </w:trPr>
+        <w:tc>
+          <w:tcPr>
+            <w:tcW w:w="1649" w:type="dxa"/>
+            <w:gridSpan w:val="10"/>
             <w:tcBorders>
               <w:left w:val="single" w:sz="12" w:space="0" w:color="auto"/>
             </w:tcBorders>
@@ -31179,7 +31576,7 @@
         </w:tc>
         <w:tc>
           <w:tcPr>
-            <w:tcW w:w="387" w:type="dxa"/>
+            <w:tcW w:w="391" w:type="dxa"/>
             <w:gridSpan w:val="3"/>
             <w:tcBorders>
               <w:right w:val="single" w:sz="12" w:space="0" w:color="auto"/>
@@ -31196,8 +31593,8 @@
         </w:tc>
         <w:tc>
           <w:tcPr>
-            <w:tcW w:w="1325" w:type="dxa"/>
-            <w:gridSpan w:val="4"/>
+            <w:tcW w:w="1153" w:type="dxa"/>
+            <w:gridSpan w:val="5"/>
             <w:tcBorders>
               <w:left w:val="single" w:sz="12" w:space="0" w:color="auto"/>
             </w:tcBorders>
@@ -31220,52 +31617,53 @@
         </w:tc>
         <w:tc>
           <w:tcPr>
+            <w:tcW w:w="888" w:type="dxa"/>
+            <w:gridSpan w:val="2"/>
+            <w:tcBorders>
+              <w:bottom w:val="single" w:sz="6" w:space="0" w:color="auto"/>
+            </w:tcBorders>
+          </w:tcPr>
+          <w:p>
+            <w:pPr>
+              <w:rPr>
+                <w:sz w:val="16"/>
+                <w:szCs w:val="16"/>
+              </w:rPr>
+            </w:pPr>
+            <w:r>
+              <w:rPr>
+                <w:sz w:val="16"/>
+                <w:szCs w:val="16"/>
+              </w:rPr>
+              <w:t>{{rate}}</w:t>
+            </w:r>
+          </w:p>
+        </w:tc>
+        <w:tc>
+          <w:tcPr>
+            <w:tcW w:w="1002" w:type="dxa"/>
+            <w:gridSpan w:val="5"/>
+          </w:tcPr>
+          <w:p>
+            <w:pPr>
+              <w:rPr>
+                <w:sz w:val="16"/>
+                <w:szCs w:val="16"/>
+              </w:rPr>
+            </w:pPr>
+            <w:r>
+              <w:rPr>
+                <w:sz w:val="16"/>
+                <w:szCs w:val="16"/>
+              </w:rPr>
+              <w:t>Rhythm</w:t>
+            </w:r>
+          </w:p>
+        </w:tc>
+        <w:tc>
+          <w:tcPr>
             <w:tcW w:w="716" w:type="dxa"/>
-            <w:tcBorders>
-              <w:bottom w:val="single" w:sz="6" w:space="0" w:color="auto"/>
-            </w:tcBorders>
-          </w:tcPr>
-          <w:p>
-            <w:pPr>
-              <w:rPr>
-                <w:sz w:val="16"/>
-                <w:szCs w:val="16"/>
-              </w:rPr>
-            </w:pPr>
-            <w:r>
-              <w:rPr>
-                <w:sz w:val="16"/>
-                <w:szCs w:val="16"/>
-              </w:rPr>
-              <w:t>{{rate}}</w:t>
-            </w:r>
-          </w:p>
-        </w:tc>
-        <w:tc>
-          <w:tcPr>
-            <w:tcW w:w="1002" w:type="dxa"/>
-            <w:gridSpan w:val="4"/>
-          </w:tcPr>
-          <w:p>
-            <w:pPr>
-              <w:rPr>
-                <w:sz w:val="16"/>
-                <w:szCs w:val="16"/>
-              </w:rPr>
-            </w:pPr>
-            <w:r>
-              <w:rPr>
-                <w:sz w:val="16"/>
-                <w:szCs w:val="16"/>
-              </w:rPr>
-              <w:t>Rhythm</w:t>
-            </w:r>
-          </w:p>
-        </w:tc>
-        <w:tc>
-          <w:tcPr>
-            <w:tcW w:w="716" w:type="dxa"/>
-            <w:gridSpan w:val="2"/>
+            <w:gridSpan w:val="3"/>
             <w:tcBorders>
               <w:bottom w:val="single" w:sz="6" w:space="0" w:color="auto"/>
             </w:tcBorders>
@@ -31349,6 +31747,7 @@
         <w:tc>
           <w:tcPr>
             <w:tcW w:w="284" w:type="dxa"/>
+            <w:gridSpan w:val="2"/>
             <w:tcBorders>
               <w:right w:val="single" w:sz="12" w:space="0" w:color="auto"/>
             </w:tcBorders>
@@ -31364,10 +31763,14 @@
         </w:tc>
       </w:tr>
       <w:tr>
-        <w:tc>
-          <w:tcPr>
-            <w:tcW w:w="1652" w:type="dxa"/>
-            <w:gridSpan w:val="9"/>
+        <w:trPr>
+          <w:gridAfter w:val="2"/>
+          <w:wAfter w:w="3041" w:type="dxa"/>
+        </w:trPr>
+        <w:tc>
+          <w:tcPr>
+            <w:tcW w:w="1649" w:type="dxa"/>
+            <w:gridSpan w:val="10"/>
             <w:tcBorders>
               <w:left w:val="single" w:sz="12" w:space="0" w:color="auto"/>
             </w:tcBorders>
@@ -31485,7 +31888,7 @@
         </w:tc>
         <w:tc>
           <w:tcPr>
-            <w:tcW w:w="387" w:type="dxa"/>
+            <w:tcW w:w="391" w:type="dxa"/>
             <w:gridSpan w:val="3"/>
             <w:tcBorders>
               <w:right w:val="single" w:sz="12" w:space="0" w:color="auto"/>
@@ -31502,8 +31905,8 @@
         </w:tc>
         <w:tc>
           <w:tcPr>
-            <w:tcW w:w="1325" w:type="dxa"/>
-            <w:gridSpan w:val="4"/>
+            <w:tcW w:w="1153" w:type="dxa"/>
+            <w:gridSpan w:val="5"/>
             <w:tcBorders>
               <w:left w:val="single" w:sz="12" w:space="0" w:color="auto"/>
             </w:tcBorders>
@@ -31526,52 +31929,53 @@
         </w:tc>
         <w:tc>
           <w:tcPr>
+            <w:tcW w:w="888" w:type="dxa"/>
+            <w:gridSpan w:val="2"/>
+            <w:tcBorders>
+              <w:top w:val="single" w:sz="6" w:space="0" w:color="auto"/>
+            </w:tcBorders>
+          </w:tcPr>
+          <w:p>
+            <w:pPr>
+              <w:rPr>
+                <w:sz w:val="16"/>
+                <w:szCs w:val="16"/>
+              </w:rPr>
+            </w:pPr>
+            <w:r>
+              <w:rPr>
+                <w:sz w:val="16"/>
+                <w:szCs w:val="16"/>
+              </w:rPr>
+              <w:t>{{pr}}</w:t>
+            </w:r>
+          </w:p>
+        </w:tc>
+        <w:tc>
+          <w:tcPr>
+            <w:tcW w:w="1002" w:type="dxa"/>
+            <w:gridSpan w:val="5"/>
+          </w:tcPr>
+          <w:p>
+            <w:pPr>
+              <w:rPr>
+                <w:sz w:val="16"/>
+                <w:szCs w:val="16"/>
+              </w:rPr>
+            </w:pPr>
+            <w:r>
+              <w:rPr>
+                <w:sz w:val="16"/>
+                <w:szCs w:val="16"/>
+              </w:rPr>
+              <w:t>QRS.</w:t>
+            </w:r>
+          </w:p>
+        </w:tc>
+        <w:tc>
+          <w:tcPr>
             <w:tcW w:w="716" w:type="dxa"/>
-            <w:tcBorders>
-              <w:top w:val="single" w:sz="6" w:space="0" w:color="auto"/>
-            </w:tcBorders>
-          </w:tcPr>
-          <w:p>
-            <w:pPr>
-              <w:rPr>
-                <w:sz w:val="16"/>
-                <w:szCs w:val="16"/>
-              </w:rPr>
-            </w:pPr>
-            <w:r>
-              <w:rPr>
-                <w:sz w:val="16"/>
-                <w:szCs w:val="16"/>
-              </w:rPr>
-              <w:t>{{pr}}</w:t>
-            </w:r>
-          </w:p>
-        </w:tc>
-        <w:tc>
-          <w:tcPr>
-            <w:tcW w:w="1002" w:type="dxa"/>
-            <w:gridSpan w:val="4"/>
-          </w:tcPr>
-          <w:p>
-            <w:pPr>
-              <w:rPr>
-                <w:sz w:val="16"/>
-                <w:szCs w:val="16"/>
-              </w:rPr>
-            </w:pPr>
-            <w:r>
-              <w:rPr>
-                <w:sz w:val="16"/>
-                <w:szCs w:val="16"/>
-              </w:rPr>
-              <w:t>QRS.</w:t>
-            </w:r>
-          </w:p>
-        </w:tc>
-        <w:tc>
-          <w:tcPr>
-            <w:tcW w:w="716" w:type="dxa"/>
-            <w:gridSpan w:val="2"/>
+            <w:gridSpan w:val="3"/>
             <w:tcBorders>
               <w:top w:val="single" w:sz="6" w:space="0" w:color="auto"/>
               <w:bottom w:val="single" w:sz="6" w:space="0" w:color="auto"/>
@@ -31673,6 +32077,7 @@
         <w:tc>
           <w:tcPr>
             <w:tcW w:w="284" w:type="dxa"/>
+            <w:gridSpan w:val="2"/>
             <w:tcBorders>
               <w:right w:val="single" w:sz="12" w:space="0" w:color="auto"/>
             </w:tcBorders>
@@ -31688,10 +32093,14 @@
         </w:tc>
       </w:tr>
       <w:tr>
-        <w:tc>
-          <w:tcPr>
-            <w:tcW w:w="1652" w:type="dxa"/>
-            <w:gridSpan w:val="9"/>
+        <w:trPr>
+          <w:gridAfter w:val="2"/>
+          <w:wAfter w:w="3041" w:type="dxa"/>
+        </w:trPr>
+        <w:tc>
+          <w:tcPr>
+            <w:tcW w:w="1649" w:type="dxa"/>
+            <w:gridSpan w:val="10"/>
             <w:tcBorders>
               <w:left w:val="single" w:sz="12" w:space="0" w:color="auto"/>
             </w:tcBorders>
@@ -31817,7 +32226,7 @@
         </w:tc>
         <w:tc>
           <w:tcPr>
-            <w:tcW w:w="387" w:type="dxa"/>
+            <w:tcW w:w="391" w:type="dxa"/>
             <w:gridSpan w:val="3"/>
             <w:tcBorders>
               <w:right w:val="single" w:sz="12" w:space="0" w:color="auto"/>
@@ -31834,8 +32243,8 @@
         </w:tc>
         <w:tc>
           <w:tcPr>
-            <w:tcW w:w="1325" w:type="dxa"/>
-            <w:gridSpan w:val="4"/>
+            <w:tcW w:w="1153" w:type="dxa"/>
+            <w:gridSpan w:val="5"/>
             <w:tcBorders>
               <w:left w:val="single" w:sz="12" w:space="0" w:color="auto"/>
             </w:tcBorders>
@@ -31858,7 +32267,8 @@
         </w:tc>
         <w:tc>
           <w:tcPr>
-            <w:tcW w:w="716" w:type="dxa"/>
+            <w:tcW w:w="888" w:type="dxa"/>
+            <w:gridSpan w:val="2"/>
             <w:tcBorders>
               <w:top w:val="single" w:sz="6" w:space="0" w:color="auto"/>
               <w:bottom w:val="single" w:sz="6" w:space="0" w:color="auto"/>
@@ -31899,7 +32309,7 @@
         <w:tc>
           <w:tcPr>
             <w:tcW w:w="1002" w:type="dxa"/>
-            <w:gridSpan w:val="4"/>
+            <w:gridSpan w:val="5"/>
           </w:tcPr>
           <w:p>
             <w:pPr>
@@ -31913,7 +32323,7 @@
         <w:tc>
           <w:tcPr>
             <w:tcW w:w="716" w:type="dxa"/>
-            <w:gridSpan w:val="2"/>
+            <w:gridSpan w:val="3"/>
           </w:tcPr>
           <w:p>
             <w:pPr>
@@ -31954,6 +32364,7 @@
         <w:tc>
           <w:tcPr>
             <w:tcW w:w="284" w:type="dxa"/>
+            <w:gridSpan w:val="2"/>
             <w:tcBorders>
               <w:right w:val="single" w:sz="12" w:space="0" w:color="auto"/>
             </w:tcBorders>
@@ -31969,10 +32380,14 @@
         </w:tc>
       </w:tr>
       <w:tr>
-        <w:tc>
-          <w:tcPr>
-            <w:tcW w:w="1652" w:type="dxa"/>
-            <w:gridSpan w:val="9"/>
+        <w:trPr>
+          <w:gridAfter w:val="2"/>
+          <w:wAfter w:w="3041" w:type="dxa"/>
+        </w:trPr>
+        <w:tc>
+          <w:tcPr>
+            <w:tcW w:w="1649" w:type="dxa"/>
+            <w:gridSpan w:val="10"/>
             <w:tcBorders>
               <w:left w:val="single" w:sz="12" w:space="0" w:color="auto"/>
             </w:tcBorders>
@@ -32078,7 +32493,7 @@
         </w:tc>
         <w:tc>
           <w:tcPr>
-            <w:tcW w:w="387" w:type="dxa"/>
+            <w:tcW w:w="391" w:type="dxa"/>
             <w:gridSpan w:val="3"/>
             <w:tcBorders>
               <w:right w:val="single" w:sz="12" w:space="0" w:color="auto"/>
@@ -32095,8 +32510,8 @@
         </w:tc>
         <w:tc>
           <w:tcPr>
-            <w:tcW w:w="1325" w:type="dxa"/>
-            <w:gridSpan w:val="4"/>
+            <w:tcW w:w="1153" w:type="dxa"/>
+            <w:gridSpan w:val="5"/>
             <w:tcBorders>
               <w:left w:val="single" w:sz="12" w:space="0" w:color="auto"/>
               <w:bottom w:val="single" w:sz="12" w:space="0" w:color="auto"/>
@@ -32113,41 +32528,42 @@
         </w:tc>
         <w:tc>
           <w:tcPr>
+            <w:tcW w:w="888" w:type="dxa"/>
+            <w:gridSpan w:val="2"/>
+            <w:tcBorders>
+              <w:bottom w:val="single" w:sz="12" w:space="0" w:color="auto"/>
+            </w:tcBorders>
+          </w:tcPr>
+          <w:p>
+            <w:pPr>
+              <w:rPr>
+                <w:sz w:val="16"/>
+                <w:szCs w:val="16"/>
+              </w:rPr>
+            </w:pPr>
+          </w:p>
+        </w:tc>
+        <w:tc>
+          <w:tcPr>
+            <w:tcW w:w="1002" w:type="dxa"/>
+            <w:gridSpan w:val="5"/>
+            <w:tcBorders>
+              <w:bottom w:val="single" w:sz="12" w:space="0" w:color="auto"/>
+            </w:tcBorders>
+          </w:tcPr>
+          <w:p>
+            <w:pPr>
+              <w:rPr>
+                <w:sz w:val="16"/>
+                <w:szCs w:val="16"/>
+              </w:rPr>
+            </w:pPr>
+          </w:p>
+        </w:tc>
+        <w:tc>
+          <w:tcPr>
             <w:tcW w:w="716" w:type="dxa"/>
-            <w:tcBorders>
-              <w:bottom w:val="single" w:sz="12" w:space="0" w:color="auto"/>
-            </w:tcBorders>
-          </w:tcPr>
-          <w:p>
-            <w:pPr>
-              <w:rPr>
-                <w:sz w:val="16"/>
-                <w:szCs w:val="16"/>
-              </w:rPr>
-            </w:pPr>
-          </w:p>
-        </w:tc>
-        <w:tc>
-          <w:tcPr>
-            <w:tcW w:w="1002" w:type="dxa"/>
-            <w:gridSpan w:val="4"/>
-            <w:tcBorders>
-              <w:bottom w:val="single" w:sz="12" w:space="0" w:color="auto"/>
-            </w:tcBorders>
-          </w:tcPr>
-          <w:p>
-            <w:pPr>
-              <w:rPr>
-                <w:sz w:val="16"/>
-                <w:szCs w:val="16"/>
-              </w:rPr>
-            </w:pPr>
-          </w:p>
-        </w:tc>
-        <w:tc>
-          <w:tcPr>
-            <w:tcW w:w="716" w:type="dxa"/>
-            <w:gridSpan w:val="2"/>
+            <w:gridSpan w:val="3"/>
             <w:tcBorders>
               <w:bottom w:val="single" w:sz="12" w:space="0" w:color="auto"/>
             </w:tcBorders>
@@ -32197,6 +32613,7 @@
         <w:tc>
           <w:tcPr>
             <w:tcW w:w="284" w:type="dxa"/>
+            <w:gridSpan w:val="2"/>
             <w:tcBorders>
               <w:bottom w:val="single" w:sz="12" w:space="0" w:color="auto"/>
               <w:right w:val="single" w:sz="12" w:space="0" w:color="auto"/>
@@ -32213,10 +32630,14 @@
         </w:tc>
       </w:tr>
       <w:tr>
-        <w:tc>
-          <w:tcPr>
-            <w:tcW w:w="3856" w:type="dxa"/>
-            <w:gridSpan w:val="21"/>
+        <w:trPr>
+          <w:gridAfter w:val="2"/>
+          <w:wAfter w:w="3041" w:type="dxa"/>
+        </w:trPr>
+        <w:tc>
+          <w:tcPr>
+            <w:tcW w:w="3853" w:type="dxa"/>
+            <w:gridSpan w:val="22"/>
             <w:tcBorders>
               <w:left w:val="single" w:sz="12" w:space="0" w:color="auto"/>
             </w:tcBorders>
@@ -32289,7 +32710,7 @@
         </w:tc>
         <w:tc>
           <w:tcPr>
-            <w:tcW w:w="1922" w:type="dxa"/>
+            <w:tcW w:w="1926" w:type="dxa"/>
             <w:gridSpan w:val="11"/>
             <w:tcBorders>
               <w:right w:val="single" w:sz="12" w:space="0" w:color="auto"/>
@@ -32307,7 +32728,7 @@
         <w:tc>
           <w:tcPr>
             <w:tcW w:w="5387" w:type="dxa"/>
-            <w:gridSpan w:val="15"/>
+            <w:gridSpan w:val="20"/>
             <w:tcBorders>
               <w:top w:val="single" w:sz="12" w:space="0" w:color="auto"/>
               <w:left w:val="single" w:sz="12" w:space="0" w:color="auto"/>
@@ -32336,10 +32757,14 @@
         </w:tc>
       </w:tr>
       <w:tr>
-        <w:tc>
-          <w:tcPr>
-            <w:tcW w:w="790" w:type="dxa"/>
-            <w:gridSpan w:val="2"/>
+        <w:trPr>
+          <w:gridAfter w:val="2"/>
+          <w:wAfter w:w="3041" w:type="dxa"/>
+        </w:trPr>
+        <w:tc>
+          <w:tcPr>
+            <w:tcW w:w="788" w:type="dxa"/>
+            <w:gridSpan w:val="3"/>
             <w:tcBorders>
               <w:left w:val="single" w:sz="12" w:space="0" w:color="auto"/>
             </w:tcBorders>
@@ -32362,7 +32787,7 @@
         </w:tc>
         <w:tc>
           <w:tcPr>
-            <w:tcW w:w="794" w:type="dxa"/>
+            <w:tcW w:w="793" w:type="dxa"/>
             <w:gridSpan w:val="6"/>
           </w:tcPr>
           <w:p>
@@ -32463,7 +32888,7 @@
         <w:tc>
           <w:tcPr>
             <w:tcW w:w="853" w:type="dxa"/>
-            <w:gridSpan w:val="4"/>
+            <w:gridSpan w:val="3"/>
           </w:tcPr>
           <w:p>
             <w:pPr>
@@ -32483,8 +32908,8 @@
         </w:tc>
         <w:tc>
           <w:tcPr>
-            <w:tcW w:w="486" w:type="dxa"/>
-            <w:gridSpan w:val="4"/>
+            <w:tcW w:w="490" w:type="dxa"/>
+            <w:gridSpan w:val="5"/>
             <w:tcBorders>
               <w:right w:val="single" w:sz="12" w:space="0" w:color="auto"/>
             </w:tcBorders>
@@ -32496,30 +32921,6 @@
                 <w:szCs w:val="16"/>
               </w:rPr>
             </w:pPr>
-          </w:p>
-        </w:tc>
-        <w:tc>
-          <w:tcPr>
-            <w:tcW w:w="1135" w:type="dxa"/>
-            <w:gridSpan w:val="2"/>
-            <w:tcBorders>
-              <w:left w:val="single" w:sz="12" w:space="0" w:color="auto"/>
-            </w:tcBorders>
-          </w:tcPr>
-          <w:p>
-            <w:pPr>
-              <w:rPr>
-                <w:sz w:val="16"/>
-                <w:szCs w:val="16"/>
-              </w:rPr>
-            </w:pPr>
-            <w:r>
-              <w:rPr>
-                <w:sz w:val="16"/>
-                <w:szCs w:val="16"/>
-              </w:rPr>
-              <w:t>Albumin</w:t>
-            </w:r>
           </w:p>
         </w:tc>
         <w:tc>
@@ -32527,6 +32928,30 @@
             <w:tcW w:w="1135" w:type="dxa"/>
             <w:gridSpan w:val="4"/>
             <w:tcBorders>
+              <w:left w:val="single" w:sz="12" w:space="0" w:color="auto"/>
+            </w:tcBorders>
+          </w:tcPr>
+          <w:p>
+            <w:pPr>
+              <w:rPr>
+                <w:sz w:val="16"/>
+                <w:szCs w:val="16"/>
+              </w:rPr>
+            </w:pPr>
+            <w:r>
+              <w:rPr>
+                <w:sz w:val="16"/>
+                <w:szCs w:val="16"/>
+              </w:rPr>
+              <w:t>Albumin</w:t>
+            </w:r>
+          </w:p>
+        </w:tc>
+        <w:tc>
+          <w:tcPr>
+            <w:tcW w:w="1135" w:type="dxa"/>
+            <w:gridSpan w:val="4"/>
+            <w:tcBorders>
               <w:bottom w:val="single" w:sz="6" w:space="0" w:color="auto"/>
             </w:tcBorders>
           </w:tcPr>
@@ -32549,68 +32974,68 @@
         <w:tc>
           <w:tcPr>
             <w:tcW w:w="1133" w:type="dxa"/>
+            <w:gridSpan w:val="5"/>
+          </w:tcPr>
+          <w:p>
+            <w:pPr>
+              <w:rPr>
+                <w:sz w:val="16"/>
+                <w:szCs w:val="16"/>
+              </w:rPr>
+            </w:pPr>
+            <w:r>
+              <w:rPr>
+                <w:sz w:val="16"/>
+                <w:szCs w:val="16"/>
+              </w:rPr>
+              <w:t>Sugar</w:t>
+            </w:r>
+          </w:p>
+        </w:tc>
+        <w:tc>
+          <w:tcPr>
+            <w:tcW w:w="1133" w:type="dxa"/>
+            <w:gridSpan w:val="3"/>
+            <w:tcBorders>
+              <w:bottom w:val="single" w:sz="6" w:space="0" w:color="auto"/>
+            </w:tcBorders>
+          </w:tcPr>
+          <w:p>
+            <w:pPr>
+              <w:rPr>
+                <w:sz w:val="16"/>
+                <w:szCs w:val="16"/>
+              </w:rPr>
+            </w:pPr>
+            <w:r>
+              <w:rPr>
+                <w:sz w:val="16"/>
+                <w:szCs w:val="16"/>
+              </w:rPr>
+              <w:t>{{</w:t>
+            </w:r>
+            <w:proofErr w:type="spellStart"/>
+            <w:r>
+              <w:rPr>
+                <w:sz w:val="16"/>
+                <w:szCs w:val="16"/>
+              </w:rPr>
+              <w:t>ur_sugar</w:t>
+            </w:r>
+            <w:proofErr w:type="spellEnd"/>
+            <w:r>
+              <w:rPr>
+                <w:sz w:val="16"/>
+                <w:szCs w:val="16"/>
+              </w:rPr>
+              <w:t>}}</w:t>
+            </w:r>
+          </w:p>
+        </w:tc>
+        <w:tc>
+          <w:tcPr>
+            <w:tcW w:w="851" w:type="dxa"/>
             <w:gridSpan w:val="4"/>
-          </w:tcPr>
-          <w:p>
-            <w:pPr>
-              <w:rPr>
-                <w:sz w:val="16"/>
-                <w:szCs w:val="16"/>
-              </w:rPr>
-            </w:pPr>
-            <w:r>
-              <w:rPr>
-                <w:sz w:val="16"/>
-                <w:szCs w:val="16"/>
-              </w:rPr>
-              <w:t>Sugar</w:t>
-            </w:r>
-          </w:p>
-        </w:tc>
-        <w:tc>
-          <w:tcPr>
-            <w:tcW w:w="1133" w:type="dxa"/>
-            <w:gridSpan w:val="2"/>
-            <w:tcBorders>
-              <w:bottom w:val="single" w:sz="6" w:space="0" w:color="auto"/>
-            </w:tcBorders>
-          </w:tcPr>
-          <w:p>
-            <w:pPr>
-              <w:rPr>
-                <w:sz w:val="16"/>
-                <w:szCs w:val="16"/>
-              </w:rPr>
-            </w:pPr>
-            <w:r>
-              <w:rPr>
-                <w:sz w:val="16"/>
-                <w:szCs w:val="16"/>
-              </w:rPr>
-              <w:t>{{</w:t>
-            </w:r>
-            <w:proofErr w:type="spellStart"/>
-            <w:r>
-              <w:rPr>
-                <w:sz w:val="16"/>
-                <w:szCs w:val="16"/>
-              </w:rPr>
-              <w:t>ur_sugar</w:t>
-            </w:r>
-            <w:proofErr w:type="spellEnd"/>
-            <w:r>
-              <w:rPr>
-                <w:sz w:val="16"/>
-                <w:szCs w:val="16"/>
-              </w:rPr>
-              <w:t>}}</w:t>
-            </w:r>
-          </w:p>
-        </w:tc>
-        <w:tc>
-          <w:tcPr>
-            <w:tcW w:w="851" w:type="dxa"/>
-            <w:gridSpan w:val="3"/>
             <w:tcBorders>
               <w:right w:val="single" w:sz="12" w:space="0" w:color="auto"/>
             </w:tcBorders>
@@ -32626,10 +33051,14 @@
         </w:tc>
       </w:tr>
       <w:tr>
-        <w:tc>
-          <w:tcPr>
-            <w:tcW w:w="790" w:type="dxa"/>
-            <w:gridSpan w:val="2"/>
+        <w:trPr>
+          <w:gridAfter w:val="2"/>
+          <w:wAfter w:w="3041" w:type="dxa"/>
+        </w:trPr>
+        <w:tc>
+          <w:tcPr>
+            <w:tcW w:w="788" w:type="dxa"/>
+            <w:gridSpan w:val="3"/>
             <w:tcBorders>
               <w:left w:val="single" w:sz="12" w:space="0" w:color="auto"/>
             </w:tcBorders>
@@ -32652,7 +33081,7 @@
         </w:tc>
         <w:tc>
           <w:tcPr>
-            <w:tcW w:w="794" w:type="dxa"/>
+            <w:tcW w:w="793" w:type="dxa"/>
             <w:gridSpan w:val="6"/>
             <w:tcBorders>
               <w:top w:val="single" w:sz="6" w:space="0" w:color="auto"/>
@@ -32777,7 +33206,7 @@
         <w:tc>
           <w:tcPr>
             <w:tcW w:w="853" w:type="dxa"/>
-            <w:gridSpan w:val="4"/>
+            <w:gridSpan w:val="3"/>
             <w:tcBorders>
               <w:top w:val="single" w:sz="6" w:space="0" w:color="auto"/>
               <w:bottom w:val="single" w:sz="6" w:space="0" w:color="auto"/>
@@ -32801,8 +33230,8 @@
         </w:tc>
         <w:tc>
           <w:tcPr>
-            <w:tcW w:w="486" w:type="dxa"/>
-            <w:gridSpan w:val="4"/>
+            <w:tcW w:w="490" w:type="dxa"/>
+            <w:gridSpan w:val="5"/>
             <w:tcBorders>
               <w:right w:val="single" w:sz="12" w:space="0" w:color="auto"/>
             </w:tcBorders>
@@ -32814,30 +33243,6 @@
                 <w:szCs w:val="16"/>
               </w:rPr>
             </w:pPr>
-          </w:p>
-        </w:tc>
-        <w:tc>
-          <w:tcPr>
-            <w:tcW w:w="1135" w:type="dxa"/>
-            <w:gridSpan w:val="2"/>
-            <w:tcBorders>
-              <w:left w:val="single" w:sz="12" w:space="0" w:color="auto"/>
-            </w:tcBorders>
-          </w:tcPr>
-          <w:p>
-            <w:pPr>
-              <w:rPr>
-                <w:sz w:val="16"/>
-                <w:szCs w:val="16"/>
-              </w:rPr>
-            </w:pPr>
-            <w:r>
-              <w:rPr>
-                <w:sz w:val="16"/>
-                <w:szCs w:val="16"/>
-              </w:rPr>
-              <w:t>Blood</w:t>
-            </w:r>
           </w:p>
         </w:tc>
         <w:tc>
@@ -32845,6 +33250,30 @@
             <w:tcW w:w="1135" w:type="dxa"/>
             <w:gridSpan w:val="4"/>
             <w:tcBorders>
+              <w:left w:val="single" w:sz="12" w:space="0" w:color="auto"/>
+            </w:tcBorders>
+          </w:tcPr>
+          <w:p>
+            <w:pPr>
+              <w:rPr>
+                <w:sz w:val="16"/>
+                <w:szCs w:val="16"/>
+              </w:rPr>
+            </w:pPr>
+            <w:r>
+              <w:rPr>
+                <w:sz w:val="16"/>
+                <w:szCs w:val="16"/>
+              </w:rPr>
+              <w:t>Blood</w:t>
+            </w:r>
+          </w:p>
+        </w:tc>
+        <w:tc>
+          <w:tcPr>
+            <w:tcW w:w="1135" w:type="dxa"/>
+            <w:gridSpan w:val="4"/>
+            <w:tcBorders>
               <w:bottom w:val="single" w:sz="6" w:space="0" w:color="auto"/>
             </w:tcBorders>
           </w:tcPr>
@@ -32883,35 +33312,35 @@
         <w:tc>
           <w:tcPr>
             <w:tcW w:w="1133" w:type="dxa"/>
+            <w:gridSpan w:val="5"/>
+          </w:tcPr>
+          <w:p>
+            <w:pPr>
+              <w:rPr>
+                <w:sz w:val="16"/>
+                <w:szCs w:val="16"/>
+              </w:rPr>
+            </w:pPr>
+          </w:p>
+        </w:tc>
+        <w:tc>
+          <w:tcPr>
+            <w:tcW w:w="1133" w:type="dxa"/>
+            <w:gridSpan w:val="3"/>
+          </w:tcPr>
+          <w:p>
+            <w:pPr>
+              <w:rPr>
+                <w:sz w:val="16"/>
+                <w:szCs w:val="16"/>
+              </w:rPr>
+            </w:pPr>
+          </w:p>
+        </w:tc>
+        <w:tc>
+          <w:tcPr>
+            <w:tcW w:w="851" w:type="dxa"/>
             <w:gridSpan w:val="4"/>
-          </w:tcPr>
-          <w:p>
-            <w:pPr>
-              <w:rPr>
-                <w:sz w:val="16"/>
-                <w:szCs w:val="16"/>
-              </w:rPr>
-            </w:pPr>
-          </w:p>
-        </w:tc>
-        <w:tc>
-          <w:tcPr>
-            <w:tcW w:w="1133" w:type="dxa"/>
-            <w:gridSpan w:val="2"/>
-          </w:tcPr>
-          <w:p>
-            <w:pPr>
-              <w:rPr>
-                <w:sz w:val="16"/>
-                <w:szCs w:val="16"/>
-              </w:rPr>
-            </w:pPr>
-          </w:p>
-        </w:tc>
-        <w:tc>
-          <w:tcPr>
-            <w:tcW w:w="851" w:type="dxa"/>
-            <w:gridSpan w:val="3"/>
             <w:tcBorders>
               <w:right w:val="single" w:sz="12" w:space="0" w:color="auto"/>
             </w:tcBorders>
@@ -32927,10 +33356,14 @@
         </w:tc>
       </w:tr>
       <w:tr>
-        <w:tc>
-          <w:tcPr>
-            <w:tcW w:w="943" w:type="dxa"/>
-            <w:gridSpan w:val="4"/>
+        <w:trPr>
+          <w:gridAfter w:val="2"/>
+          <w:wAfter w:w="3041" w:type="dxa"/>
+        </w:trPr>
+        <w:tc>
+          <w:tcPr>
+            <w:tcW w:w="940" w:type="dxa"/>
+            <w:gridSpan w:val="5"/>
             <w:tcBorders>
               <w:left w:val="single" w:sz="12" w:space="0" w:color="auto"/>
             </w:tcBorders>
@@ -32993,7 +33426,7 @@
         </w:tc>
         <w:tc>
           <w:tcPr>
-            <w:tcW w:w="1822" w:type="dxa"/>
+            <w:tcW w:w="1826" w:type="dxa"/>
             <w:gridSpan w:val="10"/>
             <w:tcBorders>
               <w:right w:val="single" w:sz="12" w:space="0" w:color="auto"/>
@@ -33006,30 +33439,6 @@
                 <w:szCs w:val="16"/>
               </w:rPr>
             </w:pPr>
-          </w:p>
-        </w:tc>
-        <w:tc>
-          <w:tcPr>
-            <w:tcW w:w="1135" w:type="dxa"/>
-            <w:gridSpan w:val="2"/>
-            <w:tcBorders>
-              <w:left w:val="single" w:sz="12" w:space="0" w:color="auto"/>
-            </w:tcBorders>
-          </w:tcPr>
-          <w:p>
-            <w:pPr>
-              <w:rPr>
-                <w:sz w:val="16"/>
-                <w:szCs w:val="16"/>
-              </w:rPr>
-            </w:pPr>
-            <w:r>
-              <w:rPr>
-                <w:sz w:val="16"/>
-                <w:szCs w:val="16"/>
-              </w:rPr>
-              <w:t>WBC</w:t>
-            </w:r>
           </w:p>
         </w:tc>
         <w:tc>
@@ -33037,6 +33446,30 @@
             <w:tcW w:w="1135" w:type="dxa"/>
             <w:gridSpan w:val="4"/>
             <w:tcBorders>
+              <w:left w:val="single" w:sz="12" w:space="0" w:color="auto"/>
+            </w:tcBorders>
+          </w:tcPr>
+          <w:p>
+            <w:pPr>
+              <w:rPr>
+                <w:sz w:val="16"/>
+                <w:szCs w:val="16"/>
+              </w:rPr>
+            </w:pPr>
+            <w:r>
+              <w:rPr>
+                <w:sz w:val="16"/>
+                <w:szCs w:val="16"/>
+              </w:rPr>
+              <w:t>WBC</w:t>
+            </w:r>
+          </w:p>
+        </w:tc>
+        <w:tc>
+          <w:tcPr>
+            <w:tcW w:w="1135" w:type="dxa"/>
+            <w:gridSpan w:val="4"/>
+            <w:tcBorders>
               <w:bottom w:val="single" w:sz="6" w:space="0" w:color="auto"/>
             </w:tcBorders>
           </w:tcPr>
@@ -33075,68 +33508,68 @@
         <w:tc>
           <w:tcPr>
             <w:tcW w:w="1133" w:type="dxa"/>
+            <w:gridSpan w:val="5"/>
+          </w:tcPr>
+          <w:p>
+            <w:pPr>
+              <w:rPr>
+                <w:sz w:val="16"/>
+                <w:szCs w:val="16"/>
+              </w:rPr>
+            </w:pPr>
+            <w:r>
+              <w:rPr>
+                <w:sz w:val="16"/>
+                <w:szCs w:val="16"/>
+              </w:rPr>
+              <w:t>RBC</w:t>
+            </w:r>
+          </w:p>
+        </w:tc>
+        <w:tc>
+          <w:tcPr>
+            <w:tcW w:w="1133" w:type="dxa"/>
+            <w:gridSpan w:val="3"/>
+            <w:tcBorders>
+              <w:bottom w:val="single" w:sz="6" w:space="0" w:color="auto"/>
+            </w:tcBorders>
+          </w:tcPr>
+          <w:p>
+            <w:pPr>
+              <w:rPr>
+                <w:sz w:val="16"/>
+                <w:szCs w:val="16"/>
+              </w:rPr>
+            </w:pPr>
+            <w:r>
+              <w:rPr>
+                <w:sz w:val="16"/>
+                <w:szCs w:val="16"/>
+              </w:rPr>
+              <w:t>{{</w:t>
+            </w:r>
+            <w:proofErr w:type="spellStart"/>
+            <w:r>
+              <w:rPr>
+                <w:sz w:val="16"/>
+                <w:szCs w:val="16"/>
+              </w:rPr>
+              <w:t>rbc</w:t>
+            </w:r>
+            <w:proofErr w:type="spellEnd"/>
+            <w:r>
+              <w:rPr>
+                <w:sz w:val="16"/>
+                <w:szCs w:val="16"/>
+              </w:rPr>
+              <w:t>}}</w:t>
+            </w:r>
+          </w:p>
+        </w:tc>
+        <w:tc>
+          <w:tcPr>
+            <w:tcW w:w="851" w:type="dxa"/>
             <w:gridSpan w:val="4"/>
-          </w:tcPr>
-          <w:p>
-            <w:pPr>
-              <w:rPr>
-                <w:sz w:val="16"/>
-                <w:szCs w:val="16"/>
-              </w:rPr>
-            </w:pPr>
-            <w:r>
-              <w:rPr>
-                <w:sz w:val="16"/>
-                <w:szCs w:val="16"/>
-              </w:rPr>
-              <w:t>RBC</w:t>
-            </w:r>
-          </w:p>
-        </w:tc>
-        <w:tc>
-          <w:tcPr>
-            <w:tcW w:w="1133" w:type="dxa"/>
-            <w:gridSpan w:val="2"/>
-            <w:tcBorders>
-              <w:bottom w:val="single" w:sz="6" w:space="0" w:color="auto"/>
-            </w:tcBorders>
-          </w:tcPr>
-          <w:p>
-            <w:pPr>
-              <w:rPr>
-                <w:sz w:val="16"/>
-                <w:szCs w:val="16"/>
-              </w:rPr>
-            </w:pPr>
-            <w:r>
-              <w:rPr>
-                <w:sz w:val="16"/>
-                <w:szCs w:val="16"/>
-              </w:rPr>
-              <w:t>{{</w:t>
-            </w:r>
-            <w:proofErr w:type="spellStart"/>
-            <w:r>
-              <w:rPr>
-                <w:sz w:val="16"/>
-                <w:szCs w:val="16"/>
-              </w:rPr>
-              <w:t>rbc</w:t>
-            </w:r>
-            <w:proofErr w:type="spellEnd"/>
-            <w:r>
-              <w:rPr>
-                <w:sz w:val="16"/>
-                <w:szCs w:val="16"/>
-              </w:rPr>
-              <w:t>}}</w:t>
-            </w:r>
-          </w:p>
-        </w:tc>
-        <w:tc>
-          <w:tcPr>
-            <w:tcW w:w="851" w:type="dxa"/>
-            <w:gridSpan w:val="3"/>
             <w:tcBorders>
               <w:right w:val="single" w:sz="12" w:space="0" w:color="auto"/>
             </w:tcBorders>
@@ -33152,10 +33585,14 @@
         </w:tc>
       </w:tr>
       <w:tr>
-        <w:tc>
-          <w:tcPr>
-            <w:tcW w:w="1242" w:type="dxa"/>
-            <w:gridSpan w:val="6"/>
+        <w:trPr>
+          <w:gridAfter w:val="2"/>
+          <w:wAfter w:w="3041" w:type="dxa"/>
+        </w:trPr>
+        <w:tc>
+          <w:tcPr>
+            <w:tcW w:w="1239" w:type="dxa"/>
+            <w:gridSpan w:val="7"/>
             <w:tcBorders>
               <w:left w:val="single" w:sz="12" w:space="0" w:color="auto"/>
             </w:tcBorders>
@@ -33216,7 +33653,7 @@
         <w:tc>
           <w:tcPr>
             <w:tcW w:w="1843" w:type="dxa"/>
-            <w:gridSpan w:val="9"/>
+            <w:gridSpan w:val="8"/>
           </w:tcPr>
           <w:p>
             <w:pPr>
@@ -33243,8 +33680,8 @@
         </w:tc>
         <w:tc>
           <w:tcPr>
-            <w:tcW w:w="708" w:type="dxa"/>
-            <w:gridSpan w:val="5"/>
+            <w:tcW w:w="712" w:type="dxa"/>
+            <w:gridSpan w:val="6"/>
             <w:tcBorders>
               <w:right w:val="single" w:sz="12" w:space="0" w:color="auto"/>
             </w:tcBorders>
@@ -33256,30 +33693,6 @@
                 <w:szCs w:val="16"/>
               </w:rPr>
             </w:pPr>
-          </w:p>
-        </w:tc>
-        <w:tc>
-          <w:tcPr>
-            <w:tcW w:w="1135" w:type="dxa"/>
-            <w:gridSpan w:val="2"/>
-            <w:tcBorders>
-              <w:left w:val="single" w:sz="12" w:space="0" w:color="auto"/>
-            </w:tcBorders>
-          </w:tcPr>
-          <w:p>
-            <w:pPr>
-              <w:rPr>
-                <w:sz w:val="16"/>
-                <w:szCs w:val="16"/>
-              </w:rPr>
-            </w:pPr>
-            <w:r>
-              <w:rPr>
-                <w:sz w:val="16"/>
-                <w:szCs w:val="16"/>
-              </w:rPr>
-              <w:t>Casts</w:t>
-            </w:r>
           </w:p>
         </w:tc>
         <w:tc>
@@ -33287,6 +33700,30 @@
             <w:tcW w:w="1135" w:type="dxa"/>
             <w:gridSpan w:val="4"/>
             <w:tcBorders>
+              <w:left w:val="single" w:sz="12" w:space="0" w:color="auto"/>
+            </w:tcBorders>
+          </w:tcPr>
+          <w:p>
+            <w:pPr>
+              <w:rPr>
+                <w:sz w:val="16"/>
+                <w:szCs w:val="16"/>
+              </w:rPr>
+            </w:pPr>
+            <w:r>
+              <w:rPr>
+                <w:sz w:val="16"/>
+                <w:szCs w:val="16"/>
+              </w:rPr>
+              <w:t>Casts</w:t>
+            </w:r>
+          </w:p>
+        </w:tc>
+        <w:tc>
+          <w:tcPr>
+            <w:tcW w:w="1135" w:type="dxa"/>
+            <w:gridSpan w:val="4"/>
+            <w:tcBorders>
               <w:bottom w:val="single" w:sz="6" w:space="0" w:color="auto"/>
             </w:tcBorders>
           </w:tcPr>
@@ -33309,68 +33746,68 @@
         <w:tc>
           <w:tcPr>
             <w:tcW w:w="1133" w:type="dxa"/>
+            <w:gridSpan w:val="5"/>
+          </w:tcPr>
+          <w:p>
+            <w:pPr>
+              <w:rPr>
+                <w:sz w:val="16"/>
+                <w:szCs w:val="16"/>
+              </w:rPr>
+            </w:pPr>
+            <w:r>
+              <w:rPr>
+                <w:sz w:val="16"/>
+                <w:szCs w:val="16"/>
+              </w:rPr>
+              <w:t>Others</w:t>
+            </w:r>
+          </w:p>
+        </w:tc>
+        <w:tc>
+          <w:tcPr>
+            <w:tcW w:w="1133" w:type="dxa"/>
+            <w:gridSpan w:val="3"/>
+            <w:tcBorders>
+              <w:bottom w:val="single" w:sz="6" w:space="0" w:color="auto"/>
+            </w:tcBorders>
+          </w:tcPr>
+          <w:p>
+            <w:pPr>
+              <w:rPr>
+                <w:sz w:val="16"/>
+                <w:szCs w:val="16"/>
+              </w:rPr>
+            </w:pPr>
+            <w:r>
+              <w:rPr>
+                <w:sz w:val="16"/>
+                <w:szCs w:val="16"/>
+              </w:rPr>
+              <w:t>{{</w:t>
+            </w:r>
+            <w:proofErr w:type="spellStart"/>
+            <w:r>
+              <w:rPr>
+                <w:sz w:val="16"/>
+                <w:szCs w:val="16"/>
+              </w:rPr>
+              <w:t>ur_others</w:t>
+            </w:r>
+            <w:proofErr w:type="spellEnd"/>
+            <w:r>
+              <w:rPr>
+                <w:sz w:val="16"/>
+                <w:szCs w:val="16"/>
+              </w:rPr>
+              <w:t>}}</w:t>
+            </w:r>
+          </w:p>
+        </w:tc>
+        <w:tc>
+          <w:tcPr>
+            <w:tcW w:w="851" w:type="dxa"/>
             <w:gridSpan w:val="4"/>
-          </w:tcPr>
-          <w:p>
-            <w:pPr>
-              <w:rPr>
-                <w:sz w:val="16"/>
-                <w:szCs w:val="16"/>
-              </w:rPr>
-            </w:pPr>
-            <w:r>
-              <w:rPr>
-                <w:sz w:val="16"/>
-                <w:szCs w:val="16"/>
-              </w:rPr>
-              <w:t>Others</w:t>
-            </w:r>
-          </w:p>
-        </w:tc>
-        <w:tc>
-          <w:tcPr>
-            <w:tcW w:w="1133" w:type="dxa"/>
-            <w:gridSpan w:val="2"/>
-            <w:tcBorders>
-              <w:bottom w:val="single" w:sz="6" w:space="0" w:color="auto"/>
-            </w:tcBorders>
-          </w:tcPr>
-          <w:p>
-            <w:pPr>
-              <w:rPr>
-                <w:sz w:val="16"/>
-                <w:szCs w:val="16"/>
-              </w:rPr>
-            </w:pPr>
-            <w:r>
-              <w:rPr>
-                <w:sz w:val="16"/>
-                <w:szCs w:val="16"/>
-              </w:rPr>
-              <w:t>{{</w:t>
-            </w:r>
-            <w:proofErr w:type="spellStart"/>
-            <w:r>
-              <w:rPr>
-                <w:sz w:val="16"/>
-                <w:szCs w:val="16"/>
-              </w:rPr>
-              <w:t>ur_others</w:t>
-            </w:r>
-            <w:proofErr w:type="spellEnd"/>
-            <w:r>
-              <w:rPr>
-                <w:sz w:val="16"/>
-                <w:szCs w:val="16"/>
-              </w:rPr>
-              <w:t>}}</w:t>
-            </w:r>
-          </w:p>
-        </w:tc>
-        <w:tc>
-          <w:tcPr>
-            <w:tcW w:w="851" w:type="dxa"/>
-            <w:gridSpan w:val="3"/>
             <w:tcBorders>
               <w:right w:val="single" w:sz="12" w:space="0" w:color="auto"/>
             </w:tcBorders>
@@ -33386,10 +33823,14 @@
         </w:tc>
       </w:tr>
       <w:tr>
-        <w:tc>
-          <w:tcPr>
-            <w:tcW w:w="1242" w:type="dxa"/>
-            <w:gridSpan w:val="6"/>
+        <w:trPr>
+          <w:gridAfter w:val="2"/>
+          <w:wAfter w:w="3041" w:type="dxa"/>
+        </w:trPr>
+        <w:tc>
+          <w:tcPr>
+            <w:tcW w:w="1239" w:type="dxa"/>
+            <w:gridSpan w:val="7"/>
             <w:tcBorders>
               <w:left w:val="single" w:sz="12" w:space="0" w:color="auto"/>
             </w:tcBorders>
@@ -33471,7 +33912,7 @@
         <w:tc>
           <w:tcPr>
             <w:tcW w:w="1843" w:type="dxa"/>
-            <w:gridSpan w:val="9"/>
+            <w:gridSpan w:val="8"/>
           </w:tcPr>
           <w:p>
             <w:pPr>
@@ -33508,8 +33949,8 @@
         </w:tc>
         <w:tc>
           <w:tcPr>
-            <w:tcW w:w="708" w:type="dxa"/>
-            <w:gridSpan w:val="5"/>
+            <w:tcW w:w="712" w:type="dxa"/>
+            <w:gridSpan w:val="6"/>
             <w:tcBorders>
               <w:right w:val="single" w:sz="12" w:space="0" w:color="auto"/>
             </w:tcBorders>
@@ -33526,7 +33967,7 @@
         <w:tc>
           <w:tcPr>
             <w:tcW w:w="5387" w:type="dxa"/>
-            <w:gridSpan w:val="15"/>
+            <w:gridSpan w:val="20"/>
             <w:tcBorders>
               <w:left w:val="single" w:sz="12" w:space="0" w:color="auto"/>
               <w:bottom w:val="single" w:sz="12" w:space="0" w:color="auto"/>
@@ -33544,10 +33985,14 @@
         </w:tc>
       </w:tr>
       <w:tr>
-        <w:tc>
-          <w:tcPr>
-            <w:tcW w:w="1242" w:type="dxa"/>
-            <w:gridSpan w:val="6"/>
+        <w:trPr>
+          <w:gridAfter w:val="2"/>
+          <w:wAfter w:w="3041" w:type="dxa"/>
+        </w:trPr>
+        <w:tc>
+          <w:tcPr>
+            <w:tcW w:w="1239" w:type="dxa"/>
+            <w:gridSpan w:val="7"/>
             <w:tcBorders>
               <w:left w:val="single" w:sz="12" w:space="0" w:color="auto"/>
             </w:tcBorders>
@@ -33633,7 +34078,7 @@
         <w:tc>
           <w:tcPr>
             <w:tcW w:w="1843" w:type="dxa"/>
-            <w:gridSpan w:val="9"/>
+            <w:gridSpan w:val="8"/>
             <w:tcBorders>
               <w:top w:val="single" w:sz="6" w:space="0" w:color="auto"/>
               <w:bottom w:val="single" w:sz="6" w:space="0" w:color="auto"/>
@@ -33681,8 +34126,8 @@
         </w:tc>
         <w:tc>
           <w:tcPr>
-            <w:tcW w:w="708" w:type="dxa"/>
-            <w:gridSpan w:val="5"/>
+            <w:tcW w:w="712" w:type="dxa"/>
+            <w:gridSpan w:val="6"/>
             <w:tcBorders>
               <w:right w:val="single" w:sz="12" w:space="0" w:color="auto"/>
             </w:tcBorders>
@@ -33699,7 +34144,7 @@
         <w:tc>
           <w:tcPr>
             <w:tcW w:w="5387" w:type="dxa"/>
-            <w:gridSpan w:val="15"/>
+            <w:gridSpan w:val="20"/>
             <w:tcBorders>
               <w:top w:val="single" w:sz="12" w:space="0" w:color="auto"/>
               <w:left w:val="single" w:sz="12" w:space="0" w:color="auto"/>
@@ -33738,10 +34183,14 @@
         </w:tc>
       </w:tr>
       <w:tr>
-        <w:tc>
-          <w:tcPr>
-            <w:tcW w:w="1242" w:type="dxa"/>
-            <w:gridSpan w:val="6"/>
+        <w:trPr>
+          <w:gridAfter w:val="2"/>
+          <w:wAfter w:w="3041" w:type="dxa"/>
+        </w:trPr>
+        <w:tc>
+          <w:tcPr>
+            <w:tcW w:w="1239" w:type="dxa"/>
+            <w:gridSpan w:val="7"/>
             <w:tcBorders>
               <w:left w:val="single" w:sz="12" w:space="0" w:color="auto"/>
             </w:tcBorders>
@@ -33826,7 +34275,7 @@
         <w:tc>
           <w:tcPr>
             <w:tcW w:w="1843" w:type="dxa"/>
-            <w:gridSpan w:val="9"/>
+            <w:gridSpan w:val="8"/>
             <w:tcBorders>
               <w:top w:val="single" w:sz="6" w:space="0" w:color="auto"/>
             </w:tcBorders>
@@ -33873,8 +34322,8 @@
         </w:tc>
         <w:tc>
           <w:tcPr>
-            <w:tcW w:w="708" w:type="dxa"/>
-            <w:gridSpan w:val="5"/>
+            <w:tcW w:w="712" w:type="dxa"/>
+            <w:gridSpan w:val="6"/>
             <w:tcBorders>
               <w:right w:val="single" w:sz="12" w:space="0" w:color="auto"/>
             </w:tcBorders>
@@ -33907,7 +34356,7 @@
         <w:tc>
           <w:tcPr>
             <w:tcW w:w="4819" w:type="dxa"/>
-            <w:gridSpan w:val="13"/>
+            <w:gridSpan w:val="17"/>
             <w:tcBorders>
               <w:bottom w:val="single" w:sz="6" w:space="0" w:color="auto"/>
             </w:tcBorders>
@@ -33947,6 +34396,7 @@
         <w:tc>
           <w:tcPr>
             <w:tcW w:w="284" w:type="dxa"/>
+            <w:gridSpan w:val="2"/>
             <w:tcBorders>
               <w:right w:val="single" w:sz="12" w:space="0" w:color="auto"/>
             </w:tcBorders>
@@ -33962,10 +34412,14 @@
         </w:tc>
       </w:tr>
       <w:tr>
-        <w:tc>
-          <w:tcPr>
-            <w:tcW w:w="1242" w:type="dxa"/>
-            <w:gridSpan w:val="6"/>
+        <w:trPr>
+          <w:gridAfter w:val="2"/>
+          <w:wAfter w:w="3041" w:type="dxa"/>
+        </w:trPr>
+        <w:tc>
+          <w:tcPr>
+            <w:tcW w:w="1239" w:type="dxa"/>
+            <w:gridSpan w:val="7"/>
             <w:tcBorders>
               <w:left w:val="single" w:sz="12" w:space="0" w:color="auto"/>
             </w:tcBorders>
@@ -34050,7 +34504,7 @@
         <w:tc>
           <w:tcPr>
             <w:tcW w:w="1843" w:type="dxa"/>
-            <w:gridSpan w:val="9"/>
+            <w:gridSpan w:val="8"/>
             <w:tcBorders>
               <w:top w:val="single" w:sz="6" w:space="0" w:color="auto"/>
             </w:tcBorders>
@@ -34097,8 +34551,8 @@
         </w:tc>
         <w:tc>
           <w:tcPr>
-            <w:tcW w:w="708" w:type="dxa"/>
-            <w:gridSpan w:val="5"/>
+            <w:tcW w:w="712" w:type="dxa"/>
+            <w:gridSpan w:val="6"/>
             <w:tcBorders>
               <w:right w:val="single" w:sz="12" w:space="0" w:color="auto"/>
             </w:tcBorders>
@@ -34131,7 +34585,7 @@
         <w:tc>
           <w:tcPr>
             <w:tcW w:w="4819" w:type="dxa"/>
-            <w:gridSpan w:val="13"/>
+            <w:gridSpan w:val="17"/>
             <w:tcBorders>
               <w:bottom w:val="single" w:sz="6" w:space="0" w:color="auto"/>
             </w:tcBorders>
@@ -34148,6 +34602,7 @@
         <w:tc>
           <w:tcPr>
             <w:tcW w:w="284" w:type="dxa"/>
+            <w:gridSpan w:val="2"/>
             <w:tcBorders>
               <w:right w:val="single" w:sz="12" w:space="0" w:color="auto"/>
             </w:tcBorders>
@@ -34163,10 +34618,14 @@
         </w:tc>
       </w:tr>
       <w:tr>
-        <w:tc>
-          <w:tcPr>
-            <w:tcW w:w="1242" w:type="dxa"/>
-            <w:gridSpan w:val="6"/>
+        <w:trPr>
+          <w:gridAfter w:val="2"/>
+          <w:wAfter w:w="3041" w:type="dxa"/>
+        </w:trPr>
+        <w:tc>
+          <w:tcPr>
+            <w:tcW w:w="1239" w:type="dxa"/>
+            <w:gridSpan w:val="7"/>
             <w:tcBorders>
               <w:left w:val="single" w:sz="12" w:space="0" w:color="auto"/>
             </w:tcBorders>
@@ -34183,6 +34642,7 @@
                 <w:sz w:val="16"/>
                 <w:szCs w:val="16"/>
               </w:rPr>
+              <w:lastRenderedPageBreak/>
               <w:t>LDL</w:t>
             </w:r>
           </w:p>
@@ -34251,14 +34711,13 @@
         <w:tc>
           <w:tcPr>
             <w:tcW w:w="1843" w:type="dxa"/>
-            <w:gridSpan w:val="9"/>
+            <w:gridSpan w:val="8"/>
             <w:tcBorders>
               <w:top w:val="single" w:sz="6" w:space="0" w:color="auto"/>
             </w:tcBorders>
           </w:tcPr>
           <w:p>
             <w:pPr>
-              <w:jc w:val="center"/>
               <w:rPr>
                 <w:sz w:val="16"/>
                 <w:szCs w:val="16"/>
@@ -34298,8 +34757,8 @@
         </w:tc>
         <w:tc>
           <w:tcPr>
-            <w:tcW w:w="708" w:type="dxa"/>
-            <w:gridSpan w:val="5"/>
+            <w:tcW w:w="712" w:type="dxa"/>
+            <w:gridSpan w:val="6"/>
             <w:tcBorders>
               <w:right w:val="single" w:sz="12" w:space="0" w:color="auto"/>
             </w:tcBorders>
@@ -34332,7 +34791,7 @@
         <w:tc>
           <w:tcPr>
             <w:tcW w:w="4819" w:type="dxa"/>
-            <w:gridSpan w:val="13"/>
+            <w:gridSpan w:val="17"/>
             <w:tcBorders>
               <w:bottom w:val="single" w:sz="6" w:space="0" w:color="auto"/>
             </w:tcBorders>
@@ -34349,6 +34808,7 @@
         <w:tc>
           <w:tcPr>
             <w:tcW w:w="284" w:type="dxa"/>
+            <w:gridSpan w:val="2"/>
             <w:tcBorders>
               <w:right w:val="single" w:sz="12" w:space="0" w:color="auto"/>
             </w:tcBorders>
@@ -34364,10 +34824,14 @@
         </w:tc>
       </w:tr>
       <w:tr>
-        <w:tc>
-          <w:tcPr>
-            <w:tcW w:w="1242" w:type="dxa"/>
-            <w:gridSpan w:val="6"/>
+        <w:trPr>
+          <w:gridAfter w:val="2"/>
+          <w:wAfter w:w="3041" w:type="dxa"/>
+        </w:trPr>
+        <w:tc>
+          <w:tcPr>
+            <w:tcW w:w="1239" w:type="dxa"/>
+            <w:gridSpan w:val="7"/>
             <w:tcBorders>
               <w:left w:val="single" w:sz="12" w:space="0" w:color="auto"/>
             </w:tcBorders>
@@ -34384,7 +34848,6 @@
                 <w:sz w:val="16"/>
                 <w:szCs w:val="16"/>
               </w:rPr>
-              <w:lastRenderedPageBreak/>
               <w:t>BUN</w:t>
             </w:r>
           </w:p>
@@ -34453,14 +34916,13 @@
         <w:tc>
           <w:tcPr>
             <w:tcW w:w="1843" w:type="dxa"/>
-            <w:gridSpan w:val="9"/>
+            <w:gridSpan w:val="8"/>
             <w:tcBorders>
               <w:top w:val="single" w:sz="6" w:space="0" w:color="auto"/>
             </w:tcBorders>
           </w:tcPr>
           <w:p>
             <w:pPr>
-              <w:jc w:val="center"/>
               <w:rPr>
                 <w:sz w:val="16"/>
                 <w:szCs w:val="16"/>
@@ -34500,8 +34962,8 @@
         </w:tc>
         <w:tc>
           <w:tcPr>
-            <w:tcW w:w="708" w:type="dxa"/>
-            <w:gridSpan w:val="5"/>
+            <w:tcW w:w="712" w:type="dxa"/>
+            <w:gridSpan w:val="6"/>
             <w:tcBorders>
               <w:right w:val="single" w:sz="12" w:space="0" w:color="auto"/>
             </w:tcBorders>
@@ -34535,7 +34997,7 @@
         <w:tc>
           <w:tcPr>
             <w:tcW w:w="4819" w:type="dxa"/>
-            <w:gridSpan w:val="13"/>
+            <w:gridSpan w:val="17"/>
             <w:tcBorders>
               <w:bottom w:val="single" w:sz="12" w:space="0" w:color="auto"/>
             </w:tcBorders>
@@ -34552,6 +35014,7 @@
         <w:tc>
           <w:tcPr>
             <w:tcW w:w="284" w:type="dxa"/>
+            <w:gridSpan w:val="2"/>
             <w:tcBorders>
               <w:bottom w:val="single" w:sz="12" w:space="0" w:color="auto"/>
               <w:right w:val="single" w:sz="12" w:space="0" w:color="auto"/>
@@ -34568,10 +35031,14 @@
         </w:tc>
       </w:tr>
       <w:tr>
-        <w:tc>
-          <w:tcPr>
-            <w:tcW w:w="1242" w:type="dxa"/>
-            <w:gridSpan w:val="6"/>
+        <w:trPr>
+          <w:gridAfter w:val="2"/>
+          <w:wAfter w:w="3041" w:type="dxa"/>
+        </w:trPr>
+        <w:tc>
+          <w:tcPr>
+            <w:tcW w:w="1239" w:type="dxa"/>
+            <w:gridSpan w:val="7"/>
             <w:tcBorders>
               <w:left w:val="single" w:sz="12" w:space="0" w:color="auto"/>
             </w:tcBorders>
@@ -34657,7 +35124,7 @@
         <w:tc>
           <w:tcPr>
             <w:tcW w:w="1843" w:type="dxa"/>
-            <w:gridSpan w:val="9"/>
+            <w:gridSpan w:val="8"/>
             <w:tcBorders>
               <w:top w:val="single" w:sz="6" w:space="0" w:color="auto"/>
               <w:bottom w:val="single" w:sz="6" w:space="0" w:color="auto"/>
@@ -34665,7 +35132,6 @@
           </w:tcPr>
           <w:p>
             <w:pPr>
-              <w:jc w:val="center"/>
               <w:rPr>
                 <w:sz w:val="16"/>
                 <w:szCs w:val="16"/>
@@ -34705,8 +35171,8 @@
         </w:tc>
         <w:tc>
           <w:tcPr>
-            <w:tcW w:w="708" w:type="dxa"/>
-            <w:gridSpan w:val="5"/>
+            <w:tcW w:w="712" w:type="dxa"/>
+            <w:gridSpan w:val="6"/>
             <w:tcBorders>
               <w:right w:val="single" w:sz="12" w:space="0" w:color="auto"/>
             </w:tcBorders>
@@ -34723,7 +35189,7 @@
         <w:tc>
           <w:tcPr>
             <w:tcW w:w="5387" w:type="dxa"/>
-            <w:gridSpan w:val="15"/>
+            <w:gridSpan w:val="20"/>
             <w:tcBorders>
               <w:top w:val="single" w:sz="12" w:space="0" w:color="auto"/>
               <w:left w:val="single" w:sz="12" w:space="0" w:color="auto"/>
@@ -34751,10 +35217,16 @@
         </w:tc>
       </w:tr>
       <w:tr>
-        <w:tc>
-          <w:tcPr>
-            <w:tcW w:w="1242" w:type="dxa"/>
-            <w:gridSpan w:val="6"/>
+        <w:trPr>
+          <w:gridAfter w:val="2"/>
+          <w:wAfter w:w="3041" w:type="dxa"/>
+          <w:trHeight w:val="137"/>
+        </w:trPr>
+        <w:tc>
+          <w:tcPr>
+            <w:tcW w:w="1239" w:type="dxa"/>
+            <w:gridSpan w:val="7"/>
+            <w:vMerge w:val="restart"/>
             <w:tcBorders>
               <w:left w:val="single" w:sz="12" w:space="0" w:color="auto"/>
             </w:tcBorders>
@@ -34779,6 +35251,1091 @@
           <w:tcPr>
             <w:tcW w:w="1134" w:type="dxa"/>
             <w:gridSpan w:val="6"/>
+            <w:vMerge w:val="restart"/>
+            <w:tcBorders>
+              <w:top w:val="single" w:sz="6" w:space="0" w:color="auto"/>
+            </w:tcBorders>
+          </w:tcPr>
+          <w:p>
+            <w:pPr>
+              <w:rPr>
+                <w:sz w:val="16"/>
+                <w:szCs w:val="16"/>
+              </w:rPr>
+            </w:pPr>
+            <w:r>
+              <w:rPr>
+                <w:sz w:val="16"/>
+                <w:szCs w:val="16"/>
+              </w:rPr>
+              <w:t>{{</w:t>
+            </w:r>
+            <w:proofErr w:type="spellStart"/>
+            <w:r>
+              <w:rPr>
+                <w:sz w:val="16"/>
+                <w:szCs w:val="16"/>
+              </w:rPr>
+              <w:t>lab_sgot</w:t>
+            </w:r>
+            <w:proofErr w:type="spellEnd"/>
+            <w:r>
+              <w:rPr>
+                <w:sz w:val="16"/>
+                <w:szCs w:val="16"/>
+              </w:rPr>
+              <w:t>}}</w:t>
+            </w:r>
+          </w:p>
+        </w:tc>
+        <w:tc>
+          <w:tcPr>
+            <w:tcW w:w="851" w:type="dxa"/>
+            <w:gridSpan w:val="6"/>
+            <w:vMerge w:val="restart"/>
+          </w:tcPr>
+          <w:p>
+            <w:pPr>
+              <w:rPr>
+                <w:sz w:val="16"/>
+                <w:szCs w:val="16"/>
+              </w:rPr>
+            </w:pPr>
+            <w:r>
+              <w:rPr>
+                <w:sz w:val="16"/>
+                <w:szCs w:val="16"/>
+              </w:rPr>
+              <w:t>U/L</w:t>
+            </w:r>
+          </w:p>
+        </w:tc>
+        <w:tc>
+          <w:tcPr>
+            <w:tcW w:w="1843" w:type="dxa"/>
+            <w:gridSpan w:val="8"/>
+            <w:vMerge w:val="restart"/>
+            <w:tcBorders>
+              <w:top w:val="single" w:sz="6" w:space="0" w:color="auto"/>
+            </w:tcBorders>
+          </w:tcPr>
+          <w:p>
+            <w:pPr>
+              <w:rPr>
+                <w:sz w:val="16"/>
+                <w:szCs w:val="16"/>
+              </w:rPr>
+            </w:pPr>
+            <w:r>
+              <w:rPr>
+                <w:sz w:val="16"/>
+                <w:szCs w:val="16"/>
+              </w:rPr>
+              <w:t>{{</w:t>
+            </w:r>
+            <w:proofErr w:type="spellStart"/>
+            <w:r>
+              <w:rPr>
+                <w:sz w:val="16"/>
+                <w:szCs w:val="16"/>
+              </w:rPr>
+              <w:t>val_s</w:t>
+            </w:r>
+            <w:r>
+              <w:rPr>
+                <w:sz w:val="16"/>
+                <w:szCs w:val="16"/>
+              </w:rPr>
+              <w:t>got</w:t>
+            </w:r>
+            <w:proofErr w:type="spellEnd"/>
+            <w:r>
+              <w:rPr>
+                <w:sz w:val="16"/>
+                <w:szCs w:val="16"/>
+              </w:rPr>
+              <w:t>}}</w:t>
+            </w:r>
+          </w:p>
+        </w:tc>
+        <w:tc>
+          <w:tcPr>
+            <w:tcW w:w="712" w:type="dxa"/>
+            <w:gridSpan w:val="6"/>
+            <w:vMerge w:val="restart"/>
+            <w:tcBorders>
+              <w:right w:val="single" w:sz="12" w:space="0" w:color="auto"/>
+            </w:tcBorders>
+          </w:tcPr>
+          <w:p>
+            <w:pPr>
+              <w:rPr>
+                <w:sz w:val="16"/>
+                <w:szCs w:val="16"/>
+              </w:rPr>
+            </w:pPr>
+          </w:p>
+        </w:tc>
+        <w:tc>
+          <w:tcPr>
+            <w:tcW w:w="284" w:type="dxa"/>
+            <w:vMerge w:val="restart"/>
+            <w:tcBorders>
+              <w:left w:val="single" w:sz="12" w:space="0" w:color="auto"/>
+            </w:tcBorders>
+          </w:tcPr>
+          <w:p>
+            <w:pPr>
+              <w:rPr>
+                <w:sz w:val="16"/>
+                <w:szCs w:val="16"/>
+              </w:rPr>
+            </w:pPr>
+          </w:p>
+        </w:tc>
+        <w:tc>
+          <w:tcPr>
+            <w:tcW w:w="4819" w:type="dxa"/>
+            <w:gridSpan w:val="17"/>
+            <w:tcBorders>
+              <w:bottom w:val="single" w:sz="2" w:space="0" w:color="auto"/>
+            </w:tcBorders>
+          </w:tcPr>
+          <w:p>
+            <w:pPr>
+              <w:rPr>
+                <w:sz w:val="16"/>
+                <w:szCs w:val="16"/>
+              </w:rPr>
+            </w:pPr>
+            <w:r>
+              <w:rPr>
+                <w:sz w:val="16"/>
+                <w:szCs w:val="16"/>
+              </w:rPr>
+              <w:t>{{</w:t>
+            </w:r>
+            <w:proofErr w:type="spellStart"/>
+            <w:r>
+              <w:rPr>
+                <w:sz w:val="16"/>
+                <w:szCs w:val="16"/>
+              </w:rPr>
+              <w:t>detail_af</w:t>
+            </w:r>
+            <w:proofErr w:type="spellEnd"/>
+            <w:r>
+              <w:rPr>
+                <w:sz w:val="16"/>
+                <w:szCs w:val="16"/>
+              </w:rPr>
+              <w:t>}}</w:t>
+            </w:r>
+          </w:p>
+        </w:tc>
+        <w:tc>
+          <w:tcPr>
+            <w:tcW w:w="284" w:type="dxa"/>
+            <w:gridSpan w:val="2"/>
+            <w:vMerge w:val="restart"/>
+            <w:tcBorders>
+              <w:right w:val="single" w:sz="12" w:space="0" w:color="auto"/>
+            </w:tcBorders>
+          </w:tcPr>
+          <w:p>
+            <w:pPr>
+              <w:rPr>
+                <w:sz w:val="16"/>
+                <w:szCs w:val="16"/>
+              </w:rPr>
+            </w:pPr>
+          </w:p>
+        </w:tc>
+      </w:tr>
+      <w:tr>
+        <w:trPr>
+          <w:gridAfter w:val="2"/>
+          <w:wAfter w:w="3041" w:type="dxa"/>
+          <w:trHeight w:val="137"/>
+        </w:trPr>
+        <w:tc>
+          <w:tcPr>
+            <w:tcW w:w="1239" w:type="dxa"/>
+            <w:gridSpan w:val="7"/>
+            <w:vMerge/>
+            <w:tcBorders>
+              <w:left w:val="single" w:sz="12" w:space="0" w:color="auto"/>
+            </w:tcBorders>
+          </w:tcPr>
+          <w:p>
+            <w:pPr>
+              <w:rPr>
+                <w:sz w:val="16"/>
+                <w:szCs w:val="16"/>
+              </w:rPr>
+            </w:pPr>
+          </w:p>
+        </w:tc>
+        <w:tc>
+          <w:tcPr>
+            <w:tcW w:w="1134" w:type="dxa"/>
+            <w:gridSpan w:val="6"/>
+            <w:vMerge/>
+            <w:tcBorders>
+              <w:bottom w:val="single" w:sz="6" w:space="0" w:color="auto"/>
+            </w:tcBorders>
+          </w:tcPr>
+          <w:p>
+            <w:pPr>
+              <w:rPr>
+                <w:sz w:val="16"/>
+                <w:szCs w:val="16"/>
+              </w:rPr>
+            </w:pPr>
+          </w:p>
+        </w:tc>
+        <w:tc>
+          <w:tcPr>
+            <w:tcW w:w="851" w:type="dxa"/>
+            <w:gridSpan w:val="6"/>
+            <w:vMerge/>
+          </w:tcPr>
+          <w:p>
+            <w:pPr>
+              <w:rPr>
+                <w:sz w:val="16"/>
+                <w:szCs w:val="16"/>
+              </w:rPr>
+            </w:pPr>
+          </w:p>
+        </w:tc>
+        <w:tc>
+          <w:tcPr>
+            <w:tcW w:w="1843" w:type="dxa"/>
+            <w:gridSpan w:val="8"/>
+            <w:vMerge/>
+            <w:tcBorders>
+              <w:bottom w:val="single" w:sz="6" w:space="0" w:color="auto"/>
+            </w:tcBorders>
+          </w:tcPr>
+          <w:p>
+            <w:pPr>
+              <w:rPr>
+                <w:sz w:val="16"/>
+                <w:szCs w:val="16"/>
+              </w:rPr>
+            </w:pPr>
+          </w:p>
+        </w:tc>
+        <w:tc>
+          <w:tcPr>
+            <w:tcW w:w="712" w:type="dxa"/>
+            <w:gridSpan w:val="6"/>
+            <w:vMerge/>
+            <w:tcBorders>
+              <w:right w:val="single" w:sz="12" w:space="0" w:color="auto"/>
+            </w:tcBorders>
+          </w:tcPr>
+          <w:p>
+            <w:pPr>
+              <w:rPr>
+                <w:sz w:val="16"/>
+                <w:szCs w:val="16"/>
+              </w:rPr>
+            </w:pPr>
+          </w:p>
+        </w:tc>
+        <w:tc>
+          <w:tcPr>
+            <w:tcW w:w="284" w:type="dxa"/>
+            <w:vMerge/>
+            <w:tcBorders>
+              <w:left w:val="single" w:sz="12" w:space="0" w:color="auto"/>
+            </w:tcBorders>
+          </w:tcPr>
+          <w:p>
+            <w:pPr>
+              <w:rPr>
+                <w:sz w:val="16"/>
+                <w:szCs w:val="16"/>
+              </w:rPr>
+            </w:pPr>
+          </w:p>
+        </w:tc>
+        <w:tc>
+          <w:tcPr>
+            <w:tcW w:w="4819" w:type="dxa"/>
+            <w:gridSpan w:val="17"/>
+            <w:tcBorders>
+              <w:top w:val="single" w:sz="2" w:space="0" w:color="auto"/>
+              <w:bottom w:val="single" w:sz="2" w:space="0" w:color="auto"/>
+            </w:tcBorders>
+          </w:tcPr>
+          <w:p>
+            <w:pPr>
+              <w:rPr>
+                <w:sz w:val="16"/>
+                <w:szCs w:val="16"/>
+              </w:rPr>
+            </w:pPr>
+          </w:p>
+        </w:tc>
+        <w:tc>
+          <w:tcPr>
+            <w:tcW w:w="284" w:type="dxa"/>
+            <w:gridSpan w:val="2"/>
+            <w:vMerge/>
+            <w:tcBorders>
+              <w:right w:val="single" w:sz="12" w:space="0" w:color="auto"/>
+            </w:tcBorders>
+          </w:tcPr>
+          <w:p>
+            <w:pPr>
+              <w:rPr>
+                <w:sz w:val="16"/>
+                <w:szCs w:val="16"/>
+              </w:rPr>
+            </w:pPr>
+          </w:p>
+        </w:tc>
+      </w:tr>
+      <w:tr>
+        <w:trPr>
+          <w:gridAfter w:val="2"/>
+          <w:wAfter w:w="3041" w:type="dxa"/>
+          <w:trHeight w:val="137"/>
+        </w:trPr>
+        <w:tc>
+          <w:tcPr>
+            <w:tcW w:w="1239" w:type="dxa"/>
+            <w:gridSpan w:val="7"/>
+            <w:vMerge w:val="restart"/>
+            <w:tcBorders>
+              <w:left w:val="single" w:sz="12" w:space="0" w:color="auto"/>
+            </w:tcBorders>
+          </w:tcPr>
+          <w:p>
+            <w:pPr>
+              <w:rPr>
+                <w:sz w:val="16"/>
+                <w:szCs w:val="16"/>
+              </w:rPr>
+            </w:pPr>
+            <w:r>
+              <w:rPr>
+                <w:sz w:val="16"/>
+                <w:szCs w:val="16"/>
+              </w:rPr>
+              <w:t>SGPT</w:t>
+            </w:r>
+          </w:p>
+        </w:tc>
+        <w:tc>
+          <w:tcPr>
+            <w:tcW w:w="1134" w:type="dxa"/>
+            <w:gridSpan w:val="6"/>
+            <w:vMerge w:val="restart"/>
+            <w:tcBorders>
+              <w:top w:val="single" w:sz="6" w:space="0" w:color="auto"/>
+            </w:tcBorders>
+          </w:tcPr>
+          <w:p>
+            <w:pPr>
+              <w:rPr>
+                <w:sz w:val="16"/>
+                <w:szCs w:val="16"/>
+              </w:rPr>
+            </w:pPr>
+            <w:r>
+              <w:rPr>
+                <w:sz w:val="16"/>
+                <w:szCs w:val="16"/>
+              </w:rPr>
+              <w:t>{{</w:t>
+            </w:r>
+            <w:proofErr w:type="spellStart"/>
+            <w:r>
+              <w:rPr>
+                <w:sz w:val="16"/>
+                <w:szCs w:val="16"/>
+              </w:rPr>
+              <w:t>lab_sgpt</w:t>
+            </w:r>
+            <w:proofErr w:type="spellEnd"/>
+            <w:r>
+              <w:rPr>
+                <w:sz w:val="16"/>
+                <w:szCs w:val="16"/>
+              </w:rPr>
+              <w:t>}}</w:t>
+            </w:r>
+          </w:p>
+        </w:tc>
+        <w:tc>
+          <w:tcPr>
+            <w:tcW w:w="851" w:type="dxa"/>
+            <w:gridSpan w:val="6"/>
+            <w:vMerge w:val="restart"/>
+          </w:tcPr>
+          <w:p>
+            <w:pPr>
+              <w:rPr>
+                <w:sz w:val="16"/>
+                <w:szCs w:val="16"/>
+              </w:rPr>
+            </w:pPr>
+            <w:r>
+              <w:rPr>
+                <w:sz w:val="16"/>
+                <w:szCs w:val="16"/>
+              </w:rPr>
+              <w:t>U/L</w:t>
+            </w:r>
+          </w:p>
+        </w:tc>
+        <w:tc>
+          <w:tcPr>
+            <w:tcW w:w="1843" w:type="dxa"/>
+            <w:gridSpan w:val="8"/>
+            <w:vMerge w:val="restart"/>
+            <w:tcBorders>
+              <w:top w:val="single" w:sz="6" w:space="0" w:color="auto"/>
+            </w:tcBorders>
+          </w:tcPr>
+          <w:p>
+            <w:pPr>
+              <w:rPr>
+                <w:sz w:val="16"/>
+                <w:szCs w:val="16"/>
+              </w:rPr>
+            </w:pPr>
+            <w:r>
+              <w:rPr>
+                <w:sz w:val="16"/>
+                <w:szCs w:val="16"/>
+              </w:rPr>
+              <w:t>{{</w:t>
+            </w:r>
+            <w:proofErr w:type="spellStart"/>
+            <w:r>
+              <w:rPr>
+                <w:sz w:val="16"/>
+                <w:szCs w:val="16"/>
+              </w:rPr>
+              <w:t>val_sgpt</w:t>
+            </w:r>
+            <w:proofErr w:type="spellEnd"/>
+            <w:r>
+              <w:rPr>
+                <w:sz w:val="16"/>
+                <w:szCs w:val="16"/>
+              </w:rPr>
+              <w:t>}}</w:t>
+            </w:r>
+          </w:p>
+        </w:tc>
+        <w:tc>
+          <w:tcPr>
+            <w:tcW w:w="712" w:type="dxa"/>
+            <w:gridSpan w:val="6"/>
+            <w:vMerge w:val="restart"/>
+            <w:tcBorders>
+              <w:right w:val="single" w:sz="12" w:space="0" w:color="auto"/>
+            </w:tcBorders>
+          </w:tcPr>
+          <w:p>
+            <w:pPr>
+              <w:rPr>
+                <w:sz w:val="16"/>
+                <w:szCs w:val="16"/>
+              </w:rPr>
+            </w:pPr>
+          </w:p>
+        </w:tc>
+        <w:tc>
+          <w:tcPr>
+            <w:tcW w:w="284" w:type="dxa"/>
+            <w:vMerge w:val="restart"/>
+            <w:tcBorders>
+              <w:left w:val="single" w:sz="12" w:space="0" w:color="auto"/>
+            </w:tcBorders>
+          </w:tcPr>
+          <w:p>
+            <w:pPr>
+              <w:rPr>
+                <w:sz w:val="16"/>
+                <w:szCs w:val="16"/>
+              </w:rPr>
+            </w:pPr>
+          </w:p>
+        </w:tc>
+        <w:tc>
+          <w:tcPr>
+            <w:tcW w:w="4819" w:type="dxa"/>
+            <w:gridSpan w:val="17"/>
+            <w:tcBorders>
+              <w:top w:val="single" w:sz="2" w:space="0" w:color="auto"/>
+              <w:bottom w:val="single" w:sz="2" w:space="0" w:color="auto"/>
+            </w:tcBorders>
+          </w:tcPr>
+          <w:p>
+            <w:pPr>
+              <w:rPr>
+                <w:sz w:val="16"/>
+                <w:szCs w:val="16"/>
+              </w:rPr>
+            </w:pPr>
+          </w:p>
+        </w:tc>
+        <w:tc>
+          <w:tcPr>
+            <w:tcW w:w="284" w:type="dxa"/>
+            <w:gridSpan w:val="2"/>
+            <w:vMerge w:val="restart"/>
+            <w:tcBorders>
+              <w:right w:val="single" w:sz="12" w:space="0" w:color="auto"/>
+            </w:tcBorders>
+          </w:tcPr>
+          <w:p>
+            <w:pPr>
+              <w:rPr>
+                <w:sz w:val="16"/>
+                <w:szCs w:val="16"/>
+              </w:rPr>
+            </w:pPr>
+          </w:p>
+        </w:tc>
+      </w:tr>
+      <w:tr>
+        <w:trPr>
+          <w:gridAfter w:val="2"/>
+          <w:wAfter w:w="3041" w:type="dxa"/>
+          <w:trHeight w:val="137"/>
+        </w:trPr>
+        <w:tc>
+          <w:tcPr>
+            <w:tcW w:w="1239" w:type="dxa"/>
+            <w:gridSpan w:val="7"/>
+            <w:vMerge/>
+            <w:tcBorders>
+              <w:left w:val="single" w:sz="12" w:space="0" w:color="auto"/>
+            </w:tcBorders>
+          </w:tcPr>
+          <w:p>
+            <w:pPr>
+              <w:rPr>
+                <w:sz w:val="16"/>
+                <w:szCs w:val="16"/>
+              </w:rPr>
+            </w:pPr>
+          </w:p>
+        </w:tc>
+        <w:tc>
+          <w:tcPr>
+            <w:tcW w:w="1134" w:type="dxa"/>
+            <w:gridSpan w:val="6"/>
+            <w:vMerge/>
+            <w:tcBorders>
+              <w:bottom w:val="single" w:sz="6" w:space="0" w:color="auto"/>
+            </w:tcBorders>
+          </w:tcPr>
+          <w:p>
+            <w:pPr>
+              <w:rPr>
+                <w:sz w:val="16"/>
+                <w:szCs w:val="16"/>
+              </w:rPr>
+            </w:pPr>
+          </w:p>
+        </w:tc>
+        <w:tc>
+          <w:tcPr>
+            <w:tcW w:w="851" w:type="dxa"/>
+            <w:gridSpan w:val="6"/>
+            <w:vMerge/>
+          </w:tcPr>
+          <w:p>
+            <w:pPr>
+              <w:rPr>
+                <w:sz w:val="16"/>
+                <w:szCs w:val="16"/>
+              </w:rPr>
+            </w:pPr>
+          </w:p>
+        </w:tc>
+        <w:tc>
+          <w:tcPr>
+            <w:tcW w:w="1843" w:type="dxa"/>
+            <w:gridSpan w:val="8"/>
+            <w:vMerge/>
+            <w:tcBorders>
+              <w:bottom w:val="single" w:sz="6" w:space="0" w:color="auto"/>
+            </w:tcBorders>
+          </w:tcPr>
+          <w:p>
+            <w:pPr>
+              <w:jc w:val="center"/>
+              <w:rPr>
+                <w:sz w:val="16"/>
+                <w:szCs w:val="16"/>
+              </w:rPr>
+            </w:pPr>
+          </w:p>
+        </w:tc>
+        <w:tc>
+          <w:tcPr>
+            <w:tcW w:w="712" w:type="dxa"/>
+            <w:gridSpan w:val="6"/>
+            <w:vMerge/>
+            <w:tcBorders>
+              <w:right w:val="single" w:sz="12" w:space="0" w:color="auto"/>
+            </w:tcBorders>
+          </w:tcPr>
+          <w:p>
+            <w:pPr>
+              <w:rPr>
+                <w:sz w:val="16"/>
+                <w:szCs w:val="16"/>
+              </w:rPr>
+            </w:pPr>
+          </w:p>
+        </w:tc>
+        <w:tc>
+          <w:tcPr>
+            <w:tcW w:w="284" w:type="dxa"/>
+            <w:vMerge/>
+            <w:tcBorders>
+              <w:left w:val="single" w:sz="12" w:space="0" w:color="auto"/>
+            </w:tcBorders>
+          </w:tcPr>
+          <w:p>
+            <w:pPr>
+              <w:rPr>
+                <w:sz w:val="16"/>
+                <w:szCs w:val="16"/>
+              </w:rPr>
+            </w:pPr>
+          </w:p>
+        </w:tc>
+        <w:tc>
+          <w:tcPr>
+            <w:tcW w:w="4819" w:type="dxa"/>
+            <w:gridSpan w:val="17"/>
+            <w:tcBorders>
+              <w:bottom w:val="single" w:sz="2" w:space="0" w:color="auto"/>
+            </w:tcBorders>
+          </w:tcPr>
+          <w:p>
+            <w:pPr>
+              <w:rPr>
+                <w:sz w:val="16"/>
+                <w:szCs w:val="16"/>
+              </w:rPr>
+            </w:pPr>
+          </w:p>
+        </w:tc>
+        <w:tc>
+          <w:tcPr>
+            <w:tcW w:w="284" w:type="dxa"/>
+            <w:gridSpan w:val="2"/>
+            <w:vMerge/>
+            <w:tcBorders>
+              <w:right w:val="single" w:sz="12" w:space="0" w:color="auto"/>
+            </w:tcBorders>
+          </w:tcPr>
+          <w:p>
+            <w:pPr>
+              <w:rPr>
+                <w:sz w:val="16"/>
+                <w:szCs w:val="16"/>
+              </w:rPr>
+            </w:pPr>
+          </w:p>
+        </w:tc>
+      </w:tr>
+      <w:tr>
+        <w:trPr>
+          <w:gridAfter w:val="2"/>
+          <w:wAfter w:w="3041" w:type="dxa"/>
+          <w:trHeight w:val="147"/>
+        </w:trPr>
+        <w:tc>
+          <w:tcPr>
+            <w:tcW w:w="1239" w:type="dxa"/>
+            <w:gridSpan w:val="7"/>
+            <w:vMerge w:val="restart"/>
+            <w:tcBorders>
+              <w:left w:val="single" w:sz="12" w:space="0" w:color="auto"/>
+            </w:tcBorders>
+          </w:tcPr>
+          <w:p>
+            <w:pPr>
+              <w:rPr>
+                <w:sz w:val="16"/>
+                <w:szCs w:val="16"/>
+              </w:rPr>
+            </w:pPr>
+            <w:r>
+              <w:rPr>
+                <w:sz w:val="16"/>
+                <w:szCs w:val="16"/>
+              </w:rPr>
+              <w:t xml:space="preserve">Uric Acid </w:t>
+            </w:r>
+          </w:p>
+        </w:tc>
+        <w:tc>
+          <w:tcPr>
+            <w:tcW w:w="1134" w:type="dxa"/>
+            <w:gridSpan w:val="6"/>
+            <w:vMerge w:val="restart"/>
+          </w:tcPr>
+          <w:p>
+            <w:pPr>
+              <w:rPr>
+                <w:sz w:val="16"/>
+                <w:szCs w:val="16"/>
+              </w:rPr>
+            </w:pPr>
+            <w:r>
+              <w:rPr>
+                <w:sz w:val="16"/>
+                <w:szCs w:val="16"/>
+              </w:rPr>
+              <w:t>{{</w:t>
+            </w:r>
+            <w:proofErr w:type="spellStart"/>
+            <w:r>
+              <w:rPr>
+                <w:sz w:val="16"/>
+                <w:szCs w:val="16"/>
+              </w:rPr>
+              <w:t>lab_uric</w:t>
+            </w:r>
+            <w:proofErr w:type="spellEnd"/>
+            <w:r>
+              <w:rPr>
+                <w:sz w:val="16"/>
+                <w:szCs w:val="16"/>
+              </w:rPr>
+              <w:t>}}</w:t>
+            </w:r>
+          </w:p>
+        </w:tc>
+        <w:tc>
+          <w:tcPr>
+            <w:tcW w:w="851" w:type="dxa"/>
+            <w:gridSpan w:val="6"/>
+            <w:vMerge w:val="restart"/>
+          </w:tcPr>
+          <w:p>
+            <w:pPr>
+              <w:rPr>
+                <w:sz w:val="16"/>
+                <w:szCs w:val="16"/>
+              </w:rPr>
+            </w:pPr>
+            <w:r>
+              <w:rPr>
+                <w:sz w:val="16"/>
+                <w:szCs w:val="16"/>
+              </w:rPr>
+              <w:t>mg/dl</w:t>
+            </w:r>
+          </w:p>
+        </w:tc>
+        <w:tc>
+          <w:tcPr>
+            <w:tcW w:w="1843" w:type="dxa"/>
+            <w:gridSpan w:val="8"/>
+            <w:vMerge w:val="restart"/>
+            <w:tcBorders>
+              <w:top w:val="single" w:sz="6" w:space="0" w:color="auto"/>
+            </w:tcBorders>
+          </w:tcPr>
+          <w:p>
+            <w:pPr>
+              <w:rPr>
+                <w:sz w:val="16"/>
+                <w:szCs w:val="16"/>
+              </w:rPr>
+            </w:pPr>
+            <w:r>
+              <w:rPr>
+                <w:sz w:val="16"/>
+                <w:szCs w:val="16"/>
+              </w:rPr>
+              <w:t>{{</w:t>
+            </w:r>
+            <w:proofErr w:type="spellStart"/>
+            <w:r>
+              <w:rPr>
+                <w:sz w:val="16"/>
+                <w:szCs w:val="16"/>
+              </w:rPr>
+              <w:t>val_urig</w:t>
+            </w:r>
+            <w:proofErr w:type="spellEnd"/>
+            <w:r>
+              <w:rPr>
+                <w:sz w:val="16"/>
+                <w:szCs w:val="16"/>
+              </w:rPr>
+              <w:t>}}</w:t>
+            </w:r>
+          </w:p>
+        </w:tc>
+        <w:tc>
+          <w:tcPr>
+            <w:tcW w:w="712" w:type="dxa"/>
+            <w:gridSpan w:val="6"/>
+            <w:vMerge w:val="restart"/>
+            <w:tcBorders>
+              <w:right w:val="single" w:sz="12" w:space="0" w:color="auto"/>
+            </w:tcBorders>
+          </w:tcPr>
+          <w:p>
+            <w:pPr>
+              <w:rPr>
+                <w:sz w:val="16"/>
+                <w:szCs w:val="16"/>
+              </w:rPr>
+            </w:pPr>
+          </w:p>
+        </w:tc>
+        <w:tc>
+          <w:tcPr>
+            <w:tcW w:w="284" w:type="dxa"/>
+            <w:vMerge w:val="restart"/>
+            <w:tcBorders>
+              <w:left w:val="single" w:sz="12" w:space="0" w:color="auto"/>
+            </w:tcBorders>
+          </w:tcPr>
+          <w:p>
+            <w:pPr>
+              <w:rPr>
+                <w:sz w:val="16"/>
+                <w:szCs w:val="16"/>
+              </w:rPr>
+            </w:pPr>
+          </w:p>
+        </w:tc>
+        <w:tc>
+          <w:tcPr>
+            <w:tcW w:w="4819" w:type="dxa"/>
+            <w:gridSpan w:val="17"/>
+            <w:tcBorders>
+              <w:top w:val="single" w:sz="2" w:space="0" w:color="auto"/>
+              <w:bottom w:val="single" w:sz="2" w:space="0" w:color="auto"/>
+            </w:tcBorders>
+          </w:tcPr>
+          <w:p>
+            <w:pPr>
+              <w:rPr>
+                <w:sz w:val="16"/>
+                <w:szCs w:val="16"/>
+              </w:rPr>
+            </w:pPr>
+          </w:p>
+        </w:tc>
+        <w:tc>
+          <w:tcPr>
+            <w:tcW w:w="284" w:type="dxa"/>
+            <w:gridSpan w:val="2"/>
+            <w:vMerge w:val="restart"/>
+            <w:tcBorders>
+              <w:right w:val="single" w:sz="12" w:space="0" w:color="auto"/>
+            </w:tcBorders>
+          </w:tcPr>
+          <w:p>
+            <w:pPr>
+              <w:rPr>
+                <w:sz w:val="16"/>
+                <w:szCs w:val="16"/>
+              </w:rPr>
+            </w:pPr>
+          </w:p>
+        </w:tc>
+      </w:tr>
+      <w:tr>
+        <w:trPr>
+          <w:gridAfter w:val="2"/>
+          <w:wAfter w:w="3041" w:type="dxa"/>
+          <w:trHeight w:val="145"/>
+        </w:trPr>
+        <w:tc>
+          <w:tcPr>
+            <w:tcW w:w="1239" w:type="dxa"/>
+            <w:gridSpan w:val="7"/>
+            <w:vMerge/>
+            <w:tcBorders>
+              <w:left w:val="single" w:sz="12" w:space="0" w:color="auto"/>
+            </w:tcBorders>
+          </w:tcPr>
+          <w:p>
+            <w:pPr>
+              <w:rPr>
+                <w:sz w:val="16"/>
+                <w:szCs w:val="16"/>
+              </w:rPr>
+            </w:pPr>
+          </w:p>
+        </w:tc>
+        <w:tc>
+          <w:tcPr>
+            <w:tcW w:w="1134" w:type="dxa"/>
+            <w:gridSpan w:val="6"/>
+            <w:vMerge/>
+            <w:tcBorders>
+              <w:bottom w:val="single" w:sz="6" w:space="0" w:color="auto"/>
+            </w:tcBorders>
+          </w:tcPr>
+          <w:p>
+            <w:pPr>
+              <w:tabs>
+                <w:tab w:val="left" w:pos="5011"/>
+              </w:tabs>
+              <w:rPr>
+                <w:sz w:val="16"/>
+                <w:szCs w:val="16"/>
+              </w:rPr>
+            </w:pPr>
+          </w:p>
+        </w:tc>
+        <w:tc>
+          <w:tcPr>
+            <w:tcW w:w="851" w:type="dxa"/>
+            <w:gridSpan w:val="6"/>
+            <w:vMerge/>
+          </w:tcPr>
+          <w:p>
+            <w:pPr>
+              <w:rPr>
+                <w:sz w:val="16"/>
+                <w:szCs w:val="16"/>
+              </w:rPr>
+            </w:pPr>
+          </w:p>
+        </w:tc>
+        <w:tc>
+          <w:tcPr>
+            <w:tcW w:w="1843" w:type="dxa"/>
+            <w:gridSpan w:val="8"/>
+            <w:vMerge/>
+            <w:tcBorders>
+              <w:bottom w:val="single" w:sz="6" w:space="0" w:color="auto"/>
+            </w:tcBorders>
+          </w:tcPr>
+          <w:p>
+            <w:pPr>
+              <w:rPr>
+                <w:sz w:val="16"/>
+                <w:szCs w:val="16"/>
+              </w:rPr>
+            </w:pPr>
+          </w:p>
+        </w:tc>
+        <w:tc>
+          <w:tcPr>
+            <w:tcW w:w="712" w:type="dxa"/>
+            <w:gridSpan w:val="6"/>
+            <w:vMerge/>
+            <w:tcBorders>
+              <w:right w:val="single" w:sz="12" w:space="0" w:color="auto"/>
+            </w:tcBorders>
+          </w:tcPr>
+          <w:p>
+            <w:pPr>
+              <w:rPr>
+                <w:sz w:val="16"/>
+                <w:szCs w:val="16"/>
+              </w:rPr>
+            </w:pPr>
+          </w:p>
+        </w:tc>
+        <w:tc>
+          <w:tcPr>
+            <w:tcW w:w="284" w:type="dxa"/>
+            <w:vMerge/>
+            <w:tcBorders>
+              <w:left w:val="single" w:sz="12" w:space="0" w:color="auto"/>
+            </w:tcBorders>
+          </w:tcPr>
+          <w:p>
+            <w:pPr>
+              <w:rPr>
+                <w:sz w:val="16"/>
+                <w:szCs w:val="16"/>
+              </w:rPr>
+            </w:pPr>
+          </w:p>
+        </w:tc>
+        <w:tc>
+          <w:tcPr>
+            <w:tcW w:w="4819" w:type="dxa"/>
+            <w:gridSpan w:val="17"/>
+            <w:tcBorders>
+              <w:top w:val="single" w:sz="2" w:space="0" w:color="auto"/>
+              <w:bottom w:val="single" w:sz="2" w:space="0" w:color="auto"/>
+            </w:tcBorders>
+          </w:tcPr>
+          <w:p>
+            <w:pPr>
+              <w:rPr>
+                <w:sz w:val="16"/>
+                <w:szCs w:val="16"/>
+              </w:rPr>
+            </w:pPr>
+          </w:p>
+        </w:tc>
+        <w:tc>
+          <w:tcPr>
+            <w:tcW w:w="284" w:type="dxa"/>
+            <w:gridSpan w:val="2"/>
+            <w:vMerge/>
+            <w:tcBorders>
+              <w:right w:val="single" w:sz="12" w:space="0" w:color="auto"/>
+            </w:tcBorders>
+          </w:tcPr>
+          <w:p>
+            <w:pPr>
+              <w:rPr>
+                <w:sz w:val="16"/>
+                <w:szCs w:val="16"/>
+              </w:rPr>
+            </w:pPr>
+          </w:p>
+        </w:tc>
+      </w:tr>
+      <w:tr>
+        <w:trPr>
+          <w:gridAfter w:val="2"/>
+          <w:wAfter w:w="3041" w:type="dxa"/>
+          <w:trHeight w:val="145"/>
+        </w:trPr>
+        <w:tc>
+          <w:tcPr>
+            <w:tcW w:w="1239" w:type="dxa"/>
+            <w:gridSpan w:val="7"/>
+            <w:vMerge/>
+            <w:tcBorders>
+              <w:left w:val="single" w:sz="12" w:space="0" w:color="auto"/>
+              <w:bottom w:val="single" w:sz="6" w:space="0" w:color="auto"/>
+            </w:tcBorders>
+          </w:tcPr>
+          <w:p>
+            <w:pPr>
+              <w:rPr>
+                <w:sz w:val="16"/>
+                <w:szCs w:val="16"/>
+              </w:rPr>
+            </w:pPr>
+          </w:p>
+        </w:tc>
+        <w:tc>
+          <w:tcPr>
+            <w:tcW w:w="1134" w:type="dxa"/>
+            <w:gridSpan w:val="6"/>
             <w:tcBorders>
               <w:top w:val="single" w:sz="6" w:space="0" w:color="auto"/>
               <w:bottom w:val="single" w:sz="6" w:space="0" w:color="auto"/>
@@ -34786,61 +36343,38 @@
           </w:tcPr>
           <w:p>
             <w:pPr>
-              <w:rPr>
-                <w:sz w:val="16"/>
-                <w:szCs w:val="16"/>
-              </w:rPr>
-            </w:pPr>
-            <w:r>
-              <w:rPr>
-                <w:sz w:val="16"/>
-                <w:szCs w:val="16"/>
-              </w:rPr>
-              <w:t>{{</w:t>
-            </w:r>
-            <w:proofErr w:type="spellStart"/>
-            <w:r>
-              <w:rPr>
-                <w:sz w:val="16"/>
-                <w:szCs w:val="16"/>
-              </w:rPr>
-              <w:t>lab_sgot</w:t>
-            </w:r>
-            <w:proofErr w:type="spellEnd"/>
-            <w:r>
-              <w:rPr>
-                <w:sz w:val="16"/>
-                <w:szCs w:val="16"/>
-              </w:rPr>
-              <w:t>}}</w:t>
-            </w:r>
+              <w:tabs>
+                <w:tab w:val="left" w:pos="5011"/>
+              </w:tabs>
+              <w:rPr>
+                <w:sz w:val="16"/>
+                <w:szCs w:val="16"/>
+              </w:rPr>
+            </w:pPr>
           </w:p>
         </w:tc>
         <w:tc>
           <w:tcPr>
             <w:tcW w:w="851" w:type="dxa"/>
             <w:gridSpan w:val="6"/>
-          </w:tcPr>
-          <w:p>
-            <w:pPr>
-              <w:rPr>
-                <w:sz w:val="16"/>
-                <w:szCs w:val="16"/>
-              </w:rPr>
-            </w:pPr>
-            <w:r>
-              <w:rPr>
-                <w:sz w:val="16"/>
-                <w:szCs w:val="16"/>
-              </w:rPr>
-              <w:t>U/L</w:t>
-            </w:r>
+            <w:vMerge/>
+            <w:tcBorders>
+              <w:bottom w:val="single" w:sz="6" w:space="0" w:color="auto"/>
+            </w:tcBorders>
+          </w:tcPr>
+          <w:p>
+            <w:pPr>
+              <w:rPr>
+                <w:sz w:val="16"/>
+                <w:szCs w:val="16"/>
+              </w:rPr>
+            </w:pPr>
           </w:p>
         </w:tc>
         <w:tc>
           <w:tcPr>
             <w:tcW w:w="1843" w:type="dxa"/>
-            <w:gridSpan w:val="9"/>
+            <w:gridSpan w:val="8"/>
             <w:tcBorders>
               <w:top w:val="single" w:sz="6" w:space="0" w:color="auto"/>
               <w:bottom w:val="single" w:sz="6" w:space="0" w:color="auto"/>
@@ -34848,49 +36382,20 @@
           </w:tcPr>
           <w:p>
             <w:pPr>
-              <w:jc w:val="center"/>
-              <w:rPr>
-                <w:sz w:val="16"/>
-                <w:szCs w:val="16"/>
-              </w:rPr>
-            </w:pPr>
-            <w:r>
-              <w:rPr>
-                <w:sz w:val="16"/>
-                <w:szCs w:val="16"/>
-              </w:rPr>
-              <w:t>{{</w:t>
-            </w:r>
-            <w:proofErr w:type="spellStart"/>
-            <w:r>
-              <w:rPr>
-                <w:sz w:val="16"/>
-                <w:szCs w:val="16"/>
-              </w:rPr>
-              <w:t>val_s</w:t>
-            </w:r>
-            <w:r>
-              <w:rPr>
-                <w:sz w:val="16"/>
-                <w:szCs w:val="16"/>
-              </w:rPr>
-              <w:t>got</w:t>
-            </w:r>
-            <w:proofErr w:type="spellEnd"/>
-            <w:r>
-              <w:rPr>
-                <w:sz w:val="16"/>
-                <w:szCs w:val="16"/>
-              </w:rPr>
-              <w:t>}}</w:t>
-            </w:r>
-          </w:p>
-        </w:tc>
-        <w:tc>
-          <w:tcPr>
-            <w:tcW w:w="708" w:type="dxa"/>
-            <w:gridSpan w:val="5"/>
-            <w:tcBorders>
+              <w:rPr>
+                <w:sz w:val="16"/>
+                <w:szCs w:val="16"/>
+              </w:rPr>
+            </w:pPr>
+          </w:p>
+        </w:tc>
+        <w:tc>
+          <w:tcPr>
+            <w:tcW w:w="712" w:type="dxa"/>
+            <w:gridSpan w:val="6"/>
+            <w:vMerge/>
+            <w:tcBorders>
+              <w:bottom w:val="single" w:sz="6" w:space="0" w:color="auto"/>
               <w:right w:val="single" w:sz="12" w:space="0" w:color="auto"/>
             </w:tcBorders>
           </w:tcPr>
@@ -34906,6 +36411,7 @@
         <w:tc>
           <w:tcPr>
             <w:tcW w:w="284" w:type="dxa"/>
+            <w:vMerge/>
             <w:tcBorders>
               <w:left w:val="single" w:sz="12" w:space="0" w:color="auto"/>
             </w:tcBorders>
@@ -34922,43 +36428,26 @@
         <w:tc>
           <w:tcPr>
             <w:tcW w:w="4819" w:type="dxa"/>
-            <w:gridSpan w:val="13"/>
-          </w:tcPr>
-          <w:p>
-            <w:pPr>
-              <w:rPr>
-                <w:sz w:val="16"/>
-                <w:szCs w:val="16"/>
-              </w:rPr>
-            </w:pPr>
-            <w:r>
-              <w:rPr>
-                <w:sz w:val="16"/>
-                <w:szCs w:val="16"/>
-              </w:rPr>
-              <w:t>{{</w:t>
-            </w:r>
-            <w:proofErr w:type="spellStart"/>
-            <w:r>
-              <w:rPr>
-                <w:sz w:val="16"/>
-                <w:szCs w:val="16"/>
-              </w:rPr>
-              <w:t>detail_af</w:t>
-            </w:r>
-            <w:proofErr w:type="spellEnd"/>
-            <w:r>
-              <w:rPr>
-                <w:sz w:val="16"/>
-                <w:szCs w:val="16"/>
-              </w:rPr>
-              <w:t>}}</w:t>
-            </w:r>
+            <w:gridSpan w:val="17"/>
+            <w:tcBorders>
+              <w:top w:val="single" w:sz="2" w:space="0" w:color="auto"/>
+              <w:bottom w:val="single" w:sz="2" w:space="0" w:color="auto"/>
+            </w:tcBorders>
+          </w:tcPr>
+          <w:p>
+            <w:pPr>
+              <w:rPr>
+                <w:sz w:val="16"/>
+                <w:szCs w:val="16"/>
+              </w:rPr>
+            </w:pPr>
           </w:p>
         </w:tc>
         <w:tc>
           <w:tcPr>
             <w:tcW w:w="284" w:type="dxa"/>
+            <w:gridSpan w:val="2"/>
+            <w:vMerge/>
             <w:tcBorders>
               <w:right w:val="single" w:sz="12" w:space="0" w:color="auto"/>
             </w:tcBorders>
@@ -34974,223 +36463,39 @@
         </w:tc>
       </w:tr>
       <w:tr>
-        <w:tc>
-          <w:tcPr>
-            <w:tcW w:w="1242" w:type="dxa"/>
-            <w:gridSpan w:val="6"/>
+        <w:trPr>
+          <w:gridAfter w:val="2"/>
+          <w:wAfter w:w="3041" w:type="dxa"/>
+        </w:trPr>
+        <w:tc>
+          <w:tcPr>
+            <w:tcW w:w="5779" w:type="dxa"/>
+            <w:gridSpan w:val="33"/>
             <w:tcBorders>
               <w:left w:val="single" w:sz="12" w:space="0" w:color="auto"/>
-            </w:tcBorders>
-          </w:tcPr>
-          <w:p>
-            <w:pPr>
-              <w:rPr>
-                <w:sz w:val="16"/>
-                <w:szCs w:val="16"/>
-              </w:rPr>
-            </w:pPr>
-            <w:r>
-              <w:rPr>
-                <w:sz w:val="16"/>
-                <w:szCs w:val="16"/>
-              </w:rPr>
-              <w:t>SGPT</w:t>
-            </w:r>
-          </w:p>
-        </w:tc>
-        <w:tc>
-          <w:tcPr>
-            <w:tcW w:w="1134" w:type="dxa"/>
-            <w:gridSpan w:val="6"/>
-            <w:tcBorders>
-              <w:top w:val="single" w:sz="6" w:space="0" w:color="auto"/>
-              <w:bottom w:val="single" w:sz="6" w:space="0" w:color="auto"/>
-            </w:tcBorders>
-          </w:tcPr>
-          <w:p>
-            <w:pPr>
-              <w:rPr>
-                <w:sz w:val="16"/>
-                <w:szCs w:val="16"/>
-              </w:rPr>
-            </w:pPr>
-            <w:r>
-              <w:rPr>
-                <w:sz w:val="16"/>
-                <w:szCs w:val="16"/>
-              </w:rPr>
-              <w:t>{{</w:t>
-            </w:r>
-            <w:proofErr w:type="spellStart"/>
-            <w:r>
-              <w:rPr>
-                <w:sz w:val="16"/>
-                <w:szCs w:val="16"/>
-              </w:rPr>
-              <w:t>lab_sgpt</w:t>
-            </w:r>
-            <w:proofErr w:type="spellEnd"/>
-            <w:r>
-              <w:rPr>
-                <w:sz w:val="16"/>
-                <w:szCs w:val="16"/>
-              </w:rPr>
-              <w:t>}}</w:t>
-            </w:r>
-          </w:p>
-        </w:tc>
-        <w:tc>
-          <w:tcPr>
-            <w:tcW w:w="851" w:type="dxa"/>
-            <w:gridSpan w:val="6"/>
-          </w:tcPr>
-          <w:p>
-            <w:pPr>
-              <w:rPr>
-                <w:sz w:val="16"/>
-                <w:szCs w:val="16"/>
-              </w:rPr>
-            </w:pPr>
-            <w:r>
-              <w:rPr>
-                <w:sz w:val="16"/>
-                <w:szCs w:val="16"/>
-              </w:rPr>
-              <w:t>U/L</w:t>
-            </w:r>
-          </w:p>
-        </w:tc>
-        <w:tc>
-          <w:tcPr>
-            <w:tcW w:w="1843" w:type="dxa"/>
-            <w:gridSpan w:val="9"/>
-            <w:vMerge w:val="restart"/>
-            <w:tcBorders>
-              <w:top w:val="single" w:sz="6" w:space="0" w:color="auto"/>
-            </w:tcBorders>
-          </w:tcPr>
-          <w:tbl>
-            <w:tblPr>
-              <w:tblW w:w="11165" w:type="dxa"/>
-              <w:jc w:val="center"/>
-              <w:tblLayout w:type="fixed"/>
-              <w:tblLook w:val="0000" w:firstRow="0" w:lastRow="0" w:firstColumn="0" w:lastColumn="0" w:noHBand="0" w:noVBand="0"/>
-            </w:tblPr>
-            <w:tblGrid>
-              <w:gridCol w:w="11165"/>
-            </w:tblGrid>
-            <w:tr>
-              <w:trPr>
-                <w:trHeight w:val="365"/>
-                <w:jc w:val="center"/>
-              </w:trPr>
-              <w:tc>
-                <w:tcPr>
-                  <w:tcW w:w="11165" w:type="dxa"/>
-                  <w:tcBorders>
-                    <w:top w:val="single" w:sz="6" w:space="0" w:color="auto"/>
-                    <w:bottom w:val="single" w:sz="6" w:space="0" w:color="auto"/>
-                  </w:tcBorders>
-                </w:tcPr>
-                <w:p>
-                  <w:pPr>
-                    <w:framePr w:hSpace="180" w:wrap="around" w:vAnchor="text" w:hAnchor="text" w:y="1"/>
-                    <w:suppressOverlap/>
-                    <w:jc w:val="center"/>
-                    <w:rPr>
-                      <w:sz w:val="16"/>
-                      <w:szCs w:val="16"/>
-                    </w:rPr>
-                  </w:pPr>
-                  <w:r>
-                    <w:rPr>
-                      <w:sz w:val="16"/>
-                      <w:szCs w:val="16"/>
-                    </w:rPr>
-                    <w:t>{{</w:t>
-                  </w:r>
-                  <w:proofErr w:type="spellStart"/>
-                  <w:r>
-                    <w:rPr>
-                      <w:sz w:val="16"/>
-                      <w:szCs w:val="16"/>
-                    </w:rPr>
-                    <w:t>val_s</w:t>
-                  </w:r>
-                  <w:r>
-                    <w:rPr>
-                      <w:sz w:val="16"/>
-                      <w:szCs w:val="16"/>
-                    </w:rPr>
-                    <w:t>gpt</w:t>
-                  </w:r>
-                  <w:proofErr w:type="spellEnd"/>
-                  <w:r>
-                    <w:rPr>
-                      <w:sz w:val="16"/>
-                      <w:szCs w:val="16"/>
-                    </w:rPr>
-                    <w:t>}}</w:t>
-                  </w:r>
-                </w:p>
-              </w:tc>
-            </w:tr>
-          </w:tbl>
-          <w:p>
-            <w:pPr>
-              <w:jc w:val="center"/>
-              <w:rPr>
-                <w:sz w:val="16"/>
-                <w:szCs w:val="16"/>
-              </w:rPr>
-            </w:pPr>
-            <w:r>
-              <w:rPr>
-                <w:sz w:val="16"/>
-                <w:szCs w:val="16"/>
-              </w:rPr>
-              <w:t>{{</w:t>
-            </w:r>
-            <w:proofErr w:type="spellStart"/>
-            <w:r>
-              <w:rPr>
-                <w:sz w:val="16"/>
-                <w:szCs w:val="16"/>
-              </w:rPr>
-              <w:t>val_</w:t>
-            </w:r>
-            <w:r>
-              <w:rPr>
-                <w:sz w:val="16"/>
-                <w:szCs w:val="16"/>
-              </w:rPr>
-              <w:t>urig</w:t>
-            </w:r>
-            <w:proofErr w:type="spellEnd"/>
-            <w:r>
-              <w:rPr>
-                <w:sz w:val="16"/>
-                <w:szCs w:val="16"/>
-              </w:rPr>
-              <w:t>}}</w:t>
-            </w:r>
-          </w:p>
-        </w:tc>
-        <w:tc>
-          <w:tcPr>
-            <w:tcW w:w="708" w:type="dxa"/>
-            <w:gridSpan w:val="5"/>
-            <w:tcBorders>
               <w:right w:val="single" w:sz="12" w:space="0" w:color="auto"/>
             </w:tcBorders>
           </w:tcPr>
           <w:p>
             <w:pPr>
               <w:rPr>
-                <w:sz w:val="16"/>
-                <w:szCs w:val="16"/>
-              </w:rPr>
-            </w:pPr>
+                <w:b/>
+                <w:bCs/>
+                <w:sz w:val="16"/>
+                <w:szCs w:val="16"/>
+                <w:u w:val="single"/>
+              </w:rPr>
+            </w:pPr>
+            <w:r>
+              <w:rPr>
+                <w:b/>
+                <w:bCs/>
+                <w:sz w:val="16"/>
+                <w:szCs w:val="16"/>
+                <w:u w:val="single"/>
+              </w:rPr>
+              <w:t>CHEST X-RAY</w:t>
+            </w:r>
           </w:p>
         </w:tc>
         <w:tc>
@@ -35205,6 +36510,7 @@
               <w:rPr>
                 <w:sz w:val="16"/>
                 <w:szCs w:val="16"/>
+                <w:u w:val="single"/>
               </w:rPr>
             </w:pPr>
           </w:p>
@@ -35212,8 +36518,9 @@
         <w:tc>
           <w:tcPr>
             <w:tcW w:w="4819" w:type="dxa"/>
-            <w:gridSpan w:val="13"/>
-            <w:tcBorders>
+            <w:gridSpan w:val="17"/>
+            <w:tcBorders>
+              <w:top w:val="single" w:sz="2" w:space="0" w:color="auto"/>
               <w:bottom w:val="single" w:sz="2" w:space="0" w:color="auto"/>
             </w:tcBorders>
           </w:tcPr>
@@ -35222,6 +36529,7 @@
               <w:rPr>
                 <w:sz w:val="16"/>
                 <w:szCs w:val="16"/>
+                <w:u w:val="single"/>
               </w:rPr>
             </w:pPr>
           </w:p>
@@ -35229,7 +36537,9 @@
         <w:tc>
           <w:tcPr>
             <w:tcW w:w="284" w:type="dxa"/>
-            <w:tcBorders>
+            <w:gridSpan w:val="2"/>
+            <w:tcBorders>
+              <w:left w:val="nil"/>
               <w:right w:val="single" w:sz="12" w:space="0" w:color="auto"/>
             </w:tcBorders>
           </w:tcPr>
@@ -35238,18 +36548,46 @@
               <w:rPr>
                 <w:sz w:val="16"/>
                 <w:szCs w:val="16"/>
+                <w:u w:val="single"/>
               </w:rPr>
             </w:pPr>
           </w:p>
         </w:tc>
       </w:tr>
       <w:tr>
-        <w:tc>
-          <w:tcPr>
-            <w:tcW w:w="1242" w:type="dxa"/>
-            <w:gridSpan w:val="6"/>
+        <w:trPr>
+          <w:gridAfter w:val="2"/>
+          <w:wAfter w:w="3041" w:type="dxa"/>
+        </w:trPr>
+        <w:tc>
+          <w:tcPr>
+            <w:tcW w:w="801" w:type="dxa"/>
+            <w:gridSpan w:val="4"/>
             <w:tcBorders>
               <w:left w:val="single" w:sz="12" w:space="0" w:color="auto"/>
+            </w:tcBorders>
+          </w:tcPr>
+          <w:p>
+            <w:pPr>
+              <w:rPr>
+                <w:sz w:val="16"/>
+                <w:szCs w:val="16"/>
+              </w:rPr>
+            </w:pPr>
+            <w:r>
+              <w:rPr>
+                <w:sz w:val="16"/>
+                <w:szCs w:val="16"/>
+              </w:rPr>
+              <w:t>Date</w:t>
+            </w:r>
+          </w:p>
+        </w:tc>
+        <w:tc>
+          <w:tcPr>
+            <w:tcW w:w="1875" w:type="dxa"/>
+            <w:gridSpan w:val="10"/>
+            <w:tcBorders>
               <w:bottom w:val="single" w:sz="6" w:space="0" w:color="auto"/>
             </w:tcBorders>
           </w:tcPr>
@@ -35265,174 +36603,66 @@
                 <w:sz w:val="16"/>
                 <w:szCs w:val="16"/>
               </w:rPr>
-              <w:t xml:space="preserve">Uric Acid </w:t>
-            </w:r>
-          </w:p>
-        </w:tc>
-        <w:tc>
-          <w:tcPr>
-            <w:tcW w:w="1134" w:type="dxa"/>
-            <w:gridSpan w:val="6"/>
-            <w:tcBorders>
-              <w:bottom w:val="single" w:sz="6" w:space="0" w:color="auto"/>
-            </w:tcBorders>
-          </w:tcPr>
-          <w:tbl>
-            <w:tblPr>
-              <w:tblW w:w="11165" w:type="dxa"/>
-              <w:jc w:val="center"/>
-              <w:tblLayout w:type="fixed"/>
-              <w:tblLook w:val="0000" w:firstRow="0" w:lastRow="0" w:firstColumn="0" w:lastColumn="0" w:noHBand="0" w:noVBand="0"/>
-            </w:tblPr>
-            <w:tblGrid>
-              <w:gridCol w:w="6378"/>
-              <w:gridCol w:w="4787"/>
-            </w:tblGrid>
-            <w:tr>
-              <w:trPr>
-                <w:jc w:val="center"/>
-              </w:trPr>
-              <w:tc>
-                <w:tcPr>
-                  <w:tcW w:w="1134" w:type="dxa"/>
-                  <w:tcBorders>
-                    <w:top w:val="single" w:sz="6" w:space="0" w:color="auto"/>
-                    <w:bottom w:val="single" w:sz="6" w:space="0" w:color="auto"/>
-                  </w:tcBorders>
-                </w:tcPr>
-                <w:p>
-                  <w:pPr>
-                    <w:framePr w:hSpace="180" w:wrap="around" w:vAnchor="text" w:hAnchor="text" w:y="1"/>
-                    <w:tabs>
-                      <w:tab w:val="left" w:pos="5011"/>
-                    </w:tabs>
-                    <w:suppressOverlap/>
-                    <w:rPr>
-                      <w:sz w:val="16"/>
-                      <w:szCs w:val="16"/>
-                    </w:rPr>
-                  </w:pPr>
-                  <w:r>
-                    <w:rPr>
-                      <w:sz w:val="16"/>
-                      <w:szCs w:val="16"/>
-                    </w:rPr>
-                    <w:tab/>
-                  </w:r>
-                  <w:r>
-                    <w:rPr>
-                      <w:sz w:val="16"/>
-                      <w:szCs w:val="16"/>
-                    </w:rPr>
-                    <w:t>{{</w:t>
-                  </w:r>
-                  <w:proofErr w:type="spellStart"/>
-                  <w:r>
-                    <w:rPr>
-                      <w:sz w:val="16"/>
-                      <w:szCs w:val="16"/>
-                    </w:rPr>
-                    <w:t>lab_uric</w:t>
-                  </w:r>
-                  <w:proofErr w:type="spellEnd"/>
-                  <w:r>
-                    <w:rPr>
-                      <w:sz w:val="16"/>
-                      <w:szCs w:val="16"/>
-                    </w:rPr>
-                    <w:t>}}</w:t>
-                  </w:r>
-                </w:p>
-              </w:tc>
-              <w:tc>
-                <w:tcPr>
-                  <w:tcW w:w="851" w:type="dxa"/>
-                </w:tcPr>
-                <w:p>
-                  <w:pPr>
-                    <w:framePr w:hSpace="180" w:wrap="around" w:vAnchor="text" w:hAnchor="text" w:y="1"/>
-                    <w:suppressOverlap/>
-                    <w:rPr>
-                      <w:sz w:val="16"/>
-                      <w:szCs w:val="16"/>
-                    </w:rPr>
-                  </w:pPr>
-                  <w:r>
-                    <w:rPr>
-                      <w:sz w:val="16"/>
-                      <w:szCs w:val="16"/>
-                    </w:rPr>
-                    <w:t>U/L</w:t>
-                  </w:r>
-                </w:p>
-              </w:tc>
-            </w:tr>
-          </w:tbl>
-          <w:p>
-            <w:pPr>
-              <w:rPr>
-                <w:sz w:val="16"/>
-                <w:szCs w:val="16"/>
-              </w:rPr>
-            </w:pPr>
-          </w:p>
-          <w:p>
-            <w:pPr>
-              <w:rPr>
-                <w:sz w:val="16"/>
-                <w:szCs w:val="16"/>
-              </w:rPr>
-            </w:pPr>
-          </w:p>
-        </w:tc>
-        <w:tc>
-          <w:tcPr>
-            <w:tcW w:w="851" w:type="dxa"/>
-            <w:gridSpan w:val="6"/>
-            <w:tcBorders>
-              <w:bottom w:val="single" w:sz="6" w:space="0" w:color="auto"/>
-            </w:tcBorders>
-          </w:tcPr>
-          <w:p>
-            <w:pPr>
-              <w:rPr>
-                <w:sz w:val="16"/>
-                <w:szCs w:val="16"/>
-              </w:rPr>
-            </w:pPr>
-            <w:r>
-              <w:rPr>
-                <w:sz w:val="16"/>
-                <w:szCs w:val="16"/>
-              </w:rPr>
-              <w:t>mg/dl</w:t>
-            </w:r>
-          </w:p>
-        </w:tc>
-        <w:tc>
-          <w:tcPr>
-            <w:tcW w:w="1843" w:type="dxa"/>
-            <w:gridSpan w:val="9"/>
-            <w:vMerge/>
-            <w:tcBorders>
-              <w:bottom w:val="single" w:sz="6" w:space="0" w:color="auto"/>
-            </w:tcBorders>
-          </w:tcPr>
-          <w:p>
-            <w:pPr>
-              <w:rPr>
-                <w:sz w:val="16"/>
-                <w:szCs w:val="16"/>
-              </w:rPr>
-            </w:pPr>
-          </w:p>
-        </w:tc>
-        <w:tc>
-          <w:tcPr>
-            <w:tcW w:w="708" w:type="dxa"/>
-            <w:gridSpan w:val="5"/>
-            <w:tcBorders>
-              <w:bottom w:val="single" w:sz="6" w:space="0" w:color="auto"/>
+              <w:t>{{</w:t>
+            </w:r>
+            <w:proofErr w:type="spellStart"/>
+            <w:r>
+              <w:rPr>
+                <w:sz w:val="16"/>
+                <w:szCs w:val="16"/>
+              </w:rPr>
+              <w:t>date_xray</w:t>
+            </w:r>
+            <w:proofErr w:type="spellEnd"/>
+            <w:r>
+              <w:rPr>
+                <w:sz w:val="16"/>
+                <w:szCs w:val="16"/>
+              </w:rPr>
+              <w:t>}}</w:t>
+            </w:r>
+          </w:p>
+        </w:tc>
+        <w:tc>
+          <w:tcPr>
+            <w:tcW w:w="2693" w:type="dxa"/>
+            <w:gridSpan w:val="15"/>
+          </w:tcPr>
+          <w:p>
+            <w:pPr>
+              <w:rPr>
+                <w:sz w:val="16"/>
+                <w:szCs w:val="16"/>
+              </w:rPr>
+            </w:pPr>
+            <w:r>
+              <w:rPr>
+                <w:sz w:val="16"/>
+                <w:szCs w:val="16"/>
+              </w:rPr>
+              <w:t xml:space="preserve">Normal </w:t>
+            </w:r>
+            <w:r>
+              <w:rPr>
+                <w:sz w:val="16"/>
+                <w:szCs w:val="16"/>
+              </w:rPr>
+              <w:t xml:space="preserve">/ </w:t>
+            </w:r>
+            <w:r>
+              <w:rPr>
+                <w:sz w:val="16"/>
+                <w:szCs w:val="16"/>
+              </w:rPr>
+              <w:t>Abnormal</w:t>
+            </w:r>
+          </w:p>
+        </w:tc>
+        <w:tc>
+          <w:tcPr>
+            <w:tcW w:w="410" w:type="dxa"/>
+            <w:gridSpan w:val="4"/>
+            <w:tcBorders>
               <w:right w:val="single" w:sz="12" w:space="0" w:color="auto"/>
             </w:tcBorders>
           </w:tcPr>
@@ -35464,278 +36694,7 @@
         <w:tc>
           <w:tcPr>
             <w:tcW w:w="4819" w:type="dxa"/>
-            <w:gridSpan w:val="13"/>
-            <w:tcBorders>
-              <w:top w:val="single" w:sz="2" w:space="0" w:color="auto"/>
-              <w:bottom w:val="single" w:sz="2" w:space="0" w:color="auto"/>
-            </w:tcBorders>
-          </w:tcPr>
-          <w:p>
-            <w:pPr>
-              <w:rPr>
-                <w:sz w:val="16"/>
-                <w:szCs w:val="16"/>
-              </w:rPr>
-            </w:pPr>
-          </w:p>
-        </w:tc>
-        <w:tc>
-          <w:tcPr>
-            <w:tcW w:w="284" w:type="dxa"/>
-            <w:tcBorders>
-              <w:right w:val="single" w:sz="12" w:space="0" w:color="auto"/>
-            </w:tcBorders>
-          </w:tcPr>
-          <w:p>
-            <w:pPr>
-              <w:rPr>
-                <w:sz w:val="16"/>
-                <w:szCs w:val="16"/>
-              </w:rPr>
-            </w:pPr>
-          </w:p>
-        </w:tc>
-      </w:tr>
-      <w:tr>
-        <w:tc>
-          <w:tcPr>
-            <w:tcW w:w="5778" w:type="dxa"/>
-            <w:gridSpan w:val="32"/>
-            <w:tcBorders>
-              <w:left w:val="single" w:sz="12" w:space="0" w:color="auto"/>
-              <w:right w:val="single" w:sz="12" w:space="0" w:color="auto"/>
-            </w:tcBorders>
-          </w:tcPr>
-          <w:p>
-            <w:pPr>
-              <w:rPr>
-                <w:b/>
-                <w:bCs/>
-                <w:sz w:val="16"/>
-                <w:szCs w:val="16"/>
-                <w:u w:val="single"/>
-              </w:rPr>
-            </w:pPr>
-            <w:r>
-              <w:rPr>
-                <w:b/>
-                <w:bCs/>
-                <w:sz w:val="16"/>
-                <w:szCs w:val="16"/>
-                <w:u w:val="single"/>
-              </w:rPr>
-              <w:t>CHEST X-RAY</w:t>
-            </w:r>
-          </w:p>
-        </w:tc>
-        <w:tc>
-          <w:tcPr>
-            <w:tcW w:w="284" w:type="dxa"/>
-            <w:tcBorders>
-              <w:left w:val="single" w:sz="12" w:space="0" w:color="auto"/>
-            </w:tcBorders>
-          </w:tcPr>
-          <w:p>
-            <w:pPr>
-              <w:rPr>
-                <w:sz w:val="16"/>
-                <w:szCs w:val="16"/>
-                <w:u w:val="single"/>
-              </w:rPr>
-            </w:pPr>
-          </w:p>
-        </w:tc>
-        <w:tc>
-          <w:tcPr>
-            <w:tcW w:w="4819" w:type="dxa"/>
-            <w:gridSpan w:val="13"/>
-            <w:tcBorders>
-              <w:top w:val="single" w:sz="2" w:space="0" w:color="auto"/>
-              <w:bottom w:val="single" w:sz="2" w:space="0" w:color="auto"/>
-            </w:tcBorders>
-          </w:tcPr>
-          <w:p>
-            <w:pPr>
-              <w:rPr>
-                <w:sz w:val="16"/>
-                <w:szCs w:val="16"/>
-                <w:u w:val="single"/>
-              </w:rPr>
-            </w:pPr>
-          </w:p>
-        </w:tc>
-        <w:tc>
-          <w:tcPr>
-            <w:tcW w:w="284" w:type="dxa"/>
-            <w:tcBorders>
-              <w:left w:val="nil"/>
-              <w:right w:val="single" w:sz="12" w:space="0" w:color="auto"/>
-            </w:tcBorders>
-          </w:tcPr>
-          <w:p>
-            <w:pPr>
-              <w:rPr>
-                <w:sz w:val="16"/>
-                <w:szCs w:val="16"/>
-                <w:u w:val="single"/>
-              </w:rPr>
-            </w:pPr>
-          </w:p>
-        </w:tc>
-      </w:tr>
-      <w:tr>
-        <w:tc>
-          <w:tcPr>
-            <w:tcW w:w="804" w:type="dxa"/>
-            <w:gridSpan w:val="3"/>
-            <w:tcBorders>
-              <w:left w:val="single" w:sz="12" w:space="0" w:color="auto"/>
-            </w:tcBorders>
-          </w:tcPr>
-          <w:p>
-            <w:pPr>
-              <w:rPr>
-                <w:sz w:val="16"/>
-                <w:szCs w:val="16"/>
-              </w:rPr>
-            </w:pPr>
-            <w:r>
-              <w:rPr>
-                <w:sz w:val="16"/>
-                <w:szCs w:val="16"/>
-              </w:rPr>
-              <w:t>Date</w:t>
-            </w:r>
-          </w:p>
-        </w:tc>
-        <w:tc>
-          <w:tcPr>
-            <w:tcW w:w="1796" w:type="dxa"/>
-            <w:gridSpan w:val="10"/>
-            <w:tcBorders>
-              <w:bottom w:val="single" w:sz="6" w:space="0" w:color="auto"/>
-            </w:tcBorders>
-          </w:tcPr>
-          <w:p>
-            <w:pPr>
-              <w:rPr>
-                <w:sz w:val="16"/>
-                <w:szCs w:val="16"/>
-              </w:rPr>
-            </w:pPr>
-            <w:r>
-              <w:rPr>
-                <w:sz w:val="16"/>
-                <w:szCs w:val="16"/>
-              </w:rPr>
-              <w:t>{{</w:t>
-            </w:r>
-            <w:proofErr w:type="spellStart"/>
-            <w:r>
-              <w:rPr>
-                <w:sz w:val="16"/>
-                <w:szCs w:val="16"/>
-              </w:rPr>
-              <w:t>date_xray</w:t>
-            </w:r>
-            <w:proofErr w:type="spellEnd"/>
-            <w:r>
-              <w:rPr>
-                <w:sz w:val="16"/>
-                <w:szCs w:val="16"/>
-              </w:rPr>
-              <w:t>}}</w:t>
-            </w:r>
-          </w:p>
-        </w:tc>
-        <w:tc>
-          <w:tcPr>
-            <w:tcW w:w="2418" w:type="dxa"/>
-            <w:gridSpan w:val="13"/>
-          </w:tcPr>
-          <w:p>
-            <w:pPr>
-              <w:rPr>
-                <w:sz w:val="16"/>
-                <w:szCs w:val="16"/>
-              </w:rPr>
-            </w:pPr>
-            <w:r>
-              <w:rPr>
-                <w:sz w:val="16"/>
-                <w:szCs w:val="16"/>
-              </w:rPr>
-              <w:t>{{nor}}</w:t>
-            </w:r>
-            <w:r>
-              <w:rPr>
-                <w:sz w:val="16"/>
-                <w:szCs w:val="16"/>
-              </w:rPr>
-              <w:t xml:space="preserve">/ </w:t>
-            </w:r>
-            <w:r>
-              <w:rPr>
-                <w:sz w:val="16"/>
-                <w:szCs w:val="16"/>
-              </w:rPr>
-              <w:t>{{</w:t>
-            </w:r>
-            <w:proofErr w:type="spellStart"/>
-            <w:r>
-              <w:rPr>
-                <w:sz w:val="16"/>
-                <w:szCs w:val="16"/>
-              </w:rPr>
-              <w:t>abnor</w:t>
-            </w:r>
-            <w:proofErr w:type="spellEnd"/>
-            <w:r>
-              <w:rPr>
-                <w:sz w:val="16"/>
-                <w:szCs w:val="16"/>
-              </w:rPr>
-              <w:t>}}</w:t>
-            </w:r>
-          </w:p>
-        </w:tc>
-        <w:tc>
-          <w:tcPr>
-            <w:tcW w:w="760" w:type="dxa"/>
-            <w:gridSpan w:val="6"/>
-            <w:tcBorders>
-              <w:right w:val="single" w:sz="12" w:space="0" w:color="auto"/>
-            </w:tcBorders>
-          </w:tcPr>
-          <w:p>
-            <w:pPr>
-              <w:rPr>
-                <w:sz w:val="16"/>
-                <w:szCs w:val="16"/>
-              </w:rPr>
-            </w:pPr>
-          </w:p>
-        </w:tc>
-        <w:tc>
-          <w:tcPr>
-            <w:tcW w:w="284" w:type="dxa"/>
-            <w:tcBorders>
-              <w:left w:val="single" w:sz="12" w:space="0" w:color="auto"/>
-            </w:tcBorders>
-          </w:tcPr>
-          <w:p>
-            <w:pPr>
-              <w:rPr>
-                <w:sz w:val="16"/>
-                <w:szCs w:val="16"/>
-              </w:rPr>
-            </w:pPr>
-          </w:p>
-        </w:tc>
-        <w:tc>
-          <w:tcPr>
-            <w:tcW w:w="4819" w:type="dxa"/>
-            <w:gridSpan w:val="13"/>
+            <w:gridSpan w:val="17"/>
             <w:tcBorders>
               <w:top w:val="single" w:sz="2" w:space="0" w:color="auto"/>
               <w:left w:val="nil"/>
@@ -35754,6 +36713,7 @@
         <w:tc>
           <w:tcPr>
             <w:tcW w:w="284" w:type="dxa"/>
+            <w:gridSpan w:val="2"/>
             <w:tcBorders>
               <w:right w:val="single" w:sz="12" w:space="0" w:color="auto"/>
             </w:tcBorders>
@@ -35769,10 +36729,14 @@
         </w:tc>
       </w:tr>
       <w:tr>
-        <w:tc>
-          <w:tcPr>
-            <w:tcW w:w="2077" w:type="dxa"/>
-            <w:gridSpan w:val="11"/>
+        <w:trPr>
+          <w:gridAfter w:val="2"/>
+          <w:wAfter w:w="3041" w:type="dxa"/>
+        </w:trPr>
+        <w:tc>
+          <w:tcPr>
+            <w:tcW w:w="2074" w:type="dxa"/>
+            <w:gridSpan w:val="12"/>
             <w:tcBorders>
               <w:left w:val="single" w:sz="12" w:space="0" w:color="auto"/>
             </w:tcBorders>
@@ -35795,8 +36759,8 @@
         </w:tc>
         <w:tc>
           <w:tcPr>
-            <w:tcW w:w="3354" w:type="dxa"/>
-            <w:gridSpan w:val="19"/>
+            <w:tcW w:w="3440" w:type="dxa"/>
+            <w:gridSpan w:val="20"/>
             <w:tcBorders>
               <w:bottom w:val="single" w:sz="6" w:space="0" w:color="auto"/>
             </w:tcBorders>
@@ -35812,8 +36776,7 @@
         </w:tc>
         <w:tc>
           <w:tcPr>
-            <w:tcW w:w="347" w:type="dxa"/>
-            <w:gridSpan w:val="2"/>
+            <w:tcW w:w="265" w:type="dxa"/>
             <w:tcBorders>
               <w:right w:val="single" w:sz="12" w:space="0" w:color="auto"/>
             </w:tcBorders>
@@ -35846,7 +36809,7 @@
         <w:tc>
           <w:tcPr>
             <w:tcW w:w="4819" w:type="dxa"/>
-            <w:gridSpan w:val="13"/>
+            <w:gridSpan w:val="17"/>
             <w:tcBorders>
               <w:top w:val="single" w:sz="2" w:space="0" w:color="auto"/>
               <w:left w:val="nil"/>
@@ -35865,6 +36828,7 @@
         <w:tc>
           <w:tcPr>
             <w:tcW w:w="284" w:type="dxa"/>
+            <w:gridSpan w:val="2"/>
             <w:tcBorders>
               <w:right w:val="single" w:sz="12" w:space="0" w:color="auto"/>
             </w:tcBorders>
@@ -35880,9 +36844,13 @@
         </w:tc>
       </w:tr>
       <w:tr>
-        <w:tc>
-          <w:tcPr>
-            <w:tcW w:w="245" w:type="dxa"/>
+        <w:trPr>
+          <w:gridAfter w:val="2"/>
+          <w:wAfter w:w="3041" w:type="dxa"/>
+        </w:trPr>
+        <w:tc>
+          <w:tcPr>
+            <w:tcW w:w="244" w:type="dxa"/>
             <w:tcBorders>
               <w:left w:val="single" w:sz="12" w:space="0" w:color="auto"/>
             </w:tcBorders>
@@ -35898,8 +36866,8 @@
         </w:tc>
         <w:tc>
           <w:tcPr>
-            <w:tcW w:w="5186" w:type="dxa"/>
-            <w:gridSpan w:val="29"/>
+            <w:tcW w:w="5270" w:type="dxa"/>
+            <w:gridSpan w:val="31"/>
             <w:tcBorders>
               <w:bottom w:val="single" w:sz="6" w:space="0" w:color="auto"/>
             </w:tcBorders>
@@ -35938,8 +36906,7 @@
         </w:tc>
         <w:tc>
           <w:tcPr>
-            <w:tcW w:w="347" w:type="dxa"/>
-            <w:gridSpan w:val="2"/>
+            <w:tcW w:w="265" w:type="dxa"/>
             <w:tcBorders>
               <w:right w:val="single" w:sz="12" w:space="0" w:color="auto"/>
             </w:tcBorders>
@@ -35972,7 +36939,7 @@
         <w:tc>
           <w:tcPr>
             <w:tcW w:w="4819" w:type="dxa"/>
-            <w:gridSpan w:val="13"/>
+            <w:gridSpan w:val="17"/>
             <w:tcBorders>
               <w:top w:val="single" w:sz="2" w:space="0" w:color="auto"/>
               <w:left w:val="nil"/>
@@ -35991,6 +36958,7 @@
         <w:tc>
           <w:tcPr>
             <w:tcW w:w="284" w:type="dxa"/>
+            <w:gridSpan w:val="2"/>
             <w:tcBorders>
               <w:right w:val="single" w:sz="12" w:space="0" w:color="auto"/>
             </w:tcBorders>
@@ -36006,10 +36974,14 @@
         </w:tc>
       </w:tr>
       <w:tr>
-        <w:tc>
-          <w:tcPr>
-            <w:tcW w:w="5778" w:type="dxa"/>
-            <w:gridSpan w:val="32"/>
+        <w:trPr>
+          <w:gridAfter w:val="1"/>
+          <w:wAfter w:w="613" w:type="dxa"/>
+        </w:trPr>
+        <w:tc>
+          <w:tcPr>
+            <w:tcW w:w="5779" w:type="dxa"/>
+            <w:gridSpan w:val="33"/>
             <w:tcBorders>
               <w:left w:val="single" w:sz="12" w:space="0" w:color="auto"/>
               <w:bottom w:val="single" w:sz="12" w:space="0" w:color="auto"/>
@@ -36027,13 +36999,26 @@
         </w:tc>
         <w:tc>
           <w:tcPr>
-            <w:tcW w:w="5387" w:type="dxa"/>
-            <w:gridSpan w:val="15"/>
+            <w:tcW w:w="5122" w:type="dxa"/>
+            <w:gridSpan w:val="19"/>
             <w:tcBorders>
               <w:left w:val="single" w:sz="12" w:space="0" w:color="auto"/>
               <w:bottom w:val="single" w:sz="12" w:space="0" w:color="auto"/>
-              <w:right w:val="single" w:sz="12" w:space="0" w:color="auto"/>
-            </w:tcBorders>
+            </w:tcBorders>
+          </w:tcPr>
+          <w:p>
+            <w:pPr>
+              <w:rPr>
+                <w:sz w:val="16"/>
+                <w:szCs w:val="16"/>
+              </w:rPr>
+            </w:pPr>
+          </w:p>
+        </w:tc>
+        <w:tc>
+          <w:tcPr>
+            <w:tcW w:w="2693" w:type="dxa"/>
+            <w:gridSpan w:val="2"/>
           </w:tcPr>
           <w:p>
             <w:pPr>
@@ -36048,12 +37033,11 @@
       <w:tr>
         <w:tc>
           <w:tcPr>
-            <w:tcW w:w="5778" w:type="dxa"/>
-            <w:gridSpan w:val="32"/>
+            <w:tcW w:w="269" w:type="dxa"/>
+            <w:gridSpan w:val="2"/>
             <w:tcBorders>
               <w:top w:val="single" w:sz="12" w:space="0" w:color="auto"/>
               <w:left w:val="single" w:sz="12" w:space="0" w:color="auto"/>
-              <w:right w:val="single" w:sz="12" w:space="0" w:color="auto"/>
             </w:tcBorders>
           </w:tcPr>
           <w:p>
@@ -36065,235 +37049,43 @@
                 <w:szCs w:val="16"/>
               </w:rPr>
             </w:pPr>
-            <w:proofErr w:type="gramStart"/>
-            <w:r>
+          </w:p>
+        </w:tc>
+        <w:tc>
+          <w:tcPr>
+            <w:tcW w:w="5245" w:type="dxa"/>
+            <w:gridSpan w:val="30"/>
+            <w:tcBorders>
+              <w:top w:val="single" w:sz="12" w:space="0" w:color="auto"/>
+              <w:left w:val="nil"/>
+            </w:tcBorders>
+          </w:tcPr>
+          <w:p>
+            <w:pPr>
+              <w:ind w:left="-57"/>
               <w:rPr>
                 <w:b/>
                 <w:bCs/>
                 <w:sz w:val="16"/>
                 <w:szCs w:val="16"/>
               </w:rPr>
-              <w:t>Summary :</w:t>
-            </w:r>
-            <w:proofErr w:type="gramEnd"/>
-          </w:p>
-        </w:tc>
-        <w:tc>
-          <w:tcPr>
-            <w:tcW w:w="5387" w:type="dxa"/>
-            <w:gridSpan w:val="15"/>
-            <w:tcBorders>
-              <w:top w:val="single" w:sz="12" w:space="0" w:color="auto"/>
-              <w:left w:val="single" w:sz="12" w:space="0" w:color="auto"/>
-              <w:right w:val="single" w:sz="12" w:space="0" w:color="auto"/>
-            </w:tcBorders>
-          </w:tcPr>
-          <w:p>
-            <w:pPr>
+            </w:pPr>
+            <w:proofErr w:type="gramStart"/>
+            <w:r>
               <w:rPr>
                 <w:b/>
                 <w:bCs/>
                 <w:sz w:val="16"/>
                 <w:szCs w:val="16"/>
               </w:rPr>
-            </w:pPr>
-            <w:proofErr w:type="gramStart"/>
-            <w:r>
-              <w:rPr>
-                <w:b/>
-                <w:bCs/>
-                <w:sz w:val="16"/>
-                <w:szCs w:val="16"/>
-              </w:rPr>
-              <w:t>Suggestion :</w:t>
+              <w:t>Summary :</w:t>
             </w:r>
             <w:proofErr w:type="gramEnd"/>
-            <w:r>
-              <w:rPr>
-                <w:b/>
-                <w:bCs/>
-                <w:sz w:val="16"/>
-                <w:szCs w:val="16"/>
-              </w:rPr>
-              <w:t xml:space="preserve"> </w:t>
-            </w:r>
-          </w:p>
-        </w:tc>
-      </w:tr>
-      <w:tr>
-        <w:tc>
-          <w:tcPr>
-            <w:tcW w:w="5778" w:type="dxa"/>
-            <w:gridSpan w:val="32"/>
-            <w:tcBorders>
-              <w:top w:val="single" w:sz="6" w:space="0" w:color="auto"/>
-              <w:left w:val="single" w:sz="12" w:space="0" w:color="auto"/>
-              <w:bottom w:val="single" w:sz="6" w:space="0" w:color="auto"/>
-              <w:right w:val="single" w:sz="12" w:space="0" w:color="auto"/>
-            </w:tcBorders>
-          </w:tcPr>
-          <w:p>
-            <w:pPr>
-              <w:rPr>
-                <w:sz w:val="16"/>
-                <w:szCs w:val="16"/>
-              </w:rPr>
-            </w:pPr>
-            <w:r>
-              <w:rPr>
-                <w:sz w:val="16"/>
-                <w:szCs w:val="16"/>
-              </w:rPr>
-              <w:t>{{summary}}</w:t>
-            </w:r>
-          </w:p>
-        </w:tc>
-        <w:tc>
-          <w:tcPr>
-            <w:tcW w:w="5387" w:type="dxa"/>
-            <w:gridSpan w:val="15"/>
-            <w:tcBorders>
-              <w:top w:val="single" w:sz="6" w:space="0" w:color="auto"/>
-              <w:left w:val="single" w:sz="12" w:space="0" w:color="auto"/>
-              <w:bottom w:val="single" w:sz="6" w:space="0" w:color="auto"/>
-              <w:right w:val="single" w:sz="12" w:space="0" w:color="auto"/>
-            </w:tcBorders>
-          </w:tcPr>
-          <w:p>
-            <w:pPr>
-              <w:rPr>
-                <w:sz w:val="16"/>
-                <w:szCs w:val="16"/>
-              </w:rPr>
-            </w:pPr>
-            <w:r>
-              <w:rPr>
-                <w:sz w:val="16"/>
-                <w:szCs w:val="16"/>
-              </w:rPr>
-              <w:t>{{suggestion}}</w:t>
-            </w:r>
-          </w:p>
-        </w:tc>
-      </w:tr>
-      <w:tr>
-        <w:tc>
-          <w:tcPr>
-            <w:tcW w:w="5778" w:type="dxa"/>
-            <w:gridSpan w:val="32"/>
-            <w:tcBorders>
-              <w:top w:val="single" w:sz="6" w:space="0" w:color="auto"/>
-              <w:left w:val="single" w:sz="12" w:space="0" w:color="auto"/>
-              <w:bottom w:val="single" w:sz="6" w:space="0" w:color="auto"/>
-              <w:right w:val="single" w:sz="12" w:space="0" w:color="auto"/>
-            </w:tcBorders>
-          </w:tcPr>
-          <w:p>
-            <w:pPr>
-              <w:rPr>
-                <w:sz w:val="16"/>
-                <w:szCs w:val="16"/>
-              </w:rPr>
-            </w:pPr>
-          </w:p>
-        </w:tc>
-        <w:tc>
-          <w:tcPr>
-            <w:tcW w:w="5387" w:type="dxa"/>
-            <w:gridSpan w:val="15"/>
-            <w:tcBorders>
-              <w:top w:val="single" w:sz="6" w:space="0" w:color="auto"/>
-              <w:left w:val="single" w:sz="12" w:space="0" w:color="auto"/>
-              <w:bottom w:val="single" w:sz="6" w:space="0" w:color="auto"/>
-              <w:right w:val="single" w:sz="12" w:space="0" w:color="auto"/>
-            </w:tcBorders>
-          </w:tcPr>
-          <w:p>
-            <w:pPr>
-              <w:rPr>
-                <w:sz w:val="16"/>
-                <w:szCs w:val="16"/>
-              </w:rPr>
-            </w:pPr>
-          </w:p>
-        </w:tc>
-      </w:tr>
-      <w:tr>
-        <w:tc>
-          <w:tcPr>
-            <w:tcW w:w="5778" w:type="dxa"/>
-            <w:gridSpan w:val="32"/>
-            <w:tcBorders>
-              <w:left w:val="single" w:sz="12" w:space="0" w:color="auto"/>
-              <w:bottom w:val="single" w:sz="12" w:space="0" w:color="auto"/>
-              <w:right w:val="single" w:sz="12" w:space="0" w:color="auto"/>
-            </w:tcBorders>
-          </w:tcPr>
-          <w:p>
-            <w:pPr>
-              <w:rPr>
-                <w:sz w:val="16"/>
-                <w:szCs w:val="16"/>
-              </w:rPr>
-            </w:pPr>
-          </w:p>
-        </w:tc>
-        <w:tc>
-          <w:tcPr>
-            <w:tcW w:w="5387" w:type="dxa"/>
-            <w:gridSpan w:val="15"/>
-            <w:tcBorders>
-              <w:top w:val="single" w:sz="6" w:space="0" w:color="auto"/>
-              <w:left w:val="single" w:sz="12" w:space="0" w:color="auto"/>
-              <w:bottom w:val="single" w:sz="4" w:space="0" w:color="auto"/>
-              <w:right w:val="single" w:sz="12" w:space="0" w:color="auto"/>
-            </w:tcBorders>
-          </w:tcPr>
-          <w:p>
-            <w:pPr>
-              <w:rPr>
-                <w:sz w:val="16"/>
-                <w:szCs w:val="16"/>
-              </w:rPr>
-            </w:pPr>
-          </w:p>
-        </w:tc>
-      </w:tr>
-      <w:tr>
-        <w:tc>
-          <w:tcPr>
-            <w:tcW w:w="3227" w:type="dxa"/>
-            <w:gridSpan w:val="18"/>
-            <w:tcBorders>
-              <w:top w:val="single" w:sz="12" w:space="0" w:color="auto"/>
-              <w:left w:val="single" w:sz="12" w:space="0" w:color="auto"/>
-            </w:tcBorders>
-          </w:tcPr>
-          <w:p>
-            <w:pPr>
-              <w:jc w:val="right"/>
-              <w:rPr>
-                <w:b/>
-                <w:bCs/>
-                <w:sz w:val="16"/>
-                <w:szCs w:val="16"/>
-              </w:rPr>
-            </w:pPr>
-            <w:r>
-              <w:rPr>
-                <w:b/>
-                <w:bCs/>
-                <w:sz w:val="16"/>
-                <w:szCs w:val="16"/>
-              </w:rPr>
-              <w:t>Examination Physician Signature</w:t>
-            </w:r>
-          </w:p>
-        </w:tc>
-        <w:tc>
-          <w:tcPr>
-            <w:tcW w:w="2551" w:type="dxa"/>
-            <w:gridSpan w:val="14"/>
+          </w:p>
+        </w:tc>
+        <w:tc>
+          <w:tcPr>
+            <w:tcW w:w="265" w:type="dxa"/>
             <w:tcBorders>
               <w:top w:val="single" w:sz="12" w:space="0" w:color="auto"/>
               <w:left w:val="nil"/>
@@ -36303,33 +37095,74 @@
           <w:p>
             <w:pPr>
               <w:rPr>
-                <w:sz w:val="16"/>
-                <w:szCs w:val="16"/>
-              </w:rPr>
-            </w:pPr>
-            <w:r>
-              <w:rPr>
-                <w:sz w:val="16"/>
-                <w:szCs w:val="16"/>
-              </w:rPr>
-              <w:t>{{eps}}</w:t>
-            </w:r>
-          </w:p>
-        </w:tc>
-        <w:tc>
-          <w:tcPr>
-            <w:tcW w:w="5387" w:type="dxa"/>
-            <w:gridSpan w:val="15"/>
-            <w:tcBorders>
-              <w:top w:val="single" w:sz="4" w:space="0" w:color="auto"/>
+                <w:b/>
+                <w:bCs/>
+                <w:sz w:val="16"/>
+                <w:szCs w:val="16"/>
+              </w:rPr>
+            </w:pPr>
+          </w:p>
+        </w:tc>
+        <w:tc>
+          <w:tcPr>
+            <w:tcW w:w="303" w:type="dxa"/>
+            <w:gridSpan w:val="2"/>
+            <w:tcBorders>
+              <w:top w:val="single" w:sz="12" w:space="0" w:color="auto"/>
               <w:left w:val="single" w:sz="12" w:space="0" w:color="auto"/>
-              <w:bottom w:val="single" w:sz="4" w:space="0" w:color="auto"/>
-              <w:right w:val="single" w:sz="12" w:space="0" w:color="auto"/>
-            </w:tcBorders>
-          </w:tcPr>
-          <w:p>
-            <w:pPr>
-              <w:rPr>
+            </w:tcBorders>
+          </w:tcPr>
+          <w:p>
+            <w:pPr>
+              <w:rPr>
+                <w:b/>
+                <w:bCs/>
+                <w:sz w:val="16"/>
+                <w:szCs w:val="16"/>
+              </w:rPr>
+            </w:pPr>
+          </w:p>
+        </w:tc>
+        <w:tc>
+          <w:tcPr>
+            <w:tcW w:w="4819" w:type="dxa"/>
+            <w:gridSpan w:val="17"/>
+          </w:tcPr>
+          <w:p>
+            <w:pPr>
+              <w:rPr>
+                <w:b/>
+                <w:bCs/>
+                <w:sz w:val="16"/>
+                <w:szCs w:val="16"/>
+              </w:rPr>
+            </w:pPr>
+            <w:proofErr w:type="gramStart"/>
+            <w:r>
+              <w:rPr>
+                <w:b/>
+                <w:bCs/>
+                <w:sz w:val="16"/>
+                <w:szCs w:val="16"/>
+              </w:rPr>
+              <w:t>Suggestion :</w:t>
+            </w:r>
+            <w:proofErr w:type="gramEnd"/>
+          </w:p>
+        </w:tc>
+        <w:tc>
+          <w:tcPr>
+            <w:tcW w:w="3306" w:type="dxa"/>
+            <w:gridSpan w:val="3"/>
+            <w:tcBorders>
+              <w:left w:val="nil"/>
+            </w:tcBorders>
+          </w:tcPr>
+          <w:p>
+            <w:pPr>
+              <w:rPr>
+                <w:b/>
+                <w:bCs/>
                 <w:sz w:val="16"/>
                 <w:szCs w:val="16"/>
               </w:rPr>
@@ -36340,9 +37173,346 @@
       <w:tr>
         <w:tc>
           <w:tcPr>
-            <w:tcW w:w="3227" w:type="dxa"/>
-            <w:gridSpan w:val="18"/>
-            <w:tcBorders>
+            <w:tcW w:w="269" w:type="dxa"/>
+            <w:gridSpan w:val="2"/>
+            <w:tcBorders>
+              <w:left w:val="single" w:sz="12" w:space="0" w:color="auto"/>
+            </w:tcBorders>
+          </w:tcPr>
+          <w:p>
+            <w:pPr>
+              <w:rPr>
+                <w:sz w:val="16"/>
+                <w:szCs w:val="16"/>
+              </w:rPr>
+            </w:pPr>
+          </w:p>
+        </w:tc>
+        <w:tc>
+          <w:tcPr>
+            <w:tcW w:w="5245" w:type="dxa"/>
+            <w:gridSpan w:val="30"/>
+            <w:tcBorders>
+              <w:left w:val="nil"/>
+              <w:bottom w:val="single" w:sz="2" w:space="0" w:color="auto"/>
+            </w:tcBorders>
+          </w:tcPr>
+          <w:p>
+            <w:pPr>
+              <w:ind w:left="-57"/>
+              <w:rPr>
+                <w:sz w:val="16"/>
+                <w:szCs w:val="16"/>
+              </w:rPr>
+            </w:pPr>
+            <w:r>
+              <w:rPr>
+                <w:sz w:val="16"/>
+                <w:szCs w:val="16"/>
+              </w:rPr>
+              <w:t>{{summary}}</w:t>
+            </w:r>
+          </w:p>
+        </w:tc>
+        <w:tc>
+          <w:tcPr>
+            <w:tcW w:w="265" w:type="dxa"/>
+            <w:tcBorders>
+              <w:left w:val="nil"/>
+              <w:right w:val="single" w:sz="12" w:space="0" w:color="auto"/>
+            </w:tcBorders>
+          </w:tcPr>
+          <w:p>
+            <w:pPr>
+              <w:rPr>
+                <w:sz w:val="16"/>
+                <w:szCs w:val="16"/>
+              </w:rPr>
+            </w:pPr>
+          </w:p>
+        </w:tc>
+        <w:tc>
+          <w:tcPr>
+            <w:tcW w:w="303" w:type="dxa"/>
+            <w:gridSpan w:val="2"/>
+            <w:tcBorders>
+              <w:left w:val="single" w:sz="12" w:space="0" w:color="auto"/>
+            </w:tcBorders>
+          </w:tcPr>
+          <w:p>
+            <w:pPr>
+              <w:rPr>
+                <w:sz w:val="16"/>
+                <w:szCs w:val="16"/>
+              </w:rPr>
+            </w:pPr>
+          </w:p>
+        </w:tc>
+        <w:tc>
+          <w:tcPr>
+            <w:tcW w:w="4819" w:type="dxa"/>
+            <w:gridSpan w:val="17"/>
+            <w:tcBorders>
+              <w:bottom w:val="single" w:sz="4" w:space="0" w:color="auto"/>
+            </w:tcBorders>
+          </w:tcPr>
+          <w:p>
+            <w:pPr>
+              <w:rPr>
+                <w:sz w:val="16"/>
+                <w:szCs w:val="16"/>
+              </w:rPr>
+            </w:pPr>
+            <w:r>
+              <w:rPr>
+                <w:sz w:val="16"/>
+                <w:szCs w:val="16"/>
+              </w:rPr>
+              <w:t>{{suggestion}}</w:t>
+            </w:r>
+          </w:p>
+        </w:tc>
+        <w:tc>
+          <w:tcPr>
+            <w:tcW w:w="3306" w:type="dxa"/>
+            <w:gridSpan w:val="3"/>
+            <w:tcBorders>
+              <w:left w:val="nil"/>
+            </w:tcBorders>
+          </w:tcPr>
+          <w:p>
+            <w:pPr>
+              <w:rPr>
+                <w:sz w:val="16"/>
+                <w:szCs w:val="16"/>
+              </w:rPr>
+            </w:pPr>
+          </w:p>
+        </w:tc>
+      </w:tr>
+      <w:tr>
+        <w:tc>
+          <w:tcPr>
+            <w:tcW w:w="269" w:type="dxa"/>
+            <w:gridSpan w:val="2"/>
+            <w:tcBorders>
+              <w:left w:val="single" w:sz="12" w:space="0" w:color="auto"/>
+            </w:tcBorders>
+          </w:tcPr>
+          <w:p>
+            <w:pPr>
+              <w:rPr>
+                <w:sz w:val="16"/>
+                <w:szCs w:val="16"/>
+              </w:rPr>
+            </w:pPr>
+          </w:p>
+        </w:tc>
+        <w:tc>
+          <w:tcPr>
+            <w:tcW w:w="5245" w:type="dxa"/>
+            <w:gridSpan w:val="30"/>
+            <w:tcBorders>
+              <w:top w:val="single" w:sz="2" w:space="0" w:color="auto"/>
+              <w:left w:val="nil"/>
+              <w:bottom w:val="single" w:sz="2" w:space="0" w:color="auto"/>
+            </w:tcBorders>
+          </w:tcPr>
+          <w:p>
+            <w:pPr>
+              <w:rPr>
+                <w:sz w:val="16"/>
+                <w:szCs w:val="16"/>
+              </w:rPr>
+            </w:pPr>
+          </w:p>
+        </w:tc>
+        <w:tc>
+          <w:tcPr>
+            <w:tcW w:w="265" w:type="dxa"/>
+            <w:tcBorders>
+              <w:left w:val="nil"/>
+              <w:right w:val="single" w:sz="12" w:space="0" w:color="auto"/>
+            </w:tcBorders>
+          </w:tcPr>
+          <w:p>
+            <w:pPr>
+              <w:rPr>
+                <w:sz w:val="16"/>
+                <w:szCs w:val="16"/>
+              </w:rPr>
+            </w:pPr>
+          </w:p>
+        </w:tc>
+        <w:tc>
+          <w:tcPr>
+            <w:tcW w:w="303" w:type="dxa"/>
+            <w:gridSpan w:val="2"/>
+            <w:tcBorders>
+              <w:left w:val="single" w:sz="12" w:space="0" w:color="auto"/>
+            </w:tcBorders>
+          </w:tcPr>
+          <w:p>
+            <w:pPr>
+              <w:rPr>
+                <w:sz w:val="16"/>
+                <w:szCs w:val="16"/>
+              </w:rPr>
+            </w:pPr>
+          </w:p>
+        </w:tc>
+        <w:tc>
+          <w:tcPr>
+            <w:tcW w:w="4819" w:type="dxa"/>
+            <w:gridSpan w:val="17"/>
+            <w:tcBorders>
+              <w:top w:val="single" w:sz="4" w:space="0" w:color="auto"/>
+              <w:bottom w:val="single" w:sz="2" w:space="0" w:color="auto"/>
+            </w:tcBorders>
+          </w:tcPr>
+          <w:p>
+            <w:pPr>
+              <w:rPr>
+                <w:sz w:val="16"/>
+                <w:szCs w:val="16"/>
+              </w:rPr>
+            </w:pPr>
+          </w:p>
+        </w:tc>
+        <w:tc>
+          <w:tcPr>
+            <w:tcW w:w="3306" w:type="dxa"/>
+            <w:gridSpan w:val="3"/>
+            <w:tcBorders>
+              <w:left w:val="nil"/>
+            </w:tcBorders>
+          </w:tcPr>
+          <w:p>
+            <w:pPr>
+              <w:rPr>
+                <w:sz w:val="16"/>
+                <w:szCs w:val="16"/>
+              </w:rPr>
+            </w:pPr>
+          </w:p>
+        </w:tc>
+      </w:tr>
+      <w:tr>
+        <w:tc>
+          <w:tcPr>
+            <w:tcW w:w="269" w:type="dxa"/>
+            <w:gridSpan w:val="2"/>
+            <w:tcBorders>
+              <w:left w:val="single" w:sz="12" w:space="0" w:color="auto"/>
+              <w:bottom w:val="single" w:sz="12" w:space="0" w:color="auto"/>
+            </w:tcBorders>
+          </w:tcPr>
+          <w:p>
+            <w:pPr>
+              <w:rPr>
+                <w:sz w:val="16"/>
+                <w:szCs w:val="16"/>
+              </w:rPr>
+            </w:pPr>
+          </w:p>
+        </w:tc>
+        <w:tc>
+          <w:tcPr>
+            <w:tcW w:w="5245" w:type="dxa"/>
+            <w:gridSpan w:val="30"/>
+            <w:tcBorders>
+              <w:top w:val="single" w:sz="2" w:space="0" w:color="auto"/>
+              <w:left w:val="nil"/>
+              <w:bottom w:val="single" w:sz="12" w:space="0" w:color="auto"/>
+            </w:tcBorders>
+          </w:tcPr>
+          <w:p>
+            <w:pPr>
+              <w:rPr>
+                <w:sz w:val="16"/>
+                <w:szCs w:val="16"/>
+              </w:rPr>
+            </w:pPr>
+          </w:p>
+        </w:tc>
+        <w:tc>
+          <w:tcPr>
+            <w:tcW w:w="265" w:type="dxa"/>
+            <w:tcBorders>
+              <w:left w:val="nil"/>
+              <w:bottom w:val="single" w:sz="12" w:space="0" w:color="auto"/>
+              <w:right w:val="single" w:sz="12" w:space="0" w:color="auto"/>
+            </w:tcBorders>
+          </w:tcPr>
+          <w:p>
+            <w:pPr>
+              <w:rPr>
+                <w:sz w:val="16"/>
+                <w:szCs w:val="16"/>
+              </w:rPr>
+            </w:pPr>
+          </w:p>
+        </w:tc>
+        <w:tc>
+          <w:tcPr>
+            <w:tcW w:w="303" w:type="dxa"/>
+            <w:gridSpan w:val="2"/>
+            <w:tcBorders>
+              <w:left w:val="single" w:sz="12" w:space="0" w:color="auto"/>
+            </w:tcBorders>
+          </w:tcPr>
+          <w:p>
+            <w:pPr>
+              <w:rPr>
+                <w:sz w:val="16"/>
+                <w:szCs w:val="16"/>
+              </w:rPr>
+            </w:pPr>
+          </w:p>
+        </w:tc>
+        <w:tc>
+          <w:tcPr>
+            <w:tcW w:w="4819" w:type="dxa"/>
+            <w:gridSpan w:val="17"/>
+            <w:tcBorders>
+              <w:top w:val="single" w:sz="2" w:space="0" w:color="auto"/>
+              <w:bottom w:val="single" w:sz="2" w:space="0" w:color="auto"/>
+            </w:tcBorders>
+          </w:tcPr>
+          <w:p>
+            <w:pPr>
+              <w:rPr>
+                <w:sz w:val="16"/>
+                <w:szCs w:val="16"/>
+              </w:rPr>
+            </w:pPr>
+          </w:p>
+        </w:tc>
+        <w:tc>
+          <w:tcPr>
+            <w:tcW w:w="3306" w:type="dxa"/>
+            <w:gridSpan w:val="3"/>
+            <w:tcBorders>
+              <w:left w:val="nil"/>
+            </w:tcBorders>
+          </w:tcPr>
+          <w:p>
+            <w:pPr>
+              <w:rPr>
+                <w:sz w:val="16"/>
+                <w:szCs w:val="16"/>
+              </w:rPr>
+            </w:pPr>
+          </w:p>
+        </w:tc>
+      </w:tr>
+      <w:tr>
+        <w:tc>
+          <w:tcPr>
+            <w:tcW w:w="3224" w:type="dxa"/>
+            <w:gridSpan w:val="19"/>
+            <w:tcBorders>
+              <w:top w:val="single" w:sz="12" w:space="0" w:color="auto"/>
               <w:left w:val="single" w:sz="12" w:space="0" w:color="auto"/>
             </w:tcBorders>
           </w:tcPr>
@@ -36363,18 +37533,168 @@
                 <w:sz w:val="16"/>
                 <w:szCs w:val="16"/>
               </w:rPr>
+              <w:t>Examination Physician Signature</w:t>
+            </w:r>
+          </w:p>
+        </w:tc>
+        <w:tc>
+          <w:tcPr>
+            <w:tcW w:w="2290" w:type="dxa"/>
+            <w:gridSpan w:val="13"/>
+            <w:tcBorders>
+              <w:top w:val="single" w:sz="12" w:space="0" w:color="auto"/>
+              <w:left w:val="nil"/>
+              <w:bottom w:val="single" w:sz="4" w:space="0" w:color="auto"/>
+            </w:tcBorders>
+          </w:tcPr>
+          <w:p>
+            <w:pPr>
+              <w:rPr>
+                <w:sz w:val="16"/>
+                <w:szCs w:val="16"/>
+              </w:rPr>
+            </w:pPr>
+            <w:r>
+              <w:rPr>
+                <w:sz w:val="16"/>
+                <w:szCs w:val="16"/>
+              </w:rPr>
+              <w:t>{{eps}}</w:t>
+            </w:r>
+          </w:p>
+        </w:tc>
+        <w:tc>
+          <w:tcPr>
+            <w:tcW w:w="265" w:type="dxa"/>
+            <w:tcBorders>
+              <w:top w:val="single" w:sz="12" w:space="0" w:color="auto"/>
+              <w:left w:val="nil"/>
+              <w:right w:val="single" w:sz="12" w:space="0" w:color="auto"/>
+            </w:tcBorders>
+          </w:tcPr>
+          <w:p>
+            <w:pPr>
+              <w:rPr>
+                <w:sz w:val="16"/>
+                <w:szCs w:val="16"/>
+              </w:rPr>
+            </w:pPr>
+          </w:p>
+        </w:tc>
+        <w:tc>
+          <w:tcPr>
+            <w:tcW w:w="303" w:type="dxa"/>
+            <w:gridSpan w:val="2"/>
+            <w:tcBorders>
+              <w:left w:val="single" w:sz="12" w:space="0" w:color="auto"/>
+            </w:tcBorders>
+          </w:tcPr>
+          <w:p>
+            <w:pPr>
+              <w:rPr>
+                <w:sz w:val="16"/>
+                <w:szCs w:val="16"/>
+              </w:rPr>
+            </w:pPr>
+          </w:p>
+        </w:tc>
+        <w:tc>
+          <w:tcPr>
+            <w:tcW w:w="4819" w:type="dxa"/>
+            <w:gridSpan w:val="17"/>
+            <w:tcBorders>
+              <w:top w:val="single" w:sz="2" w:space="0" w:color="auto"/>
+              <w:bottom w:val="single" w:sz="2" w:space="0" w:color="auto"/>
+            </w:tcBorders>
+          </w:tcPr>
+          <w:p>
+            <w:pPr>
+              <w:rPr>
+                <w:sz w:val="16"/>
+                <w:szCs w:val="16"/>
+              </w:rPr>
+            </w:pPr>
+          </w:p>
+        </w:tc>
+        <w:tc>
+          <w:tcPr>
+            <w:tcW w:w="3306" w:type="dxa"/>
+            <w:gridSpan w:val="3"/>
+            <w:tcBorders>
+              <w:left w:val="nil"/>
+            </w:tcBorders>
+          </w:tcPr>
+          <w:p>
+            <w:pPr>
+              <w:rPr>
+                <w:sz w:val="16"/>
+                <w:szCs w:val="16"/>
+              </w:rPr>
+            </w:pPr>
+          </w:p>
+        </w:tc>
+      </w:tr>
+      <w:tr>
+        <w:tc>
+          <w:tcPr>
+            <w:tcW w:w="3224" w:type="dxa"/>
+            <w:gridSpan w:val="19"/>
+            <w:tcBorders>
+              <w:left w:val="single" w:sz="12" w:space="0" w:color="auto"/>
+            </w:tcBorders>
+          </w:tcPr>
+          <w:p>
+            <w:pPr>
+              <w:jc w:val="right"/>
+              <w:rPr>
+                <w:b/>
+                <w:bCs/>
+                <w:sz w:val="16"/>
+                <w:szCs w:val="16"/>
+              </w:rPr>
+            </w:pPr>
+            <w:r>
+              <w:rPr>
+                <w:b/>
+                <w:bCs/>
+                <w:sz w:val="16"/>
+                <w:szCs w:val="16"/>
+              </w:rPr>
               <w:t>Hospital</w:t>
             </w:r>
           </w:p>
         </w:tc>
         <w:tc>
           <w:tcPr>
-            <w:tcW w:w="2551" w:type="dxa"/>
-            <w:gridSpan w:val="14"/>
+            <w:tcW w:w="2290" w:type="dxa"/>
+            <w:gridSpan w:val="13"/>
             <w:tcBorders>
               <w:top w:val="single" w:sz="4" w:space="0" w:color="auto"/>
               <w:left w:val="nil"/>
-              <w:bottom w:val="single" w:sz="6" w:space="0" w:color="auto"/>
+              <w:bottom w:val="single" w:sz="4" w:space="0" w:color="auto"/>
+            </w:tcBorders>
+          </w:tcPr>
+          <w:p>
+            <w:pPr>
+              <w:rPr>
+                <w:sz w:val="16"/>
+                <w:szCs w:val="16"/>
+              </w:rPr>
+            </w:pPr>
+            <w:r>
+              <w:rPr>
+                <w:sz w:val="16"/>
+                <w:szCs w:val="16"/>
+              </w:rPr>
+              <w:t>{{hospital}}</w:t>
+            </w:r>
+          </w:p>
+        </w:tc>
+        <w:tc>
+          <w:tcPr>
+            <w:tcW w:w="265" w:type="dxa"/>
+            <w:tcBorders>
+              <w:left w:val="nil"/>
               <w:right w:val="single" w:sz="12" w:space="0" w:color="auto"/>
             </w:tcBorders>
           </w:tcPr>
@@ -36385,24 +37705,49 @@
                 <w:szCs w:val="16"/>
               </w:rPr>
             </w:pPr>
-            <w:r>
-              <w:rPr>
-                <w:sz w:val="16"/>
-                <w:szCs w:val="16"/>
-              </w:rPr>
-              <w:t>{{hospital}}</w:t>
-            </w:r>
-          </w:p>
-        </w:tc>
-        <w:tc>
-          <w:tcPr>
-            <w:tcW w:w="5387" w:type="dxa"/>
-            <w:gridSpan w:val="15"/>
-            <w:tcBorders>
-              <w:top w:val="single" w:sz="4" w:space="0" w:color="auto"/>
+          </w:p>
+        </w:tc>
+        <w:tc>
+          <w:tcPr>
+            <w:tcW w:w="303" w:type="dxa"/>
+            <w:gridSpan w:val="2"/>
+            <w:tcBorders>
               <w:left w:val="single" w:sz="12" w:space="0" w:color="auto"/>
-              <w:bottom w:val="single" w:sz="4" w:space="0" w:color="auto"/>
-              <w:right w:val="single" w:sz="12" w:space="0" w:color="auto"/>
+            </w:tcBorders>
+          </w:tcPr>
+          <w:p>
+            <w:pPr>
+              <w:rPr>
+                <w:sz w:val="16"/>
+                <w:szCs w:val="16"/>
+              </w:rPr>
+            </w:pPr>
+          </w:p>
+        </w:tc>
+        <w:tc>
+          <w:tcPr>
+            <w:tcW w:w="4819" w:type="dxa"/>
+            <w:gridSpan w:val="17"/>
+            <w:tcBorders>
+              <w:top w:val="single" w:sz="2" w:space="0" w:color="auto"/>
+              <w:bottom w:val="single" w:sz="2" w:space="0" w:color="auto"/>
+            </w:tcBorders>
+          </w:tcPr>
+          <w:p>
+            <w:pPr>
+              <w:rPr>
+                <w:sz w:val="16"/>
+                <w:szCs w:val="16"/>
+              </w:rPr>
+            </w:pPr>
+          </w:p>
+        </w:tc>
+        <w:tc>
+          <w:tcPr>
+            <w:tcW w:w="3306" w:type="dxa"/>
+            <w:gridSpan w:val="3"/>
+            <w:tcBorders>
+              <w:left w:val="nil"/>
             </w:tcBorders>
           </w:tcPr>
           <w:p>
@@ -36418,8 +37763,8 @@
       <w:tr>
         <w:tc>
           <w:tcPr>
-            <w:tcW w:w="3227" w:type="dxa"/>
-            <w:gridSpan w:val="18"/>
+            <w:tcW w:w="3224" w:type="dxa"/>
+            <w:gridSpan w:val="19"/>
             <w:tcBorders>
               <w:left w:val="single" w:sz="12" w:space="0" w:color="auto"/>
             </w:tcBorders>
@@ -36447,12 +37792,35 @@
         </w:tc>
         <w:tc>
           <w:tcPr>
-            <w:tcW w:w="2551" w:type="dxa"/>
-            <w:gridSpan w:val="14"/>
-            <w:tcBorders>
-              <w:top w:val="single" w:sz="6" w:space="0" w:color="auto"/>
+            <w:tcW w:w="2290" w:type="dxa"/>
+            <w:gridSpan w:val="13"/>
+            <w:tcBorders>
+              <w:top w:val="single" w:sz="4" w:space="0" w:color="auto"/>
               <w:left w:val="nil"/>
-              <w:bottom w:val="single" w:sz="6" w:space="0" w:color="auto"/>
+              <w:bottom w:val="single" w:sz="4" w:space="0" w:color="auto"/>
+            </w:tcBorders>
+          </w:tcPr>
+          <w:p>
+            <w:pPr>
+              <w:rPr>
+                <w:sz w:val="16"/>
+                <w:szCs w:val="16"/>
+              </w:rPr>
+            </w:pPr>
+            <w:r>
+              <w:rPr>
+                <w:sz w:val="16"/>
+                <w:szCs w:val="16"/>
+              </w:rPr>
+              <w:t>{{date}}</w:t>
+            </w:r>
+          </w:p>
+        </w:tc>
+        <w:tc>
+          <w:tcPr>
+            <w:tcW w:w="265" w:type="dxa"/>
+            <w:tcBorders>
+              <w:left w:val="nil"/>
               <w:right w:val="single" w:sz="12" w:space="0" w:color="auto"/>
             </w:tcBorders>
           </w:tcPr>
@@ -36463,24 +37831,49 @@
                 <w:szCs w:val="16"/>
               </w:rPr>
             </w:pPr>
-            <w:r>
-              <w:rPr>
-                <w:sz w:val="16"/>
-                <w:szCs w:val="16"/>
-              </w:rPr>
-              <w:t>{{date}}</w:t>
-            </w:r>
-          </w:p>
-        </w:tc>
-        <w:tc>
-          <w:tcPr>
-            <w:tcW w:w="5387" w:type="dxa"/>
-            <w:gridSpan w:val="15"/>
-            <w:tcBorders>
-              <w:top w:val="single" w:sz="4" w:space="0" w:color="auto"/>
+          </w:p>
+        </w:tc>
+        <w:tc>
+          <w:tcPr>
+            <w:tcW w:w="303" w:type="dxa"/>
+            <w:gridSpan w:val="2"/>
+            <w:tcBorders>
               <w:left w:val="single" w:sz="12" w:space="0" w:color="auto"/>
-              <w:bottom w:val="single" w:sz="4" w:space="0" w:color="auto"/>
-              <w:right w:val="single" w:sz="12" w:space="0" w:color="auto"/>
+            </w:tcBorders>
+          </w:tcPr>
+          <w:p>
+            <w:pPr>
+              <w:rPr>
+                <w:sz w:val="16"/>
+                <w:szCs w:val="16"/>
+              </w:rPr>
+            </w:pPr>
+          </w:p>
+        </w:tc>
+        <w:tc>
+          <w:tcPr>
+            <w:tcW w:w="4819" w:type="dxa"/>
+            <w:gridSpan w:val="17"/>
+            <w:tcBorders>
+              <w:top w:val="single" w:sz="2" w:space="0" w:color="auto"/>
+              <w:bottom w:val="single" w:sz="2" w:space="0" w:color="auto"/>
+            </w:tcBorders>
+          </w:tcPr>
+          <w:p>
+            <w:pPr>
+              <w:rPr>
+                <w:sz w:val="16"/>
+                <w:szCs w:val="16"/>
+              </w:rPr>
+            </w:pPr>
+          </w:p>
+        </w:tc>
+        <w:tc>
+          <w:tcPr>
+            <w:tcW w:w="3306" w:type="dxa"/>
+            <w:gridSpan w:val="3"/>
+            <w:tcBorders>
+              <w:left w:val="nil"/>
             </w:tcBorders>
           </w:tcPr>
           <w:p>
@@ -36499,8 +37892,8 @@
         </w:trPr>
         <w:tc>
           <w:tcPr>
-            <w:tcW w:w="5778" w:type="dxa"/>
-            <w:gridSpan w:val="32"/>
+            <w:tcW w:w="5779" w:type="dxa"/>
+            <w:gridSpan w:val="33"/>
             <w:tcBorders>
               <w:left w:val="single" w:sz="12" w:space="0" w:color="auto"/>
               <w:bottom w:val="single" w:sz="12" w:space="0" w:color="auto"/>
@@ -36518,13 +37911,46 @@
         </w:tc>
         <w:tc>
           <w:tcPr>
-            <w:tcW w:w="5387" w:type="dxa"/>
-            <w:gridSpan w:val="15"/>
-            <w:tcBorders>
-              <w:top w:val="single" w:sz="4" w:space="0" w:color="auto"/>
+            <w:tcW w:w="303" w:type="dxa"/>
+            <w:gridSpan w:val="2"/>
+            <w:tcBorders>
               <w:left w:val="single" w:sz="12" w:space="0" w:color="auto"/>
               <w:bottom w:val="single" w:sz="12" w:space="0" w:color="auto"/>
-              <w:right w:val="single" w:sz="12" w:space="0" w:color="auto"/>
+            </w:tcBorders>
+          </w:tcPr>
+          <w:p>
+            <w:pPr>
+              <w:rPr>
+                <w:sz w:val="16"/>
+                <w:szCs w:val="16"/>
+              </w:rPr>
+            </w:pPr>
+          </w:p>
+        </w:tc>
+        <w:tc>
+          <w:tcPr>
+            <w:tcW w:w="4819" w:type="dxa"/>
+            <w:gridSpan w:val="17"/>
+            <w:tcBorders>
+              <w:top w:val="single" w:sz="2" w:space="0" w:color="auto"/>
+              <w:bottom w:val="single" w:sz="12" w:space="0" w:color="auto"/>
+            </w:tcBorders>
+          </w:tcPr>
+          <w:p>
+            <w:pPr>
+              <w:rPr>
+                <w:sz w:val="16"/>
+                <w:szCs w:val="16"/>
+              </w:rPr>
+            </w:pPr>
+          </w:p>
+        </w:tc>
+        <w:tc>
+          <w:tcPr>
+            <w:tcW w:w="3306" w:type="dxa"/>
+            <w:gridSpan w:val="3"/>
+            <w:tcBorders>
+              <w:left w:val="nil"/>
             </w:tcBorders>
           </w:tcPr>
           <w:p>
@@ -36539,9 +37965,15 @@
       </w:tr>
     </w:tbl>
     <w:p>
-      <w:r>
-        <w:br w:type="textWrapping" w:clear="all"/>
-      </w:r>
+      <w:pPr>
+        <w:sectPr>
+          <w:type w:val="oddPage"/>
+          <w:pgSz w:w="11907" w:h="16839" w:code="9"/>
+          <w:pgMar w:top="720" w:right="850" w:bottom="288" w:left="850" w:header="720" w:footer="720" w:gutter="0"/>
+          <w:cols w:space="720"/>
+          <w:docGrid w:linePitch="272"/>
+        </w:sectPr>
+      </w:pPr>
       <w:r>
         <w:br w:type="textWrapping" w:clear="all"/>
       </w:r>
@@ -36621,11 +38053,11 @@
         <w:br w:type="textWrapping" w:clear="all"/>
       </w:r>
     </w:p>
-    <w:p/>
-    <w:p/>
-    <w:p/>
-    <w:p/>
     <w:p>
+      <w:r>
+        <w:lastRenderedPageBreak/>
+        <w:br w:type="textWrapping" w:clear="all"/>
+      </w:r>
       <w:r>
         <w:rPr>
           <w:noProof/>
@@ -36951,17 +38383,17 @@
         <w:gridCol w:w="270"/>
         <w:gridCol w:w="3240"/>
         <w:gridCol w:w="1080"/>
-        <w:gridCol w:w="238"/>
-        <w:gridCol w:w="32"/>
-        <w:gridCol w:w="2768"/>
+        <w:gridCol w:w="345"/>
+        <w:gridCol w:w="2693"/>
       </w:tblGrid>
       <w:tr>
         <w:trPr>
-          <w:trHeight w:val="477"/>
+          <w:trHeight w:val="20"/>
         </w:trPr>
         <w:tc>
           <w:tcPr>
             <w:tcW w:w="1008" w:type="dxa"/>
+            <w:vAlign w:val="center"/>
           </w:tcPr>
           <w:p>
             <w:pPr>
@@ -36977,7 +38409,6 @@
                 <w:bCs/>
                 <w:lang w:bidi="ar-SA"/>
               </w:rPr>
-              <w:lastRenderedPageBreak/>
               <w:t>Name</w:t>
             </w:r>
           </w:p>
@@ -36985,9 +38416,11 @@
         <w:tc>
           <w:tcPr>
             <w:tcW w:w="270" w:type="dxa"/>
-          </w:tcPr>
-          <w:p>
-            <w:pPr>
+            <w:vAlign w:val="center"/>
+          </w:tcPr>
+          <w:p>
+            <w:pPr>
+              <w:jc w:val="center"/>
               <w:rPr>
                 <w:rFonts w:ascii="Arial" w:eastAsia="Times New Roman" w:hAnsi="Arial" w:cs="Arial"/>
                 <w:bCs/>
@@ -37010,6 +38443,7 @@
             <w:tcBorders>
               <w:bottom w:val="single" w:sz="4" w:space="0" w:color="auto"/>
             </w:tcBorders>
+            <w:vAlign w:val="center"/>
           </w:tcPr>
           <w:p>
             <w:pPr>
@@ -37030,9 +38464,11 @@
         <w:tc>
           <w:tcPr>
             <w:tcW w:w="1080" w:type="dxa"/>
-          </w:tcPr>
-          <w:p>
-            <w:pPr>
+            <w:vAlign w:val="center"/>
+          </w:tcPr>
+          <w:p>
+            <w:pPr>
+              <w:jc w:val="right"/>
               <w:rPr>
                 <w:rFonts w:ascii="Arial" w:eastAsia="Times New Roman" w:hAnsi="Arial" w:cs="Arial"/>
                 <w:bCs/>
@@ -37059,11 +38495,12 @@
         </w:tc>
         <w:tc>
           <w:tcPr>
-            <w:tcW w:w="270" w:type="dxa"/>
-            <w:gridSpan w:val="2"/>
-          </w:tcPr>
-          <w:p>
-            <w:pPr>
+            <w:tcW w:w="345" w:type="dxa"/>
+            <w:vAlign w:val="center"/>
+          </w:tcPr>
+          <w:p>
+            <w:pPr>
+              <w:jc w:val="center"/>
               <w:rPr>
                 <w:rFonts w:ascii="Arial" w:eastAsia="Times New Roman" w:hAnsi="Arial" w:cs="Arial"/>
                 <w:bCs/>
@@ -37082,10 +38519,11 @@
         </w:tc>
         <w:tc>
           <w:tcPr>
-            <w:tcW w:w="2768" w:type="dxa"/>
+            <w:tcW w:w="2693" w:type="dxa"/>
             <w:tcBorders>
               <w:bottom w:val="single" w:sz="4" w:space="0" w:color="auto"/>
             </w:tcBorders>
+            <w:vAlign w:val="center"/>
           </w:tcPr>
           <w:p>
             <w:pPr>
@@ -37136,6 +38574,7 @@
         <w:tc>
           <w:tcPr>
             <w:tcW w:w="1008" w:type="dxa"/>
+            <w:vAlign w:val="center"/>
           </w:tcPr>
           <w:p>
             <w:pPr>
@@ -37158,15 +38597,25 @@
         <w:tc>
           <w:tcPr>
             <w:tcW w:w="270" w:type="dxa"/>
-          </w:tcPr>
-          <w:p>
-            <w:pPr>
+            <w:vAlign w:val="center"/>
+          </w:tcPr>
+          <w:p>
+            <w:pPr>
+              <w:jc w:val="center"/>
               <w:rPr>
                 <w:rFonts w:ascii="Arial" w:eastAsia="Times New Roman" w:hAnsi="Arial" w:cs="Arial"/>
                 <w:bCs/>
                 <w:lang w:bidi="ar-SA"/>
               </w:rPr>
             </w:pPr>
+            <w:r>
+              <w:rPr>
+                <w:rFonts w:ascii="Arial" w:eastAsia="Times New Roman" w:hAnsi="Arial" w:cs="Arial"/>
+                <w:bCs/>
+                <w:lang w:bidi="ar-SA"/>
+              </w:rPr>
+              <w:t>:</w:t>
+            </w:r>
           </w:p>
         </w:tc>
         <w:tc>
@@ -37176,6 +38625,7 @@
               <w:top w:val="single" w:sz="4" w:space="0" w:color="auto"/>
               <w:bottom w:val="single" w:sz="4" w:space="0" w:color="auto"/>
             </w:tcBorders>
+            <w:vAlign w:val="center"/>
           </w:tcPr>
           <w:p>
             <w:pPr>
@@ -37198,9 +38648,11 @@
         <w:tc>
           <w:tcPr>
             <w:tcW w:w="1080" w:type="dxa"/>
-          </w:tcPr>
-          <w:p>
-            <w:pPr>
+            <w:vAlign w:val="center"/>
+          </w:tcPr>
+          <w:p>
+            <w:pPr>
+              <w:jc w:val="right"/>
               <w:rPr>
                 <w:rFonts w:ascii="Arial" w:eastAsia="Times New Roman" w:hAnsi="Arial" w:cs="Arial"/>
                 <w:bCs/>
@@ -37219,10 +38671,12 @@
         </w:tc>
         <w:tc>
           <w:tcPr>
-            <w:tcW w:w="238" w:type="dxa"/>
-          </w:tcPr>
-          <w:p>
-            <w:pPr>
+            <w:tcW w:w="345" w:type="dxa"/>
+            <w:vAlign w:val="center"/>
+          </w:tcPr>
+          <w:p>
+            <w:pPr>
+              <w:jc w:val="center"/>
               <w:rPr>
                 <w:rFonts w:ascii="Arial" w:eastAsia="Times New Roman" w:hAnsi="Arial" w:cs="Arial"/>
                 <w:bCs/>
@@ -37241,8 +38695,12 @@
         </w:tc>
         <w:tc>
           <w:tcPr>
-            <w:tcW w:w="2800" w:type="dxa"/>
-            <w:gridSpan w:val="2"/>
+            <w:tcW w:w="2693" w:type="dxa"/>
+            <w:tcBorders>
+              <w:top w:val="single" w:sz="4" w:space="0" w:color="auto"/>
+              <w:bottom w:val="single" w:sz="4" w:space="0" w:color="auto"/>
+            </w:tcBorders>
+            <w:vAlign w:val="center"/>
           </w:tcPr>
           <w:p>
             <w:pPr>
@@ -37628,7 +39086,7 @@
         <w:tc>
           <w:tcPr>
             <w:tcW w:w="1188" w:type="dxa"/>
-            <w:vAlign w:val="bottom"/>
+            <w:vAlign w:val="center"/>
           </w:tcPr>
           <w:p>
             <w:pPr>
@@ -37652,10 +39110,11 @@
         <w:tc>
           <w:tcPr>
             <w:tcW w:w="360" w:type="dxa"/>
-            <w:vAlign w:val="bottom"/>
-          </w:tcPr>
-          <w:p>
-            <w:pPr>
+            <w:vAlign w:val="center"/>
+          </w:tcPr>
+          <w:p>
+            <w:pPr>
+              <w:jc w:val="center"/>
               <w:rPr>
                 <w:rFonts w:ascii="Arial" w:eastAsia="Times New Roman" w:hAnsi="Arial" w:cs="Arial"/>
                 <w:bCs/>
@@ -37678,11 +39137,10 @@
             <w:tcBorders>
               <w:bottom w:val="single" w:sz="4" w:space="0" w:color="auto"/>
             </w:tcBorders>
-            <w:vAlign w:val="bottom"/>
-          </w:tcPr>
-          <w:p>
-            <w:pPr>
-              <w:jc w:val="both"/>
+            <w:vAlign w:val="center"/>
+          </w:tcPr>
+          <w:p>
+            <w:pPr>
               <w:rPr>
                 <w:rFonts w:ascii="Arial" w:eastAsia="Times New Roman" w:hAnsi="Arial" w:cs="Arial"/>
                 <w:bCs/>
@@ -37707,7 +39165,7 @@
         <w:tc>
           <w:tcPr>
             <w:tcW w:w="1188" w:type="dxa"/>
-            <w:vAlign w:val="bottom"/>
+            <w:vAlign w:val="center"/>
           </w:tcPr>
           <w:p>
             <w:pPr>
@@ -37731,10 +39189,11 @@
         <w:tc>
           <w:tcPr>
             <w:tcW w:w="360" w:type="dxa"/>
-            <w:vAlign w:val="bottom"/>
-          </w:tcPr>
-          <w:p>
-            <w:pPr>
+            <w:vAlign w:val="center"/>
+          </w:tcPr>
+          <w:p>
+            <w:pPr>
+              <w:jc w:val="center"/>
               <w:rPr>
                 <w:rFonts w:ascii="Arial" w:eastAsia="Times New Roman" w:hAnsi="Arial" w:cs="Arial"/>
                 <w:bCs/>
@@ -37758,7 +39217,7 @@
               <w:top w:val="single" w:sz="4" w:space="0" w:color="auto"/>
               <w:bottom w:val="single" w:sz="4" w:space="0" w:color="auto"/>
             </w:tcBorders>
-            <w:vAlign w:val="bottom"/>
+            <w:vAlign w:val="center"/>
           </w:tcPr>
           <w:p>
             <w:pPr>
@@ -37778,7 +39237,7 @@
         <w:tc>
           <w:tcPr>
             <w:tcW w:w="1188" w:type="dxa"/>
-            <w:vAlign w:val="bottom"/>
+            <w:vAlign w:val="center"/>
           </w:tcPr>
           <w:p>
             <w:pPr>
@@ -37802,10 +39261,11 @@
         <w:tc>
           <w:tcPr>
             <w:tcW w:w="360" w:type="dxa"/>
-            <w:vAlign w:val="bottom"/>
-          </w:tcPr>
-          <w:p>
-            <w:pPr>
+            <w:vAlign w:val="center"/>
+          </w:tcPr>
+          <w:p>
+            <w:pPr>
+              <w:jc w:val="center"/>
               <w:rPr>
                 <w:rFonts w:ascii="Arial" w:eastAsia="Times New Roman" w:hAnsi="Arial" w:cs="Arial"/>
                 <w:bCs/>
@@ -37829,7 +39289,7 @@
               <w:top w:val="single" w:sz="4" w:space="0" w:color="auto"/>
               <w:bottom w:val="single" w:sz="4" w:space="0" w:color="auto"/>
             </w:tcBorders>
-            <w:vAlign w:val="bottom"/>
+            <w:vAlign w:val="center"/>
           </w:tcPr>
           <w:p>
             <w:pPr>
@@ -38221,6 +39681,7 @@
           </w:tcPr>
           <w:p>
             <w:pPr>
+              <w:ind w:left="-113"/>
               <w:rPr>
                 <w:rFonts w:ascii="Arial" w:eastAsia="Times New Roman" w:hAnsi="Arial" w:cs="Arial"/>
                 <w:bCs/>
@@ -38607,7 +40068,6 @@
     </w:p>
     <w:p/>
     <w:sectPr>
-      <w:type w:val="oddPage"/>
       <w:pgSz w:w="11907" w:h="16839" w:code="9"/>
       <w:pgMar w:top="720" w:right="850" w:bottom="288" w:left="850" w:header="720" w:footer="720" w:gutter="0"/>
       <w:cols w:space="720"/>
